--- a/WeChat/WeChat.docx
+++ b/WeChat/WeChat.docx
@@ -5,7 +5,7 @@
     <w:p>
       <w:pPr>
         <w:rPr>
-          <w:rFonts w:ascii="微软雅黑" w:eastAsia="微软雅黑" w:hAnsi="微软雅黑"/>
+          <w:rFonts w:ascii="微软雅黑" w:eastAsia="微软雅黑" w:hAnsi="微软雅黑" w:hint="eastAsia"/>
           <w:b/>
           <w:lang w:eastAsia="zh-CN"/>
         </w:rPr>
@@ -35,7 +35,7 @@
       <w:pPr>
         <w:jc w:val="center"/>
         <w:rPr>
-          <w:rFonts w:ascii="微软雅黑" w:eastAsia="微软雅黑" w:hAnsi="微软雅黑"/>
+          <w:rFonts w:ascii="微软雅黑" w:eastAsia="微软雅黑" w:hAnsi="微软雅黑" w:hint="eastAsia"/>
         </w:rPr>
       </w:pPr>
       <w:r>
@@ -58,7 +58,7 @@
       <w:pPr>
         <w:jc w:val="center"/>
         <w:rPr>
-          <w:rFonts w:ascii="微软雅黑" w:eastAsia="微软雅黑" w:hAnsi="微软雅黑"/>
+          <w:rFonts w:ascii="微软雅黑" w:eastAsia="微软雅黑" w:hAnsi="微软雅黑" w:hint="eastAsia"/>
           <w:lang w:eastAsia="zh-CN"/>
         </w:rPr>
       </w:pPr>
@@ -67,7 +67,7 @@
       <w:pPr>
         <w:jc w:val="center"/>
         <w:rPr>
-          <w:rFonts w:ascii="微软雅黑" w:eastAsia="微软雅黑" w:hAnsi="微软雅黑"/>
+          <w:rFonts w:ascii="微软雅黑" w:eastAsia="微软雅黑" w:hAnsi="微软雅黑" w:hint="eastAsia"/>
           <w:lang w:eastAsia="zh-CN"/>
         </w:rPr>
       </w:pPr>
@@ -75,7 +75,7 @@
     <w:p>
       <w:pPr>
         <w:rPr>
-          <w:rFonts w:ascii="微软雅黑" w:eastAsia="微软雅黑" w:hAnsi="微软雅黑"/>
+          <w:rFonts w:ascii="微软雅黑" w:eastAsia="微软雅黑" w:hAnsi="微软雅黑" w:hint="eastAsia"/>
           <w:lang w:eastAsia="zh-CN"/>
         </w:rPr>
       </w:pPr>
@@ -83,7 +83,7 @@
     <w:p>
       <w:pPr>
         <w:rPr>
-          <w:rFonts w:ascii="微软雅黑" w:eastAsia="微软雅黑" w:hAnsi="微软雅黑"/>
+          <w:rFonts w:ascii="微软雅黑" w:eastAsia="微软雅黑" w:hAnsi="微软雅黑" w:hint="eastAsia"/>
           <w:lang w:eastAsia="zh-CN"/>
         </w:rPr>
       </w:pPr>
@@ -92,7 +92,7 @@
       <w:pPr>
         <w:jc w:val="right"/>
         <w:rPr>
-          <w:rFonts w:ascii="微软雅黑" w:eastAsia="微软雅黑" w:hAnsi="微软雅黑"/>
+          <w:rFonts w:ascii="微软雅黑" w:eastAsia="微软雅黑" w:hAnsi="微软雅黑" w:hint="eastAsia"/>
           <w:lang w:eastAsia="zh-CN"/>
         </w:rPr>
       </w:pPr>
@@ -108,7 +108,7 @@
       <w:pPr>
         <w:jc w:val="right"/>
         <w:rPr>
-          <w:rFonts w:ascii="微软雅黑" w:eastAsia="微软雅黑" w:hAnsi="微软雅黑"/>
+          <w:rFonts w:ascii="微软雅黑" w:eastAsia="微软雅黑" w:hAnsi="微软雅黑" w:hint="eastAsia"/>
           <w:lang w:eastAsia="zh-CN"/>
         </w:rPr>
       </w:pPr>
@@ -124,7 +124,7 @@
       <w:pPr>
         <w:pStyle w:val="1"/>
         <w:rPr>
-          <w:rFonts w:ascii="微软雅黑" w:eastAsia="微软雅黑" w:hAnsi="微软雅黑"/>
+          <w:rFonts w:ascii="微软雅黑" w:eastAsia="微软雅黑" w:hAnsi="微软雅黑" w:hint="eastAsia"/>
           <w:lang w:eastAsia="zh-CN"/>
         </w:rPr>
       </w:pPr>
@@ -141,7 +141,7 @@
       <w:pPr>
         <w:pStyle w:val="21"/>
         <w:rPr>
-          <w:rFonts w:ascii="微软雅黑" w:eastAsia="微软雅黑" w:hAnsi="微软雅黑"/>
+          <w:rFonts w:ascii="微软雅黑" w:eastAsia="微软雅黑" w:hAnsi="微软雅黑" w:hint="eastAsia"/>
           <w:lang w:eastAsia="zh-CN"/>
         </w:rPr>
       </w:pPr>
@@ -171,7 +171,7 @@
       <w:pPr>
         <w:pStyle w:val="21"/>
         <w:rPr>
-          <w:rFonts w:ascii="微软雅黑" w:eastAsia="微软雅黑" w:hAnsi="微软雅黑"/>
+          <w:rFonts w:ascii="微软雅黑" w:eastAsia="微软雅黑" w:hAnsi="微软雅黑" w:hint="eastAsia"/>
           <w:lang w:eastAsia="zh-CN"/>
         </w:rPr>
       </w:pPr>
@@ -187,7 +187,7 @@
       <w:pPr>
         <w:pStyle w:val="21"/>
         <w:rPr>
-          <w:rFonts w:ascii="微软雅黑" w:eastAsia="微软雅黑" w:hAnsi="微软雅黑"/>
+          <w:rFonts w:ascii="微软雅黑" w:eastAsia="微软雅黑" w:hAnsi="微软雅黑" w:hint="eastAsia"/>
           <w:lang w:eastAsia="zh-CN"/>
         </w:rPr>
       </w:pPr>
@@ -203,7 +203,7 @@
       <w:pPr>
         <w:pStyle w:val="21"/>
         <w:rPr>
-          <w:rFonts w:ascii="微软雅黑" w:eastAsia="微软雅黑" w:hAnsi="微软雅黑"/>
+          <w:rFonts w:ascii="微软雅黑" w:eastAsia="微软雅黑" w:hAnsi="微软雅黑" w:hint="eastAsia"/>
           <w:lang w:eastAsia="zh-CN"/>
         </w:rPr>
       </w:pPr>
@@ -219,7 +219,7 @@
       <w:pPr>
         <w:pStyle w:val="21"/>
         <w:rPr>
-          <w:rFonts w:ascii="微软雅黑" w:eastAsia="微软雅黑" w:hAnsi="微软雅黑"/>
+          <w:rFonts w:ascii="微软雅黑" w:eastAsia="微软雅黑" w:hAnsi="微软雅黑" w:hint="eastAsia"/>
           <w:lang w:eastAsia="zh-CN"/>
         </w:rPr>
       </w:pPr>
@@ -235,7 +235,7 @@
       <w:pPr>
         <w:pStyle w:val="1"/>
         <w:rPr>
-          <w:rFonts w:ascii="微软雅黑" w:eastAsia="微软雅黑" w:hAnsi="微软雅黑"/>
+          <w:rFonts w:ascii="微软雅黑" w:eastAsia="微软雅黑" w:hAnsi="微软雅黑" w:hint="eastAsia"/>
           <w:lang w:eastAsia="zh-CN"/>
         </w:rPr>
       </w:pPr>
@@ -251,7 +251,7 @@
       <w:pPr>
         <w:pStyle w:val="21"/>
         <w:rPr>
-          <w:rFonts w:ascii="微软雅黑" w:eastAsia="微软雅黑" w:hAnsi="微软雅黑"/>
+          <w:rFonts w:ascii="微软雅黑" w:eastAsia="微软雅黑" w:hAnsi="微软雅黑" w:hint="eastAsia"/>
           <w:lang w:eastAsia="zh-CN"/>
         </w:rPr>
       </w:pPr>
@@ -267,7 +267,7 @@
       <w:pPr>
         <w:pStyle w:val="21"/>
         <w:rPr>
-          <w:rFonts w:ascii="微软雅黑" w:eastAsia="微软雅黑" w:hAnsi="微软雅黑"/>
+          <w:rFonts w:ascii="微软雅黑" w:eastAsia="微软雅黑" w:hAnsi="微软雅黑" w:hint="eastAsia"/>
           <w:lang w:eastAsia="zh-CN"/>
         </w:rPr>
       </w:pPr>
@@ -283,7 +283,7 @@
       <w:pPr>
         <w:pStyle w:val="21"/>
         <w:rPr>
-          <w:rFonts w:ascii="微软雅黑" w:eastAsia="微软雅黑" w:hAnsi="微软雅黑"/>
+          <w:rFonts w:ascii="微软雅黑" w:eastAsia="微软雅黑" w:hAnsi="微软雅黑" w:hint="eastAsia"/>
           <w:lang w:eastAsia="zh-CN"/>
         </w:rPr>
       </w:pPr>
@@ -299,7 +299,7 @@
       <w:pPr>
         <w:pStyle w:val="21"/>
         <w:rPr>
-          <w:rFonts w:ascii="微软雅黑" w:eastAsia="微软雅黑" w:hAnsi="微软雅黑"/>
+          <w:rFonts w:ascii="微软雅黑" w:eastAsia="微软雅黑" w:hAnsi="微软雅黑" w:hint="eastAsia"/>
           <w:lang w:eastAsia="zh-CN"/>
         </w:rPr>
       </w:pPr>
@@ -315,7 +315,7 @@
       <w:pPr>
         <w:pStyle w:val="21"/>
         <w:rPr>
-          <w:rFonts w:ascii="微软雅黑" w:eastAsia="微软雅黑" w:hAnsi="微软雅黑"/>
+          <w:rFonts w:ascii="微软雅黑" w:eastAsia="微软雅黑" w:hAnsi="微软雅黑" w:hint="eastAsia"/>
           <w:lang w:eastAsia="zh-CN"/>
         </w:rPr>
       </w:pPr>
@@ -331,7 +331,7 @@
       <w:pPr>
         <w:pStyle w:val="1"/>
         <w:rPr>
-          <w:rFonts w:ascii="微软雅黑" w:eastAsia="微软雅黑" w:hAnsi="微软雅黑"/>
+          <w:rFonts w:ascii="微软雅黑" w:eastAsia="微软雅黑" w:hAnsi="微软雅黑" w:hint="eastAsia"/>
           <w:lang w:eastAsia="zh-CN"/>
         </w:rPr>
       </w:pPr>
@@ -356,309 +356,702 @@
           <w:rFonts w:ascii="微软雅黑" w:eastAsia="微软雅黑" w:hAnsi="微软雅黑"/>
           <w:lang w:eastAsia="zh-CN"/>
         </w:rPr>
-        <w:t>3.1 产品愿景</w:t>
+        <w:t>3.1 产品</w:t>
+      </w:r>
+      <w:r>
+        <w:rPr>
+          <w:rFonts w:ascii="微软雅黑" w:eastAsia="微软雅黑" w:hAnsi="微软雅黑" w:hint="eastAsia"/>
+          <w:lang w:eastAsia="zh-CN"/>
+        </w:rPr>
+        <w:t>介绍</w:t>
       </w:r>
     </w:p>
     <w:p>
       <w:pPr>
-        <w:pStyle w:val="21"/>
-        <w:rPr>
-          <w:rFonts w:ascii="微软雅黑" w:eastAsia="微软雅黑" w:hAnsi="微软雅黑"/>
-          <w:lang w:eastAsia="zh-CN"/>
-        </w:rPr>
-      </w:pPr>
-      <w:r>
-        <w:rPr>
-          <w:rFonts w:ascii="微软雅黑" w:eastAsia="微软雅黑" w:hAnsi="微软雅黑"/>
-          <w:lang w:eastAsia="zh-CN"/>
-        </w:rPr>
-        <w:t>3.2 产品定位</w:t>
+        <w:rPr>
+          <w:rFonts w:eastAsia="宋体" w:hint="eastAsia"/>
+          <w:b/>
+          <w:bCs/>
+          <w:lang w:eastAsia="zh-CN"/>
+        </w:rPr>
+      </w:pPr>
+      <w:r>
+        <w:rPr>
+          <w:rFonts w:eastAsia="宋体" w:hint="eastAsia"/>
+          <w:b/>
+          <w:bCs/>
+          <w:lang w:eastAsia="zh-CN"/>
+        </w:rPr>
+        <w:t>3.</w:t>
+      </w:r>
+      <w:r>
+        <w:rPr>
+          <w:rFonts w:eastAsia="宋体" w:hint="eastAsia"/>
+          <w:b/>
+          <w:bCs/>
+          <w:lang w:eastAsia="zh-CN"/>
+        </w:rPr>
+        <w:t xml:space="preserve">1.1 </w:t>
+      </w:r>
+      <w:r>
+        <w:rPr>
+          <w:rFonts w:eastAsia="宋体" w:hint="eastAsia"/>
+          <w:b/>
+          <w:bCs/>
+          <w:lang w:eastAsia="zh-CN"/>
+        </w:rPr>
+        <w:t>愿景文档的目的</w:t>
       </w:r>
     </w:p>
     <w:p>
       <w:pPr>
-        <w:pStyle w:val="21"/>
-        <w:rPr>
-          <w:rFonts w:ascii="微软雅黑" w:eastAsia="微软雅黑" w:hAnsi="微软雅黑"/>
-          <w:lang w:eastAsia="zh-CN"/>
-        </w:rPr>
-      </w:pPr>
-      <w:r>
-        <w:rPr>
-          <w:rFonts w:ascii="微软雅黑" w:eastAsia="微软雅黑" w:hAnsi="微软雅黑"/>
-          <w:lang w:eastAsia="zh-CN"/>
-        </w:rPr>
-        <w:t>3.3 主要目标用户与涉众</w:t>
+        <w:rPr>
+          <w:rFonts w:eastAsia="宋体"/>
+          <w:lang w:eastAsia="zh-CN"/>
+        </w:rPr>
+      </w:pPr>
+      <w:r>
+        <w:rPr>
+          <w:rFonts w:eastAsia="宋体" w:hint="eastAsia"/>
+          <w:lang w:eastAsia="zh-CN"/>
+        </w:rPr>
+        <w:t>文档的目的是</w:t>
+      </w:r>
+      <w:r>
+        <w:rPr>
+          <w:rFonts w:eastAsia="宋体" w:hint="eastAsia"/>
+          <w:lang w:eastAsia="zh-CN"/>
+        </w:rPr>
+        <w:t>收集、分析并定义该微信</w:t>
+      </w:r>
+      <w:r>
+        <w:rPr>
+          <w:rFonts w:eastAsia="宋体" w:hint="eastAsia"/>
+          <w:lang w:eastAsia="zh-CN"/>
+        </w:rPr>
+        <w:t>app</w:t>
+      </w:r>
+      <w:r>
+        <w:rPr>
+          <w:rFonts w:eastAsia="宋体" w:hint="eastAsia"/>
+          <w:lang w:eastAsia="zh-CN"/>
+        </w:rPr>
+        <w:t>软件</w:t>
+      </w:r>
+      <w:r>
+        <w:rPr>
+          <w:rFonts w:eastAsia="宋体"/>
+          <w:lang w:eastAsia="zh-CN"/>
+        </w:rPr>
+        <w:t xml:space="preserve"> 1.0 </w:t>
+      </w:r>
+      <w:r>
+        <w:rPr>
+          <w:rFonts w:eastAsia="宋体" w:hint="eastAsia"/>
+          <w:lang w:eastAsia="zh-CN"/>
+        </w:rPr>
+        <w:t>版本的高层用户需求</w:t>
+      </w:r>
+      <w:r>
+        <w:rPr>
+          <w:rFonts w:eastAsia="宋体" w:hint="eastAsia"/>
+          <w:lang w:eastAsia="zh-CN"/>
+        </w:rPr>
+        <w:t>和产品特性</w:t>
+      </w:r>
+      <w:r>
+        <w:rPr>
+          <w:rFonts w:eastAsia="宋体" w:hint="eastAsia"/>
+          <w:lang w:eastAsia="zh-CN"/>
+        </w:rPr>
+        <w:t>，明确产品核心方向，为后续需求细化和用例建模奠定基础。</w:t>
       </w:r>
     </w:p>
     <w:p>
       <w:pPr>
-        <w:pStyle w:val="21"/>
-        <w:rPr>
-          <w:rFonts w:ascii="微软雅黑" w:eastAsia="微软雅黑" w:hAnsi="微软雅黑"/>
-          <w:lang w:eastAsia="zh-CN"/>
-        </w:rPr>
-      </w:pPr>
-      <w:r>
-        <w:rPr>
-          <w:rFonts w:ascii="微软雅黑" w:eastAsia="微软雅黑" w:hAnsi="微软雅黑"/>
-          <w:lang w:eastAsia="zh-CN"/>
-        </w:rPr>
-        <w:t>3.4 产品主要特性与创新点</w:t>
+        <w:rPr>
+          <w:rFonts w:eastAsia="宋体"/>
+          <w:b/>
+          <w:bCs/>
+          <w:lang w:eastAsia="zh-CN"/>
+        </w:rPr>
+      </w:pPr>
+      <w:r>
+        <w:rPr>
+          <w:rFonts w:eastAsia="宋体" w:hint="eastAsia"/>
+          <w:b/>
+          <w:bCs/>
+          <w:lang w:eastAsia="zh-CN"/>
+        </w:rPr>
+        <w:t>3.</w:t>
+      </w:r>
+      <w:r>
+        <w:rPr>
+          <w:rFonts w:eastAsia="宋体"/>
+          <w:b/>
+          <w:bCs/>
+          <w:lang w:eastAsia="zh-CN"/>
+        </w:rPr>
+        <w:t xml:space="preserve">1.2 </w:t>
+      </w:r>
+      <w:r>
+        <w:rPr>
+          <w:rFonts w:eastAsia="宋体" w:hint="eastAsia"/>
+          <w:b/>
+          <w:bCs/>
+          <w:lang w:eastAsia="zh-CN"/>
+        </w:rPr>
+        <w:t>产品</w:t>
+      </w:r>
+      <w:r>
+        <w:rPr>
+          <w:rFonts w:eastAsia="宋体" w:hint="eastAsia"/>
+          <w:b/>
+          <w:bCs/>
+          <w:lang w:eastAsia="zh-CN"/>
+        </w:rPr>
+        <w:t>综</w:t>
+      </w:r>
+      <w:r>
+        <w:rPr>
+          <w:rFonts w:eastAsia="宋体" w:hint="eastAsia"/>
+          <w:b/>
+          <w:bCs/>
+          <w:lang w:eastAsia="zh-CN"/>
+        </w:rPr>
+        <w:t>述</w:t>
       </w:r>
     </w:p>
     <w:p>
       <w:pPr>
-        <w:pStyle w:val="21"/>
-        <w:rPr>
-          <w:rFonts w:ascii="微软雅黑" w:eastAsia="微软雅黑" w:hAnsi="微软雅黑"/>
-          <w:lang w:eastAsia="zh-CN"/>
-        </w:rPr>
-      </w:pPr>
-      <w:r>
-        <w:rPr>
-          <w:rFonts w:ascii="微软雅黑" w:eastAsia="微软雅黑" w:hAnsi="微软雅黑"/>
-          <w:lang w:eastAsia="zh-CN"/>
-        </w:rPr>
-        <w:lastRenderedPageBreak/>
-        <w:t>3.5 预期收益与市场价值</w:t>
+        <w:rPr>
+          <w:rFonts w:eastAsia="宋体"/>
+          <w:lang w:eastAsia="zh-CN"/>
+        </w:rPr>
+      </w:pPr>
+      <w:r>
+        <w:rPr>
+          <w:rFonts w:eastAsia="宋体" w:hint="eastAsia"/>
+          <w:lang w:eastAsia="zh-CN"/>
+        </w:rPr>
+        <w:t>本产品是基于</w:t>
+      </w:r>
+      <w:r>
+        <w:rPr>
+          <w:rFonts w:eastAsia="宋体"/>
+          <w:lang w:eastAsia="zh-CN"/>
+        </w:rPr>
+        <w:t xml:space="preserve"> C++ </w:t>
+      </w:r>
+      <w:r>
+        <w:rPr>
+          <w:rFonts w:eastAsia="宋体" w:hint="eastAsia"/>
+          <w:lang w:eastAsia="zh-CN"/>
+        </w:rPr>
+        <w:t>和</w:t>
+      </w:r>
+      <w:r>
+        <w:rPr>
+          <w:rFonts w:eastAsia="宋体"/>
+          <w:lang w:eastAsia="zh-CN"/>
+        </w:rPr>
+        <w:t xml:space="preserve"> Qt </w:t>
+      </w:r>
+      <w:r>
+        <w:rPr>
+          <w:rFonts w:eastAsia="宋体" w:hint="eastAsia"/>
+          <w:lang w:eastAsia="zh-CN"/>
+        </w:rPr>
+        <w:t>开发的跨平台</w:t>
+      </w:r>
+      <w:r>
+        <w:rPr>
+          <w:rFonts w:eastAsia="宋体"/>
+          <w:lang w:eastAsia="zh-CN"/>
+        </w:rPr>
+        <w:t xml:space="preserve"> PC </w:t>
+      </w:r>
+      <w:r>
+        <w:rPr>
+          <w:rFonts w:eastAsia="宋体" w:hint="eastAsia"/>
+          <w:lang w:eastAsia="zh-CN"/>
+        </w:rPr>
+        <w:t>端</w:t>
+      </w:r>
+      <w:r>
+        <w:rPr>
+          <w:rFonts w:eastAsia="宋体" w:hint="eastAsia"/>
+          <w:lang w:eastAsia="zh-CN"/>
+        </w:rPr>
+        <w:t>微信</w:t>
+      </w:r>
+      <w:r>
+        <w:rPr>
+          <w:rFonts w:eastAsia="宋体" w:hint="eastAsia"/>
+          <w:lang w:eastAsia="zh-CN"/>
+        </w:rPr>
+        <w:t>软件（</w:t>
+      </w:r>
+      <w:r>
+        <w:rPr>
+          <w:rFonts w:eastAsia="宋体"/>
+          <w:lang w:eastAsia="zh-CN"/>
+        </w:rPr>
+        <w:t xml:space="preserve">1.0 </w:t>
+      </w:r>
+      <w:r>
+        <w:rPr>
+          <w:rFonts w:eastAsia="宋体" w:hint="eastAsia"/>
+          <w:lang w:eastAsia="zh-CN"/>
+        </w:rPr>
+        <w:t>版本），后端采用分布式微服务架构，聚焦个人用户的基础即时通信需求，实现消息收发、好友管理等核心功能。区别于现有即时通信工具，它以</w:t>
+      </w:r>
+      <w:r>
+        <w:rPr>
+          <w:rFonts w:eastAsia="宋体"/>
+          <w:lang w:eastAsia="zh-CN"/>
+        </w:rPr>
+        <w:t xml:space="preserve"> “PC </w:t>
+      </w:r>
+      <w:r>
+        <w:rPr>
+          <w:rFonts w:eastAsia="宋体" w:hint="eastAsia"/>
+          <w:lang w:eastAsia="zh-CN"/>
+        </w:rPr>
+        <w:t>端轻量化架构</w:t>
+      </w:r>
+      <w:r>
+        <w:rPr>
+          <w:rFonts w:eastAsia="宋体"/>
+          <w:lang w:eastAsia="zh-CN"/>
+        </w:rPr>
+        <w:t xml:space="preserve"> + </w:t>
+      </w:r>
+      <w:r>
+        <w:rPr>
+          <w:rFonts w:eastAsia="宋体" w:hint="eastAsia"/>
+          <w:lang w:eastAsia="zh-CN"/>
+        </w:rPr>
+        <w:t>分布式通信技术探索”</w:t>
+      </w:r>
+      <w:r>
+        <w:rPr>
+          <w:rFonts w:eastAsia="宋体"/>
+          <w:lang w:eastAsia="zh-CN"/>
+        </w:rPr>
+        <w:t xml:space="preserve"> </w:t>
+      </w:r>
+      <w:r>
+        <w:rPr>
+          <w:rFonts w:eastAsia="宋体" w:hint="eastAsia"/>
+          <w:lang w:eastAsia="zh-CN"/>
+        </w:rPr>
+        <w:t>为特色，为用户提供简洁稳定的沟通工具。</w:t>
       </w:r>
     </w:p>
     <w:p>
       <w:pPr>
-        <w:pStyle w:val="1"/>
-        <w:rPr>
-          <w:rFonts w:ascii="微软雅黑" w:eastAsia="微软雅黑" w:hAnsi="微软雅黑"/>
-          <w:lang w:eastAsia="zh-CN"/>
-        </w:rPr>
-      </w:pPr>
-      <w:r>
-        <w:rPr>
-          <w:rFonts w:ascii="微软雅黑" w:eastAsia="微软雅黑" w:hAnsi="微软雅黑"/>
-          <w:lang w:eastAsia="zh-CN"/>
-        </w:rPr>
-        <w:t>第</w:t>
-      </w:r>
-      <w:r>
-        <w:rPr>
-          <w:rFonts w:ascii="微软雅黑" w:eastAsia="微软雅黑" w:hAnsi="微软雅黑" w:hint="eastAsia"/>
-          <w:lang w:eastAsia="zh-CN"/>
-        </w:rPr>
-        <w:t>4</w:t>
-      </w:r>
-      <w:r>
-        <w:rPr>
-          <w:rFonts w:ascii="微软雅黑" w:eastAsia="微软雅黑" w:hAnsi="微软雅黑"/>
-          <w:lang w:eastAsia="zh-CN"/>
-        </w:rPr>
-        <w:t>章 涉众分析（Stakeholder Analysis）</w:t>
+        <w:rPr>
+          <w:rFonts w:eastAsia="宋体"/>
+          <w:b/>
+          <w:bCs/>
+          <w:lang w:eastAsia="zh-CN"/>
+        </w:rPr>
+      </w:pPr>
+      <w:r>
+        <w:rPr>
+          <w:rFonts w:eastAsia="宋体" w:hint="eastAsia"/>
+          <w:b/>
+          <w:bCs/>
+          <w:lang w:eastAsia="zh-CN"/>
+        </w:rPr>
+        <w:t>3.</w:t>
+      </w:r>
+      <w:r>
+        <w:rPr>
+          <w:rFonts w:eastAsia="宋体" w:hint="eastAsia"/>
+          <w:b/>
+          <w:bCs/>
+          <w:lang w:eastAsia="zh-CN"/>
+        </w:rPr>
+        <w:t xml:space="preserve">1.3 </w:t>
+      </w:r>
+      <w:r>
+        <w:rPr>
+          <w:rFonts w:eastAsia="宋体" w:hint="eastAsia"/>
+          <w:b/>
+          <w:bCs/>
+          <w:lang w:eastAsia="zh-CN"/>
+        </w:rPr>
+        <w:t>参考</w:t>
       </w:r>
     </w:p>
     <w:p>
       <w:pPr>
-        <w:pStyle w:val="1"/>
-        <w:rPr>
-          <w:rFonts w:ascii="微软雅黑" w:eastAsia="微软雅黑" w:hAnsi="微软雅黑"/>
-        </w:rPr>
-      </w:pPr>
-      <w:r>
-        <w:rPr>
-          <w:rFonts w:ascii="微软雅黑" w:eastAsia="微软雅黑" w:hAnsi="微软雅黑"/>
-        </w:rPr>
-        <w:t>第</w:t>
-      </w:r>
-      <w:r>
-        <w:rPr>
-          <w:rFonts w:ascii="微软雅黑" w:eastAsia="微软雅黑" w:hAnsi="微软雅黑" w:hint="eastAsia"/>
-          <w:lang w:eastAsia="zh-CN"/>
-        </w:rPr>
-        <w:t>5</w:t>
-      </w:r>
-      <w:r>
-        <w:rPr>
-          <w:rFonts w:ascii="微软雅黑" w:eastAsia="微软雅黑" w:hAnsi="微软雅黑"/>
-        </w:rPr>
-        <w:t xml:space="preserve">章 </w:t>
+        <w:rPr>
+          <w:rFonts w:ascii="宋体" w:eastAsia="宋体" w:hAnsi="宋体" w:hint="eastAsia"/>
+          <w:lang w:eastAsia="zh-CN"/>
+        </w:rPr>
+      </w:pPr>
+      <w:r>
+        <w:rPr>
+          <w:rFonts w:eastAsia="宋体" w:hint="eastAsia"/>
+          <w:lang w:eastAsia="zh-CN"/>
+        </w:rPr>
+        <w:t>Managing Software Requirements  Second Edition</w:t>
+      </w:r>
+      <w:r>
+        <w:rPr>
+          <w:rFonts w:ascii="宋体" w:eastAsia="宋体" w:hAnsi="宋体" w:hint="eastAsia"/>
+        </w:rPr>
+        <w:t>(</w:t>
       </w:r>
       <w:proofErr w:type="spellStart"/>
       <w:r>
         <w:rPr>
-          <w:rFonts w:ascii="微软雅黑" w:eastAsia="微软雅黑" w:hAnsi="微软雅黑"/>
-        </w:rPr>
-        <w:t>用况建模（Use</w:t>
+          <w:rFonts w:ascii="宋体" w:eastAsia="宋体" w:hAnsi="宋体"/>
+        </w:rPr>
+        <w:t>可</w:t>
+      </w:r>
+      <w:r>
+        <w:rPr>
+          <w:rFonts w:ascii="宋体" w:eastAsia="宋体" w:hAnsi="宋体" w:cs="微软雅黑" w:hint="eastAsia"/>
+        </w:rPr>
+        <w:t>补</w:t>
+      </w:r>
+      <w:r>
+        <w:rPr>
+          <w:rFonts w:ascii="宋体" w:eastAsia="宋体" w:hAnsi="宋体" w:cs="MS Mincho" w:hint="eastAsia"/>
+        </w:rPr>
+        <w:t>充技</w:t>
+      </w:r>
+      <w:r>
+        <w:rPr>
+          <w:rFonts w:ascii="宋体" w:eastAsia="宋体" w:hAnsi="宋体" w:cs="微软雅黑" w:hint="eastAsia"/>
+        </w:rPr>
+        <w:t>术选</w:t>
+      </w:r>
+      <w:r>
+        <w:rPr>
+          <w:rFonts w:ascii="宋体" w:eastAsia="宋体" w:hAnsi="宋体" w:cs="MS Mincho" w:hint="eastAsia"/>
+        </w:rPr>
+        <w:t>型、</w:t>
+      </w:r>
+      <w:r>
+        <w:rPr>
+          <w:rFonts w:ascii="宋体" w:eastAsia="宋体" w:hAnsi="宋体" w:cs="微软雅黑" w:hint="eastAsia"/>
+        </w:rPr>
+        <w:t>竞</w:t>
+      </w:r>
+      <w:r>
+        <w:rPr>
+          <w:rFonts w:ascii="宋体" w:eastAsia="宋体" w:hAnsi="宋体" w:cs="MS Mincho" w:hint="eastAsia"/>
+        </w:rPr>
+        <w:t>品分析等文档</w:t>
       </w:r>
       <w:proofErr w:type="spellEnd"/>
       <w:r>
         <w:rPr>
-          <w:rFonts w:ascii="微软雅黑" w:eastAsia="微软雅黑" w:hAnsi="微软雅黑"/>
-        </w:rPr>
-        <w:t xml:space="preserve"> Case Modeling）</w:t>
+          <w:rFonts w:ascii="宋体" w:eastAsia="宋体" w:hAnsi="宋体" w:hint="eastAsia"/>
+        </w:rPr>
+        <w:t>)</w:t>
       </w:r>
     </w:p>
     <w:p>
       <w:pPr>
-        <w:pStyle w:val="1"/>
+        <w:pStyle w:val="21"/>
+        <w:rPr>
+          <w:rFonts w:ascii="微软雅黑" w:eastAsia="微软雅黑" w:hAnsi="微软雅黑" w:hint="eastAsia"/>
+          <w:lang w:eastAsia="zh-CN"/>
+        </w:rPr>
+      </w:pPr>
+      <w:r>
         <w:rPr>
           <w:rFonts w:ascii="微软雅黑" w:eastAsia="微软雅黑" w:hAnsi="微软雅黑"/>
-        </w:rPr>
-      </w:pPr>
-      <w:r>
-        <w:rPr>
-          <w:rFonts w:ascii="微软雅黑" w:eastAsia="微软雅黑" w:hAnsi="微软雅黑"/>
-        </w:rPr>
-        <w:t>第</w:t>
+          <w:lang w:eastAsia="zh-CN"/>
+        </w:rPr>
+        <w:t xml:space="preserve">3.2 </w:t>
       </w:r>
       <w:r>
         <w:rPr>
           <w:rFonts w:ascii="微软雅黑" w:eastAsia="微软雅黑" w:hAnsi="微软雅黑" w:hint="eastAsia"/>
           <w:lang w:eastAsia="zh-CN"/>
         </w:rPr>
-        <w:t>6</w:t>
-      </w:r>
-      <w:r>
-        <w:rPr>
-          <w:rFonts w:ascii="微软雅黑" w:eastAsia="微软雅黑" w:hAnsi="微软雅黑"/>
-        </w:rPr>
-        <w:t xml:space="preserve">章 </w:t>
-      </w:r>
-      <w:proofErr w:type="spellStart"/>
-      <w:r>
-        <w:rPr>
-          <w:rFonts w:ascii="微软雅黑" w:eastAsia="微软雅黑" w:hAnsi="微软雅黑"/>
-        </w:rPr>
-        <w:t>需求分析（Requirement</w:t>
-      </w:r>
-      <w:proofErr w:type="spellEnd"/>
-      <w:r>
-        <w:rPr>
-          <w:rFonts w:ascii="微软雅黑" w:eastAsia="微软雅黑" w:hAnsi="微软雅黑"/>
-        </w:rPr>
-        <w:t xml:space="preserve"> Analysis）</w:t>
+        <w:t>用户描述</w:t>
       </w:r>
     </w:p>
     <w:p>
       <w:pPr>
-        <w:pStyle w:val="1"/>
-        <w:rPr>
-          <w:rFonts w:ascii="微软雅黑" w:eastAsia="微软雅黑" w:hAnsi="微软雅黑"/>
-          <w:lang w:eastAsia="zh-CN"/>
-        </w:rPr>
-      </w:pPr>
-      <w:r>
-        <w:rPr>
-          <w:rFonts w:ascii="微软雅黑" w:eastAsia="微软雅黑" w:hAnsi="微软雅黑"/>
-          <w:lang w:eastAsia="zh-CN"/>
-        </w:rPr>
-        <w:t>第</w:t>
-      </w:r>
-      <w:r>
-        <w:rPr>
-          <w:rFonts w:ascii="微软雅黑" w:eastAsia="微软雅黑" w:hAnsi="微软雅黑" w:hint="eastAsia"/>
-          <w:lang w:eastAsia="zh-CN"/>
-        </w:rPr>
-        <w:t>7</w:t>
-      </w:r>
-      <w:r>
-        <w:rPr>
-          <w:rFonts w:ascii="微软雅黑" w:eastAsia="微软雅黑" w:hAnsi="微软雅黑"/>
-          <w:lang w:eastAsia="zh-CN"/>
-        </w:rPr>
-        <w:t>章 用例与UML模型（UML Modeling）</w:t>
+        <w:rPr>
+          <w:rFonts w:ascii="宋体" w:eastAsia="宋体" w:hAnsi="宋体"/>
+          <w:b/>
+          <w:bCs/>
+          <w:lang w:eastAsia="zh-CN"/>
+        </w:rPr>
+      </w:pPr>
+      <w:r>
+        <w:rPr>
+          <w:rFonts w:ascii="宋体" w:eastAsia="宋体" w:hAnsi="宋体" w:hint="eastAsia"/>
+          <w:b/>
+          <w:bCs/>
+          <w:lang w:eastAsia="zh-CN"/>
+        </w:rPr>
+        <w:t>3.</w:t>
+      </w:r>
+      <w:r>
+        <w:rPr>
+          <w:rFonts w:ascii="宋体" w:eastAsia="宋体" w:hAnsi="宋体"/>
+          <w:b/>
+          <w:bCs/>
+          <w:lang w:eastAsia="zh-CN"/>
+        </w:rPr>
+        <w:t xml:space="preserve">2.1 </w:t>
+      </w:r>
+      <w:r>
+        <w:rPr>
+          <w:rFonts w:ascii="宋体" w:eastAsia="宋体" w:hAnsi="宋体" w:hint="eastAsia"/>
+          <w:b/>
+          <w:bCs/>
+          <w:lang w:eastAsia="zh-CN"/>
+        </w:rPr>
+        <w:t>用户</w:t>
+      </w:r>
+      <w:r>
+        <w:rPr>
+          <w:rFonts w:ascii="宋体" w:eastAsia="宋体" w:hAnsi="宋体"/>
+          <w:b/>
+          <w:bCs/>
+          <w:lang w:eastAsia="zh-CN"/>
+        </w:rPr>
+        <w:t>/</w:t>
+      </w:r>
+      <w:r>
+        <w:rPr>
+          <w:rFonts w:ascii="宋体" w:eastAsia="宋体" w:hAnsi="宋体" w:hint="eastAsia"/>
+          <w:b/>
+          <w:bCs/>
+          <w:lang w:eastAsia="zh-CN"/>
+        </w:rPr>
+        <w:t>市场</w:t>
+      </w:r>
+      <w:r>
+        <w:rPr>
+          <w:rFonts w:ascii="宋体" w:eastAsia="宋体" w:hAnsi="宋体" w:hint="eastAsia"/>
+          <w:b/>
+          <w:bCs/>
+          <w:lang w:eastAsia="zh-CN"/>
+        </w:rPr>
+        <w:t>统计</w:t>
       </w:r>
     </w:p>
     <w:p>
       <w:pPr>
         <w:rPr>
-          <w:rFonts w:ascii="微软雅黑" w:eastAsia="微软雅黑" w:hAnsi="微软雅黑"/>
-          <w:lang w:eastAsia="zh-CN"/>
-        </w:rPr>
-      </w:pPr>
-      <w:r>
-        <w:rPr>
-          <w:rFonts w:ascii="微软雅黑" w:eastAsia="微软雅黑" w:hAnsi="微软雅黑"/>
-          <w:lang w:eastAsia="zh-CN"/>
-        </w:rPr>
-        <w:t>系统模型包括：用例图、类图、顺序图、状态图、活动图。每种模型用于不同视角的系统表达。</w:t>
+          <w:rFonts w:ascii="宋体" w:eastAsia="宋体" w:hAnsi="宋体" w:hint="eastAsia"/>
+          <w:b/>
+          <w:bCs/>
+          <w:lang w:eastAsia="zh-CN"/>
+        </w:rPr>
+      </w:pPr>
+      <w:r>
+        <w:rPr>
+          <w:rFonts w:ascii="宋体" w:eastAsia="宋体" w:hAnsi="宋体" w:hint="eastAsia"/>
+          <w:b/>
+          <w:bCs/>
+          <w:lang w:eastAsia="zh-CN"/>
+        </w:rPr>
+        <w:t>3.</w:t>
+      </w:r>
+      <w:r>
+        <w:rPr>
+          <w:rFonts w:ascii="宋体" w:eastAsia="宋体" w:hAnsi="宋体"/>
+          <w:b/>
+          <w:bCs/>
+          <w:lang w:eastAsia="zh-CN"/>
+        </w:rPr>
+        <w:t xml:space="preserve">2.2 </w:t>
+      </w:r>
+      <w:r>
+        <w:rPr>
+          <w:rFonts w:ascii="宋体" w:eastAsia="宋体" w:hAnsi="宋体" w:hint="eastAsia"/>
+          <w:b/>
+          <w:bCs/>
+          <w:lang w:eastAsia="zh-CN"/>
+        </w:rPr>
+        <w:t>涉众和用户</w:t>
       </w:r>
     </w:p>
     <w:p>
       <w:pPr>
         <w:rPr>
-          <w:rFonts w:ascii="微软雅黑" w:eastAsia="微软雅黑" w:hAnsi="微软雅黑"/>
-          <w:lang w:eastAsia="zh-CN"/>
-        </w:rPr>
-      </w:pPr>
-      <w:r>
-        <w:rPr>
-          <w:rFonts w:ascii="微软雅黑" w:eastAsia="微软雅黑" w:hAnsi="微软雅黑"/>
-          <w:lang w:eastAsia="zh-CN"/>
-        </w:rPr>
-        <w:t>图8-1 用例图</w:t>
+          <w:rFonts w:ascii="宋体" w:eastAsia="宋体" w:hAnsi="宋体"/>
+          <w:b/>
+          <w:bCs/>
+          <w:lang w:eastAsia="zh-CN"/>
+        </w:rPr>
+      </w:pPr>
+      <w:r>
+        <w:rPr>
+          <w:rFonts w:ascii="宋体" w:eastAsia="宋体" w:hAnsi="宋体" w:hint="eastAsia"/>
+          <w:b/>
+          <w:bCs/>
+          <w:lang w:eastAsia="zh-CN"/>
+        </w:rPr>
+        <w:t>3.</w:t>
+      </w:r>
+      <w:r>
+        <w:rPr>
+          <w:rFonts w:ascii="宋体" w:eastAsia="宋体" w:hAnsi="宋体"/>
+          <w:b/>
+          <w:bCs/>
+          <w:lang w:eastAsia="zh-CN"/>
+        </w:rPr>
+        <w:t xml:space="preserve">2.3 </w:t>
+      </w:r>
+      <w:r>
+        <w:rPr>
+          <w:rFonts w:ascii="宋体" w:eastAsia="宋体" w:hAnsi="宋体" w:hint="eastAsia"/>
+          <w:b/>
+          <w:bCs/>
+          <w:lang w:eastAsia="zh-CN"/>
+        </w:rPr>
+        <w:t>用户环境</w:t>
       </w:r>
     </w:p>
     <w:p>
       <w:pPr>
         <w:rPr>
-          <w:rFonts w:ascii="微软雅黑" w:eastAsia="微软雅黑" w:hAnsi="微软雅黑"/>
-          <w:lang w:eastAsia="zh-CN"/>
-        </w:rPr>
-      </w:pPr>
-      <w:r>
-        <w:rPr>
-          <w:rFonts w:ascii="微软雅黑" w:eastAsia="微软雅黑" w:hAnsi="微软雅黑"/>
-          <w:lang w:eastAsia="zh-CN"/>
-        </w:rPr>
-        <w:t>图8-2 类图</w:t>
+          <w:rFonts w:ascii="宋体" w:eastAsia="宋体" w:hAnsi="宋体"/>
+          <w:b/>
+          <w:bCs/>
+          <w:lang w:eastAsia="zh-CN"/>
+        </w:rPr>
+      </w:pPr>
+      <w:r>
+        <w:rPr>
+          <w:rFonts w:ascii="宋体" w:eastAsia="宋体" w:hAnsi="宋体" w:hint="eastAsia"/>
+          <w:b/>
+          <w:bCs/>
+          <w:lang w:eastAsia="zh-CN"/>
+        </w:rPr>
+        <w:t>3.</w:t>
+      </w:r>
+      <w:r>
+        <w:rPr>
+          <w:rFonts w:ascii="宋体" w:eastAsia="宋体" w:hAnsi="宋体"/>
+          <w:b/>
+          <w:bCs/>
+          <w:lang w:eastAsia="zh-CN"/>
+        </w:rPr>
+        <w:t xml:space="preserve">2.4 </w:t>
+      </w:r>
+      <w:r>
+        <w:rPr>
+          <w:rFonts w:ascii="宋体" w:eastAsia="宋体" w:hAnsi="宋体" w:hint="eastAsia"/>
+          <w:b/>
+          <w:bCs/>
+          <w:lang w:eastAsia="zh-CN"/>
+        </w:rPr>
+        <w:t>关键</w:t>
+      </w:r>
+      <w:r>
+        <w:rPr>
+          <w:rFonts w:ascii="宋体" w:eastAsia="宋体" w:hAnsi="宋体" w:hint="eastAsia"/>
+          <w:b/>
+          <w:bCs/>
+          <w:lang w:eastAsia="zh-CN"/>
+        </w:rPr>
+        <w:t>涉众和</w:t>
+      </w:r>
+      <w:r>
+        <w:rPr>
+          <w:rFonts w:ascii="宋体" w:eastAsia="宋体" w:hAnsi="宋体" w:hint="eastAsia"/>
+          <w:b/>
+          <w:bCs/>
+          <w:lang w:eastAsia="zh-CN"/>
+        </w:rPr>
+        <w:t>用户需求</w:t>
       </w:r>
     </w:p>
     <w:p>
       <w:pPr>
         <w:rPr>
-          <w:rFonts w:ascii="微软雅黑" w:eastAsia="微软雅黑" w:hAnsi="微软雅黑"/>
-          <w:lang w:eastAsia="zh-CN"/>
-        </w:rPr>
-      </w:pPr>
-      <w:r>
-        <w:rPr>
-          <w:rFonts w:ascii="微软雅黑" w:eastAsia="微软雅黑" w:hAnsi="微软雅黑"/>
-          <w:lang w:eastAsia="zh-CN"/>
-        </w:rPr>
-        <w:t>图8-3 顺序图</w:t>
+          <w:rFonts w:ascii="宋体" w:eastAsia="宋体" w:hAnsi="宋体"/>
+          <w:lang w:eastAsia="zh-CN"/>
+        </w:rPr>
+      </w:pPr>
+      <w:r>
+        <w:rPr>
+          <w:rFonts w:ascii="宋体" w:eastAsia="宋体" w:hAnsi="宋体" w:hint="eastAsia"/>
+          <w:lang w:eastAsia="zh-CN"/>
+        </w:rPr>
+        <w:t>实现文字、图片消息的即时收发，且消息送达状态可查。</w:t>
       </w:r>
     </w:p>
     <w:p>
       <w:pPr>
         <w:rPr>
-          <w:rFonts w:ascii="微软雅黑" w:eastAsia="微软雅黑" w:hAnsi="微软雅黑"/>
-          <w:lang w:eastAsia="zh-CN"/>
-        </w:rPr>
-      </w:pPr>
-      <w:r>
-        <w:rPr>
-          <w:rFonts w:ascii="微软雅黑" w:eastAsia="微软雅黑" w:hAnsi="微软雅黑"/>
-          <w:lang w:eastAsia="zh-CN"/>
-        </w:rPr>
-        <w:t>图8-4 状态图</w:t>
+          <w:rFonts w:ascii="宋体" w:eastAsia="宋体" w:hAnsi="宋体"/>
+          <w:lang w:eastAsia="zh-CN"/>
+        </w:rPr>
+      </w:pPr>
+      <w:r>
+        <w:rPr>
+          <w:rFonts w:ascii="宋体" w:eastAsia="宋体" w:hAnsi="宋体" w:hint="eastAsia"/>
+          <w:lang w:eastAsia="zh-CN"/>
+        </w:rPr>
+        <w:t>支持好友添加、分组管理，好友在线状态可见。</w:t>
       </w:r>
     </w:p>
     <w:p>
       <w:pPr>
         <w:rPr>
-          <w:rFonts w:ascii="微软雅黑" w:eastAsia="微软雅黑" w:hAnsi="微软雅黑"/>
-          <w:lang w:eastAsia="zh-CN"/>
-        </w:rPr>
-      </w:pPr>
-      <w:r>
-        <w:rPr>
-          <w:rFonts w:ascii="微软雅黑" w:eastAsia="微软雅黑" w:hAnsi="微软雅黑"/>
-          <w:lang w:eastAsia="zh-CN"/>
-        </w:rPr>
-        <w:t>图8-5 活动图</w:t>
+          <w:rFonts w:ascii="宋体" w:eastAsia="宋体" w:hAnsi="宋体"/>
+          <w:b/>
+          <w:bCs/>
+          <w:lang w:eastAsia="zh-CN"/>
+        </w:rPr>
+      </w:pPr>
+      <w:r>
+        <w:rPr>
+          <w:rFonts w:ascii="宋体" w:eastAsia="宋体" w:hAnsi="宋体" w:hint="eastAsia"/>
+          <w:b/>
+          <w:bCs/>
+          <w:lang w:eastAsia="zh-CN"/>
+        </w:rPr>
+        <w:t>3.</w:t>
+      </w:r>
+      <w:r>
+        <w:rPr>
+          <w:rFonts w:ascii="宋体" w:eastAsia="宋体" w:hAnsi="宋体"/>
+          <w:b/>
+          <w:bCs/>
+          <w:lang w:eastAsia="zh-CN"/>
+        </w:rPr>
+        <w:t xml:space="preserve">2.5 </w:t>
+      </w:r>
+      <w:r>
+        <w:rPr>
+          <w:rFonts w:ascii="宋体" w:eastAsia="宋体" w:hAnsi="宋体" w:hint="eastAsia"/>
+          <w:b/>
+          <w:bCs/>
+          <w:lang w:eastAsia="zh-CN"/>
+        </w:rPr>
+        <w:t>替代方案与竞争</w:t>
+      </w:r>
+      <w:r>
+        <w:rPr>
+          <w:rFonts w:ascii="宋体" w:eastAsia="宋体" w:hAnsi="宋体" w:hint="eastAsia"/>
+          <w:b/>
+          <w:bCs/>
+          <w:lang w:eastAsia="zh-CN"/>
+        </w:rPr>
+        <w:t>（产品概述的联合与竞争）</w:t>
       </w:r>
     </w:p>
     <w:p>
       <w:pPr>
-        <w:pStyle w:val="1"/>
+        <w:pStyle w:val="21"/>
         <w:rPr>
           <w:rFonts w:ascii="微软雅黑" w:eastAsia="微软雅黑" w:hAnsi="微软雅黑"/>
           <w:lang w:eastAsia="zh-CN"/>
@@ -669,27 +1062,3557 @@
           <w:rFonts w:ascii="微软雅黑" w:eastAsia="微软雅黑" w:hAnsi="微软雅黑"/>
           <w:lang w:eastAsia="zh-CN"/>
         </w:rPr>
-        <w:t>第</w:t>
+        <w:t xml:space="preserve">3.3 </w:t>
       </w:r>
       <w:r>
         <w:rPr>
           <w:rFonts w:ascii="微软雅黑" w:eastAsia="微软雅黑" w:hAnsi="微软雅黑" w:hint="eastAsia"/>
           <w:lang w:eastAsia="zh-CN"/>
         </w:rPr>
-        <w:t>8</w:t>
-      </w:r>
-      <w:r>
-        <w:rPr>
-          <w:rFonts w:ascii="微软雅黑" w:eastAsia="微软雅黑" w:hAnsi="微软雅黑"/>
-          <w:lang w:eastAsia="zh-CN"/>
-        </w:rPr>
-        <w:t>章 结论与展望</w:t>
+        <w:t>产品</w:t>
+      </w:r>
+      <w:r>
+        <w:rPr>
+          <w:rFonts w:ascii="微软雅黑" w:eastAsia="微软雅黑" w:hAnsi="微软雅黑" w:hint="eastAsia"/>
+          <w:lang w:eastAsia="zh-CN"/>
+        </w:rPr>
+        <w:t>概述</w:t>
       </w:r>
     </w:p>
     <w:p>
       <w:pPr>
         <w:rPr>
+          <w:rFonts w:eastAsia="宋体"/>
+          <w:b/>
+          <w:bCs/>
+          <w:lang w:eastAsia="zh-CN"/>
+        </w:rPr>
+      </w:pPr>
+      <w:r>
+        <w:rPr>
+          <w:rFonts w:eastAsia="宋体" w:hint="eastAsia"/>
+          <w:b/>
+          <w:bCs/>
+          <w:lang w:eastAsia="zh-CN"/>
+        </w:rPr>
+        <w:t>3.</w:t>
+      </w:r>
+      <w:r>
+        <w:rPr>
+          <w:rFonts w:eastAsia="宋体"/>
+          <w:b/>
+          <w:bCs/>
+          <w:lang w:eastAsia="zh-CN"/>
+        </w:rPr>
+        <w:t xml:space="preserve">3.1 </w:t>
+      </w:r>
+      <w:r>
+        <w:rPr>
+          <w:rFonts w:eastAsia="宋体" w:hint="eastAsia"/>
+          <w:b/>
+          <w:bCs/>
+          <w:lang w:eastAsia="zh-CN"/>
+        </w:rPr>
+        <w:t>产品</w:t>
+      </w:r>
+      <w:r>
+        <w:rPr>
+          <w:rFonts w:eastAsia="宋体" w:hint="eastAsia"/>
+          <w:b/>
+          <w:bCs/>
+          <w:lang w:eastAsia="zh-CN"/>
+        </w:rPr>
+        <w:t>前景</w:t>
+      </w:r>
+    </w:p>
+    <w:p>
+      <w:pPr>
+        <w:rPr>
+          <w:rFonts w:eastAsia="宋体"/>
+          <w:lang w:eastAsia="zh-CN"/>
+        </w:rPr>
+      </w:pPr>
+      <w:r>
+        <w:rPr>
+          <w:rFonts w:eastAsia="宋体" w:hint="eastAsia"/>
+          <w:lang w:eastAsia="zh-CN"/>
+        </w:rPr>
+        <w:t>本产品是独立的</w:t>
+      </w:r>
+      <w:r>
+        <w:rPr>
+          <w:rFonts w:eastAsia="宋体"/>
+          <w:lang w:eastAsia="zh-CN"/>
+        </w:rPr>
+        <w:t xml:space="preserve"> PC </w:t>
+      </w:r>
+      <w:r>
+        <w:rPr>
+          <w:rFonts w:eastAsia="宋体" w:hint="eastAsia"/>
+          <w:lang w:eastAsia="zh-CN"/>
+        </w:rPr>
+        <w:t>端即时通信软件，对外通过网络与好友设备通信，对内通过</w:t>
+      </w:r>
+      <w:proofErr w:type="spellStart"/>
+      <w:r>
+        <w:rPr>
+          <w:rFonts w:eastAsia="宋体"/>
+          <w:lang w:eastAsia="zh-CN"/>
+        </w:rPr>
+        <w:t>GateServer</w:t>
+      </w:r>
+      <w:proofErr w:type="spellEnd"/>
+      <w:r>
+        <w:rPr>
+          <w:rFonts w:eastAsia="宋体"/>
+          <w:lang w:eastAsia="zh-CN"/>
+        </w:rPr>
+        <w:t xml:space="preserve"> </w:t>
+      </w:r>
+      <w:proofErr w:type="spellStart"/>
+      <w:r>
+        <w:rPr>
+          <w:rFonts w:eastAsia="宋体"/>
+          <w:lang w:eastAsia="zh-CN"/>
+        </w:rPr>
+        <w:t>ChatServer</w:t>
+      </w:r>
+      <w:proofErr w:type="spellEnd"/>
+      <w:r>
+        <w:rPr>
+          <w:rFonts w:eastAsia="宋体" w:hint="eastAsia"/>
+          <w:lang w:eastAsia="zh-CN"/>
+        </w:rPr>
+        <w:t>等分布式微服务处理连接、消息、状态等逻辑，数据存储依赖</w:t>
+      </w:r>
+      <w:r>
+        <w:rPr>
+          <w:rFonts w:eastAsia="宋体"/>
+          <w:lang w:eastAsia="zh-CN"/>
+        </w:rPr>
+        <w:t xml:space="preserve"> Redis </w:t>
+      </w:r>
+      <w:r>
+        <w:rPr>
+          <w:rFonts w:eastAsia="宋体" w:hint="eastAsia"/>
+          <w:lang w:eastAsia="zh-CN"/>
+        </w:rPr>
+        <w:t>缓存和</w:t>
+      </w:r>
+      <w:r>
+        <w:rPr>
+          <w:rFonts w:eastAsia="宋体"/>
+          <w:lang w:eastAsia="zh-CN"/>
+        </w:rPr>
+        <w:t xml:space="preserve"> MySQL </w:t>
+      </w:r>
+      <w:r>
+        <w:rPr>
+          <w:rFonts w:eastAsia="宋体" w:hint="eastAsia"/>
+          <w:lang w:eastAsia="zh-CN"/>
+        </w:rPr>
+        <w:t>数据库。</w:t>
+      </w:r>
+    </w:p>
+    <w:p>
+      <w:pPr>
+        <w:rPr>
+          <w:rFonts w:eastAsia="宋体"/>
+          <w:b/>
+          <w:bCs/>
+          <w:lang w:eastAsia="zh-CN"/>
+        </w:rPr>
+      </w:pPr>
+      <w:r>
+        <w:rPr>
+          <w:rFonts w:eastAsia="宋体" w:hint="eastAsia"/>
+          <w:b/>
+          <w:bCs/>
+          <w:lang w:eastAsia="zh-CN"/>
+        </w:rPr>
+        <w:t>3.</w:t>
+      </w:r>
+      <w:r>
+        <w:rPr>
+          <w:rFonts w:eastAsia="宋体"/>
+          <w:b/>
+          <w:bCs/>
+          <w:lang w:eastAsia="zh-CN"/>
+        </w:rPr>
+        <w:t xml:space="preserve">3.2 </w:t>
+      </w:r>
+      <w:r>
+        <w:rPr>
+          <w:rFonts w:eastAsia="宋体" w:hint="eastAsia"/>
+          <w:b/>
+          <w:bCs/>
+          <w:lang w:eastAsia="zh-CN"/>
+        </w:rPr>
+        <w:t>产品定位</w:t>
+      </w:r>
+      <w:r>
+        <w:rPr>
+          <w:rFonts w:eastAsia="宋体" w:hint="eastAsia"/>
+          <w:b/>
+          <w:bCs/>
+          <w:lang w:eastAsia="zh-CN"/>
+        </w:rPr>
+        <w:t>陈述</w:t>
+      </w:r>
+    </w:p>
+    <w:tbl>
+      <w:tblPr>
+        <w:tblStyle w:val="aff1"/>
+        <w:tblW w:w="0" w:type="auto"/>
+        <w:tblLook w:val="04A0" w:firstRow="1" w:lastRow="0" w:firstColumn="1" w:lastColumn="0" w:noHBand="0" w:noVBand="1"/>
+      </w:tblPr>
+      <w:tblGrid>
+        <w:gridCol w:w="1526"/>
+        <w:gridCol w:w="7330"/>
+      </w:tblGrid>
+      <w:tr>
+        <w:tc>
+          <w:tcPr>
+            <w:tcW w:w="1526" w:type="dxa"/>
+          </w:tcPr>
+          <w:p>
+            <w:pPr>
+              <w:rPr>
+                <w:rFonts w:eastAsia="宋体" w:hint="eastAsia"/>
+                <w:b/>
+                <w:bCs/>
+                <w:lang w:eastAsia="zh-CN"/>
+              </w:rPr>
+            </w:pPr>
+            <w:r>
+              <w:rPr>
+                <w:rFonts w:eastAsia="宋体" w:hint="eastAsia"/>
+                <w:b/>
+                <w:bCs/>
+                <w:lang w:eastAsia="zh-CN"/>
+              </w:rPr>
+              <w:t>For</w:t>
+            </w:r>
+          </w:p>
+        </w:tc>
+        <w:tc>
+          <w:tcPr>
+            <w:tcW w:w="7330" w:type="dxa"/>
+          </w:tcPr>
+          <w:p>
+            <w:pPr>
+              <w:rPr>
+                <w:rFonts w:eastAsia="宋体" w:hint="eastAsia"/>
+                <w:b/>
+                <w:bCs/>
+                <w:lang w:eastAsia="zh-CN"/>
+              </w:rPr>
+            </w:pPr>
+          </w:p>
+        </w:tc>
+      </w:tr>
+      <w:tr>
+        <w:tc>
+          <w:tcPr>
+            <w:tcW w:w="1526" w:type="dxa"/>
+          </w:tcPr>
+          <w:p>
+            <w:pPr>
+              <w:rPr>
+                <w:rFonts w:eastAsia="宋体" w:hint="eastAsia"/>
+                <w:b/>
+                <w:bCs/>
+                <w:lang w:eastAsia="zh-CN"/>
+              </w:rPr>
+            </w:pPr>
+            <w:r>
+              <w:rPr>
+                <w:rFonts w:eastAsia="宋体" w:hint="eastAsia"/>
+                <w:b/>
+                <w:bCs/>
+                <w:lang w:eastAsia="zh-CN"/>
+              </w:rPr>
+              <w:t>Who</w:t>
+            </w:r>
+          </w:p>
+        </w:tc>
+        <w:tc>
+          <w:tcPr>
+            <w:tcW w:w="7330" w:type="dxa"/>
+          </w:tcPr>
+          <w:p>
+            <w:pPr>
+              <w:rPr>
+                <w:rFonts w:eastAsia="宋体"/>
+                <w:b/>
+                <w:bCs/>
+                <w:lang w:eastAsia="zh-CN"/>
+              </w:rPr>
+            </w:pPr>
+          </w:p>
+        </w:tc>
+      </w:tr>
+      <w:tr>
+        <w:tc>
+          <w:tcPr>
+            <w:tcW w:w="1526" w:type="dxa"/>
+          </w:tcPr>
+          <w:p>
+            <w:pPr>
+              <w:rPr>
+                <w:rFonts w:eastAsia="宋体" w:hint="eastAsia"/>
+                <w:b/>
+                <w:bCs/>
+                <w:lang w:eastAsia="zh-CN"/>
+              </w:rPr>
+            </w:pPr>
+            <w:r>
+              <w:rPr>
+                <w:rFonts w:eastAsia="宋体" w:hint="eastAsia"/>
+                <w:b/>
+                <w:bCs/>
+                <w:lang w:eastAsia="zh-CN"/>
+              </w:rPr>
+              <w:t>The</w:t>
+            </w:r>
+          </w:p>
+        </w:tc>
+        <w:tc>
+          <w:tcPr>
+            <w:tcW w:w="7330" w:type="dxa"/>
+          </w:tcPr>
+          <w:p>
+            <w:pPr>
+              <w:rPr>
+                <w:rFonts w:eastAsia="宋体" w:hint="eastAsia"/>
+                <w:b/>
+                <w:bCs/>
+                <w:lang w:eastAsia="zh-CN"/>
+              </w:rPr>
+            </w:pPr>
+            <w:proofErr w:type="spellStart"/>
+            <w:r>
+              <w:rPr>
+                <w:rFonts w:eastAsia="宋体" w:hint="eastAsia"/>
+                <w:b/>
+                <w:bCs/>
+                <w:lang w:eastAsia="zh-CN"/>
+              </w:rPr>
+              <w:t>Wechat</w:t>
+            </w:r>
+            <w:proofErr w:type="spellEnd"/>
+            <w:r>
+              <w:rPr>
+                <w:rFonts w:eastAsia="宋体" w:hint="eastAsia"/>
+                <w:b/>
+                <w:bCs/>
+                <w:lang w:eastAsia="zh-CN"/>
+              </w:rPr>
+              <w:t xml:space="preserve"> app</w:t>
+            </w:r>
+          </w:p>
+        </w:tc>
+      </w:tr>
+      <w:tr>
+        <w:tc>
+          <w:tcPr>
+            <w:tcW w:w="1526" w:type="dxa"/>
+          </w:tcPr>
+          <w:p>
+            <w:pPr>
+              <w:rPr>
+                <w:rFonts w:eastAsia="宋体" w:hint="eastAsia"/>
+                <w:b/>
+                <w:bCs/>
+                <w:lang w:eastAsia="zh-CN"/>
+              </w:rPr>
+            </w:pPr>
+            <w:r>
+              <w:rPr>
+                <w:rFonts w:eastAsia="宋体" w:hint="eastAsia"/>
+                <w:b/>
+                <w:bCs/>
+                <w:lang w:eastAsia="zh-CN"/>
+              </w:rPr>
+              <w:t>That</w:t>
+            </w:r>
+          </w:p>
+        </w:tc>
+        <w:tc>
+          <w:tcPr>
+            <w:tcW w:w="7330" w:type="dxa"/>
+          </w:tcPr>
+          <w:p>
+            <w:pPr>
+              <w:rPr>
+                <w:rFonts w:eastAsia="宋体"/>
+                <w:b/>
+                <w:bCs/>
+                <w:lang w:eastAsia="zh-CN"/>
+              </w:rPr>
+            </w:pPr>
+          </w:p>
+        </w:tc>
+      </w:tr>
+      <w:tr>
+        <w:tc>
+          <w:tcPr>
+            <w:tcW w:w="1526" w:type="dxa"/>
+          </w:tcPr>
+          <w:p>
+            <w:pPr>
+              <w:rPr>
+                <w:rFonts w:eastAsia="宋体" w:hint="eastAsia"/>
+                <w:b/>
+                <w:bCs/>
+                <w:lang w:eastAsia="zh-CN"/>
+              </w:rPr>
+            </w:pPr>
+            <w:r>
+              <w:rPr>
+                <w:rFonts w:eastAsia="宋体" w:hint="eastAsia"/>
+                <w:b/>
+                <w:bCs/>
+                <w:lang w:eastAsia="zh-CN"/>
+              </w:rPr>
+              <w:t>Unlike</w:t>
+            </w:r>
+          </w:p>
+        </w:tc>
+        <w:tc>
+          <w:tcPr>
+            <w:tcW w:w="7330" w:type="dxa"/>
+          </w:tcPr>
+          <w:p>
+            <w:pPr>
+              <w:rPr>
+                <w:rFonts w:eastAsia="宋体"/>
+                <w:b/>
+                <w:bCs/>
+                <w:lang w:eastAsia="zh-CN"/>
+              </w:rPr>
+            </w:pPr>
+          </w:p>
+        </w:tc>
+      </w:tr>
+      <w:tr>
+        <w:tc>
+          <w:tcPr>
+            <w:tcW w:w="1526" w:type="dxa"/>
+          </w:tcPr>
+          <w:p>
+            <w:pPr>
+              <w:rPr>
+                <w:rFonts w:eastAsia="宋体" w:hint="eastAsia"/>
+                <w:b/>
+                <w:bCs/>
+                <w:lang w:eastAsia="zh-CN"/>
+              </w:rPr>
+            </w:pPr>
+            <w:r>
+              <w:rPr>
+                <w:rFonts w:eastAsia="宋体" w:hint="eastAsia"/>
+                <w:b/>
+                <w:bCs/>
+                <w:lang w:eastAsia="zh-CN"/>
+              </w:rPr>
+              <w:t>Our product</w:t>
+            </w:r>
+          </w:p>
+        </w:tc>
+        <w:tc>
+          <w:tcPr>
+            <w:tcW w:w="7330" w:type="dxa"/>
+          </w:tcPr>
+          <w:p>
+            <w:pPr>
+              <w:rPr>
+                <w:rFonts w:eastAsia="宋体"/>
+                <w:b/>
+                <w:bCs/>
+                <w:lang w:eastAsia="zh-CN"/>
+              </w:rPr>
+            </w:pPr>
+          </w:p>
+        </w:tc>
+      </w:tr>
+    </w:tbl>
+    <w:p>
+      <w:pPr>
+        <w:rPr>
+          <w:rFonts w:eastAsia="宋体" w:hint="eastAsia"/>
+          <w:b/>
+          <w:bCs/>
+          <w:lang w:eastAsia="zh-CN"/>
+        </w:rPr>
+      </w:pPr>
+      <w:r>
+        <w:rPr>
+          <w:rFonts w:eastAsia="宋体" w:hint="eastAsia"/>
+          <w:b/>
+          <w:bCs/>
+          <w:lang w:eastAsia="zh-CN"/>
+        </w:rPr>
+        <w:t>3.</w:t>
+      </w:r>
+      <w:r>
+        <w:rPr>
+          <w:rFonts w:eastAsia="宋体" w:hint="eastAsia"/>
+          <w:b/>
+          <w:bCs/>
+          <w:lang w:eastAsia="zh-CN"/>
+        </w:rPr>
+        <w:t xml:space="preserve">3.3 </w:t>
+      </w:r>
+      <w:r>
+        <w:rPr>
+          <w:rFonts w:eastAsia="宋体" w:hint="eastAsia"/>
+          <w:b/>
+          <w:bCs/>
+          <w:lang w:eastAsia="zh-CN"/>
+        </w:rPr>
+        <w:t>能力</w:t>
+      </w:r>
+      <w:r>
+        <w:rPr>
+          <w:rFonts w:eastAsia="宋体" w:hint="eastAsia"/>
+          <w:b/>
+          <w:bCs/>
+          <w:lang w:eastAsia="zh-CN"/>
+        </w:rPr>
+        <w:t>概述</w:t>
+      </w:r>
+      <w:r>
+        <w:rPr>
+          <w:rFonts w:eastAsia="宋体" w:hint="eastAsia"/>
+          <w:b/>
+          <w:bCs/>
+          <w:lang w:eastAsia="zh-CN"/>
+        </w:rPr>
+        <w:t>（包含客户的效益）</w:t>
+      </w:r>
+    </w:p>
+    <w:p>
+      <w:pPr>
+        <w:rPr>
+          <w:rFonts w:eastAsia="宋体"/>
+          <w:b/>
+          <w:bCs/>
+          <w:lang w:eastAsia="zh-CN"/>
+        </w:rPr>
+      </w:pPr>
+      <w:r>
+        <w:rPr>
+          <w:rFonts w:eastAsia="宋体" w:hint="eastAsia"/>
+          <w:b/>
+          <w:bCs/>
+          <w:lang w:eastAsia="zh-CN"/>
+        </w:rPr>
+        <w:t>3.</w:t>
+      </w:r>
+      <w:r>
+        <w:rPr>
+          <w:rFonts w:eastAsia="宋体"/>
+          <w:b/>
+          <w:bCs/>
+          <w:lang w:eastAsia="zh-CN"/>
+        </w:rPr>
+        <w:t xml:space="preserve">3.4 </w:t>
+      </w:r>
+      <w:r>
+        <w:rPr>
+          <w:rFonts w:eastAsia="宋体" w:hint="eastAsia"/>
+          <w:b/>
+          <w:bCs/>
+          <w:lang w:eastAsia="zh-CN"/>
+        </w:rPr>
+        <w:t>假设与依赖</w:t>
+      </w:r>
+    </w:p>
+    <w:p>
+      <w:pPr>
+        <w:rPr>
+          <w:rFonts w:eastAsia="宋体"/>
+          <w:lang w:eastAsia="zh-CN"/>
+        </w:rPr>
+      </w:pPr>
+      <w:r>
+        <w:rPr>
+          <w:rFonts w:eastAsia="宋体" w:hint="eastAsia"/>
+          <w:lang w:eastAsia="zh-CN"/>
+        </w:rPr>
+        <w:t>假设用户具备基本</w:t>
+      </w:r>
+      <w:r>
+        <w:rPr>
+          <w:rFonts w:eastAsia="宋体"/>
+          <w:lang w:eastAsia="zh-CN"/>
+        </w:rPr>
+        <w:t xml:space="preserve"> PC </w:t>
+      </w:r>
+      <w:r>
+        <w:rPr>
+          <w:rFonts w:eastAsia="宋体" w:hint="eastAsia"/>
+          <w:lang w:eastAsia="zh-CN"/>
+        </w:rPr>
+        <w:t>操作能力，可自主完成软件安装。</w:t>
+      </w:r>
+    </w:p>
+    <w:p>
+      <w:pPr>
+        <w:rPr>
+          <w:rFonts w:eastAsia="宋体"/>
+          <w:lang w:eastAsia="zh-CN"/>
+        </w:rPr>
+      </w:pPr>
+      <w:r>
+        <w:rPr>
+          <w:rFonts w:eastAsia="宋体" w:hint="eastAsia"/>
+          <w:lang w:eastAsia="zh-CN"/>
+        </w:rPr>
+        <w:t>依赖网络服务、</w:t>
+      </w:r>
+      <w:r>
+        <w:rPr>
+          <w:rFonts w:eastAsia="宋体"/>
+          <w:lang w:eastAsia="zh-CN"/>
+        </w:rPr>
+        <w:t>Redis</w:t>
+      </w:r>
+      <w:r>
+        <w:rPr>
+          <w:rFonts w:eastAsia="宋体" w:hint="eastAsia"/>
+          <w:lang w:eastAsia="zh-CN"/>
+        </w:rPr>
+        <w:t>、</w:t>
+      </w:r>
+      <w:r>
+        <w:rPr>
+          <w:rFonts w:eastAsia="宋体"/>
+          <w:lang w:eastAsia="zh-CN"/>
+        </w:rPr>
+        <w:t xml:space="preserve">MySQL </w:t>
+      </w:r>
+      <w:r>
+        <w:rPr>
+          <w:rFonts w:eastAsia="宋体" w:hint="eastAsia"/>
+          <w:lang w:eastAsia="zh-CN"/>
+        </w:rPr>
+        <w:t>服务的稳定部署。</w:t>
+      </w:r>
+    </w:p>
+    <w:p>
+      <w:pPr>
+        <w:pStyle w:val="21"/>
+        <w:rPr>
           <w:rFonts w:ascii="微软雅黑" w:eastAsia="微软雅黑" w:hAnsi="微软雅黑"/>
+          <w:lang w:eastAsia="zh-CN"/>
+        </w:rPr>
+      </w:pPr>
+      <w:r>
+        <w:rPr>
+          <w:rFonts w:ascii="微软雅黑" w:eastAsia="微软雅黑" w:hAnsi="微软雅黑"/>
+          <w:lang w:eastAsia="zh-CN"/>
+        </w:rPr>
+        <w:t xml:space="preserve">3.4 </w:t>
+      </w:r>
+      <w:r>
+        <w:rPr>
+          <w:rFonts w:ascii="微软雅黑" w:eastAsia="微软雅黑" w:hAnsi="微软雅黑" w:hint="eastAsia"/>
+          <w:lang w:eastAsia="zh-CN"/>
+        </w:rPr>
+        <w:t>特性属性</w:t>
+      </w:r>
+    </w:p>
+    <w:p>
+      <w:pPr>
+        <w:rPr>
+          <w:rFonts w:ascii="宋体" w:eastAsia="宋体" w:hAnsi="宋体"/>
+          <w:b/>
+          <w:bCs/>
+          <w:lang w:eastAsia="zh-CN"/>
+        </w:rPr>
+      </w:pPr>
+      <w:r>
+        <w:rPr>
+          <w:rFonts w:ascii="宋体" w:eastAsia="宋体" w:hAnsi="宋体" w:hint="eastAsia"/>
+          <w:b/>
+          <w:bCs/>
+          <w:lang w:eastAsia="zh-CN"/>
+        </w:rPr>
+        <w:t>3.4.1</w:t>
+      </w:r>
+      <w:r>
+        <w:rPr>
+          <w:rFonts w:ascii="宋体" w:eastAsia="宋体" w:hAnsi="宋体" w:hint="eastAsia"/>
+          <w:b/>
+          <w:bCs/>
+          <w:lang w:eastAsia="zh-CN"/>
+        </w:rPr>
+        <w:t>特性</w:t>
+      </w:r>
+      <w:r>
+        <w:rPr>
+          <w:rFonts w:ascii="宋体" w:eastAsia="宋体" w:hAnsi="宋体"/>
+          <w:b/>
+          <w:bCs/>
+          <w:lang w:eastAsia="zh-CN"/>
+        </w:rPr>
+        <w:tab/>
+      </w:r>
+    </w:p>
+    <w:p>
+      <w:pPr>
+        <w:rPr>
+          <w:rFonts w:ascii="宋体" w:eastAsia="宋体" w:hAnsi="宋体"/>
+          <w:b/>
+          <w:bCs/>
+          <w:lang w:eastAsia="zh-CN"/>
+        </w:rPr>
+      </w:pPr>
+      <w:r>
+        <w:rPr>
+          <w:rFonts w:ascii="宋体" w:eastAsia="宋体" w:hAnsi="宋体" w:hint="eastAsia"/>
+          <w:b/>
+          <w:bCs/>
+          <w:lang w:eastAsia="zh-CN"/>
+        </w:rPr>
+        <w:t>3.4.2</w:t>
+      </w:r>
+      <w:r>
+        <w:rPr>
+          <w:rFonts w:ascii="宋体" w:eastAsia="宋体" w:hAnsi="宋体" w:hint="eastAsia"/>
+          <w:b/>
+          <w:bCs/>
+          <w:lang w:eastAsia="zh-CN"/>
+        </w:rPr>
+        <w:t>状</w:t>
+      </w:r>
+      <w:r>
+        <w:rPr>
+          <w:rFonts w:ascii="宋体" w:eastAsia="宋体" w:hAnsi="宋体" w:cs="微软雅黑" w:hint="eastAsia"/>
+          <w:b/>
+          <w:bCs/>
+          <w:lang w:eastAsia="zh-CN"/>
+        </w:rPr>
+        <w:t>态</w:t>
+      </w:r>
+    </w:p>
+    <w:p>
+      <w:pPr>
+        <w:rPr>
+          <w:rFonts w:ascii="宋体" w:eastAsia="宋体" w:hAnsi="宋体"/>
+          <w:b/>
+          <w:bCs/>
+          <w:lang w:eastAsia="zh-CN"/>
+        </w:rPr>
+      </w:pPr>
+      <w:r>
+        <w:rPr>
+          <w:rFonts w:ascii="宋体" w:eastAsia="宋体" w:hAnsi="宋体" w:hint="eastAsia"/>
+          <w:b/>
+          <w:bCs/>
+          <w:lang w:eastAsia="zh-CN"/>
+        </w:rPr>
+        <w:t>3.4.3</w:t>
+      </w:r>
+      <w:r>
+        <w:rPr>
+          <w:rFonts w:ascii="宋体" w:eastAsia="宋体" w:hAnsi="宋体" w:cs="微软雅黑" w:hint="eastAsia"/>
+          <w:b/>
+          <w:bCs/>
+          <w:lang w:eastAsia="zh-CN"/>
+        </w:rPr>
+        <w:t>优</w:t>
+      </w:r>
+      <w:r>
+        <w:rPr>
+          <w:rFonts w:ascii="宋体" w:eastAsia="宋体" w:hAnsi="宋体" w:cs="MS Mincho" w:hint="eastAsia"/>
+          <w:b/>
+          <w:bCs/>
+          <w:lang w:eastAsia="zh-CN"/>
+        </w:rPr>
+        <w:t>先</w:t>
+      </w:r>
+      <w:r>
+        <w:rPr>
+          <w:rFonts w:ascii="宋体" w:eastAsia="宋体" w:hAnsi="宋体" w:cs="微软雅黑" w:hint="eastAsia"/>
+          <w:b/>
+          <w:bCs/>
+          <w:lang w:eastAsia="zh-CN"/>
+        </w:rPr>
+        <w:t>级</w:t>
+      </w:r>
+    </w:p>
+    <w:p>
+      <w:pPr>
+        <w:rPr>
+          <w:rFonts w:ascii="宋体" w:eastAsia="宋体" w:hAnsi="宋体"/>
+          <w:b/>
+          <w:bCs/>
+          <w:lang w:eastAsia="zh-CN"/>
+        </w:rPr>
+      </w:pPr>
+      <w:r>
+        <w:rPr>
+          <w:rFonts w:ascii="宋体" w:eastAsia="宋体" w:hAnsi="宋体" w:hint="eastAsia"/>
+          <w:b/>
+          <w:bCs/>
+          <w:lang w:eastAsia="zh-CN"/>
+        </w:rPr>
+        <w:t>3.4.4</w:t>
+      </w:r>
+      <w:r>
+        <w:rPr>
+          <w:rFonts w:ascii="宋体" w:eastAsia="宋体" w:hAnsi="宋体" w:cs="微软雅黑" w:hint="eastAsia"/>
+          <w:b/>
+          <w:bCs/>
+          <w:lang w:eastAsia="zh-CN"/>
+        </w:rPr>
+        <w:t>工作量</w:t>
+      </w:r>
+    </w:p>
+    <w:p>
+      <w:pPr>
+        <w:rPr>
+          <w:rFonts w:ascii="宋体" w:eastAsia="宋体" w:hAnsi="宋体"/>
+          <w:b/>
+          <w:bCs/>
+          <w:lang w:eastAsia="zh-CN"/>
+        </w:rPr>
+      </w:pPr>
+      <w:r>
+        <w:rPr>
+          <w:rFonts w:ascii="宋体" w:eastAsia="宋体" w:hAnsi="宋体" w:hint="eastAsia"/>
+          <w:b/>
+          <w:bCs/>
+          <w:lang w:eastAsia="zh-CN"/>
+        </w:rPr>
+        <w:t>3.4.5</w:t>
+      </w:r>
+      <w:r>
+        <w:rPr>
+          <w:rFonts w:ascii="宋体" w:eastAsia="宋体" w:hAnsi="宋体" w:cs="微软雅黑" w:hint="eastAsia"/>
+          <w:b/>
+          <w:bCs/>
+          <w:lang w:eastAsia="zh-CN"/>
+        </w:rPr>
+        <w:t>稳</w:t>
+      </w:r>
+      <w:r>
+        <w:rPr>
+          <w:rFonts w:ascii="宋体" w:eastAsia="宋体" w:hAnsi="宋体" w:cs="MS Mincho" w:hint="eastAsia"/>
+          <w:b/>
+          <w:bCs/>
+          <w:lang w:eastAsia="zh-CN"/>
+        </w:rPr>
+        <w:t>定性</w:t>
+      </w:r>
+    </w:p>
+    <w:p>
+      <w:pPr>
+        <w:pStyle w:val="21"/>
+        <w:rPr>
+          <w:rFonts w:ascii="微软雅黑" w:eastAsia="微软雅黑" w:hAnsi="微软雅黑"/>
+          <w:lang w:eastAsia="zh-CN"/>
+        </w:rPr>
+      </w:pPr>
+      <w:r>
+        <w:rPr>
+          <w:rFonts w:ascii="微软雅黑" w:eastAsia="微软雅黑" w:hAnsi="微软雅黑" w:hint="eastAsia"/>
+          <w:lang w:eastAsia="zh-CN"/>
+        </w:rPr>
+        <w:t>3.</w:t>
+      </w:r>
+      <w:r>
+        <w:rPr>
+          <w:rFonts w:ascii="微软雅黑" w:eastAsia="微软雅黑" w:hAnsi="微软雅黑"/>
+          <w:lang w:eastAsia="zh-CN"/>
+        </w:rPr>
+        <w:t xml:space="preserve">5. </w:t>
+      </w:r>
+      <w:r>
+        <w:rPr>
+          <w:rFonts w:ascii="微软雅黑" w:eastAsia="微软雅黑" w:hAnsi="微软雅黑" w:hint="eastAsia"/>
+          <w:lang w:eastAsia="zh-CN"/>
+        </w:rPr>
+        <w:t>产品特性（</w:t>
+      </w:r>
+      <w:r>
+        <w:rPr>
+          <w:rFonts w:ascii="微软雅黑" w:eastAsia="微软雅黑" w:hAnsi="微软雅黑"/>
+          <w:lang w:eastAsia="zh-CN"/>
+        </w:rPr>
+        <w:t xml:space="preserve">1.0 </w:t>
+      </w:r>
+      <w:r>
+        <w:rPr>
+          <w:rFonts w:ascii="微软雅黑" w:eastAsia="微软雅黑" w:hAnsi="微软雅黑" w:hint="eastAsia"/>
+          <w:lang w:eastAsia="zh-CN"/>
+        </w:rPr>
+        <w:t>版本）</w:t>
+      </w:r>
+    </w:p>
+    <w:p>
+      <w:pPr>
+        <w:rPr>
+          <w:rFonts w:ascii="宋体" w:eastAsia="宋体" w:hAnsi="宋体" w:hint="eastAsia"/>
+          <w:b/>
+          <w:bCs/>
+          <w:lang w:eastAsia="zh-CN"/>
+        </w:rPr>
+      </w:pPr>
+      <w:r>
+        <w:rPr>
+          <w:rFonts w:ascii="宋体" w:eastAsia="宋体" w:hAnsi="宋体" w:hint="eastAsia"/>
+          <w:b/>
+          <w:bCs/>
+          <w:lang w:eastAsia="zh-CN"/>
+        </w:rPr>
+        <w:t>3.</w:t>
+      </w:r>
+      <w:r>
+        <w:rPr>
+          <w:rFonts w:ascii="宋体" w:eastAsia="宋体" w:hAnsi="宋体" w:hint="eastAsia"/>
+          <w:b/>
+          <w:bCs/>
+          <w:lang w:eastAsia="zh-CN"/>
+        </w:rPr>
+        <w:t>5.1 消息功能</w:t>
+      </w:r>
+    </w:p>
+    <w:p>
+      <w:pPr>
+        <w:rPr>
+          <w:rFonts w:ascii="宋体" w:eastAsia="宋体" w:hAnsi="宋体"/>
+          <w:lang w:eastAsia="zh-CN"/>
+        </w:rPr>
+      </w:pPr>
+      <w:r>
+        <w:rPr>
+          <w:rFonts w:ascii="宋体" w:eastAsia="宋体" w:hAnsi="宋体" w:hint="eastAsia"/>
+          <w:lang w:eastAsia="zh-CN"/>
+        </w:rPr>
+        <w:t>支持文字消息</w:t>
+      </w:r>
+      <w:r>
+        <w:rPr>
+          <w:rFonts w:ascii="宋体" w:eastAsia="宋体" w:hAnsi="宋体" w:cs="微软雅黑" w:hint="eastAsia"/>
+          <w:lang w:eastAsia="zh-CN"/>
+        </w:rPr>
+        <w:t>实时</w:t>
+      </w:r>
+      <w:r>
+        <w:rPr>
+          <w:rFonts w:ascii="宋体" w:eastAsia="宋体" w:hAnsi="宋体" w:cs="MS Mincho" w:hint="eastAsia"/>
+          <w:lang w:eastAsia="zh-CN"/>
+        </w:rPr>
+        <w:t>收</w:t>
+      </w:r>
+      <w:r>
+        <w:rPr>
+          <w:rFonts w:ascii="宋体" w:eastAsia="宋体" w:hAnsi="宋体" w:cs="微软雅黑" w:hint="eastAsia"/>
+          <w:lang w:eastAsia="zh-CN"/>
+        </w:rPr>
+        <w:t>发</w:t>
+      </w:r>
+      <w:r>
+        <w:rPr>
+          <w:rFonts w:ascii="宋体" w:eastAsia="宋体" w:hAnsi="宋体" w:cs="MS Mincho" w:hint="eastAsia"/>
+          <w:lang w:eastAsia="zh-CN"/>
+        </w:rPr>
+        <w:t>，附</w:t>
+      </w:r>
+      <w:r>
+        <w:rPr>
+          <w:rFonts w:ascii="宋体" w:eastAsia="宋体" w:hAnsi="宋体" w:cs="微软雅黑" w:hint="eastAsia"/>
+          <w:lang w:eastAsia="zh-CN"/>
+        </w:rPr>
+        <w:t>带发</w:t>
+      </w:r>
+      <w:r>
+        <w:rPr>
+          <w:rFonts w:ascii="宋体" w:eastAsia="宋体" w:hAnsi="宋体" w:cs="MS Mincho" w:hint="eastAsia"/>
+          <w:lang w:eastAsia="zh-CN"/>
+        </w:rPr>
+        <w:t>送</w:t>
+      </w:r>
+      <w:r>
+        <w:rPr>
+          <w:rFonts w:ascii="宋体" w:eastAsia="宋体" w:hAnsi="宋体" w:cs="微软雅黑" w:hint="eastAsia"/>
+          <w:lang w:eastAsia="zh-CN"/>
+        </w:rPr>
+        <w:t>时间</w:t>
+      </w:r>
+      <w:r>
+        <w:rPr>
+          <w:rFonts w:ascii="宋体" w:eastAsia="宋体" w:hAnsi="宋体" w:cs="MS Mincho" w:hint="eastAsia"/>
+          <w:lang w:eastAsia="zh-CN"/>
+        </w:rPr>
+        <w:t>与送达状</w:t>
+      </w:r>
+      <w:r>
+        <w:rPr>
+          <w:rFonts w:ascii="宋体" w:eastAsia="宋体" w:hAnsi="宋体" w:cs="微软雅黑" w:hint="eastAsia"/>
+          <w:lang w:eastAsia="zh-CN"/>
+        </w:rPr>
+        <w:t>态</w:t>
+      </w:r>
+      <w:r>
+        <w:rPr>
+          <w:rFonts w:ascii="宋体" w:eastAsia="宋体" w:hAnsi="宋体" w:cs="MS Mincho" w:hint="eastAsia"/>
+          <w:lang w:eastAsia="zh-CN"/>
+        </w:rPr>
+        <w:t>（“已送达”）。</w:t>
+      </w:r>
+    </w:p>
+    <w:p>
+      <w:pPr>
+        <w:rPr>
+          <w:rFonts w:ascii="宋体" w:eastAsia="宋体" w:hAnsi="宋体"/>
+          <w:lang w:eastAsia="zh-CN"/>
+        </w:rPr>
+      </w:pPr>
+      <w:r>
+        <w:rPr>
+          <w:rFonts w:ascii="宋体" w:eastAsia="宋体" w:hAnsi="宋体" w:hint="eastAsia"/>
+          <w:lang w:eastAsia="zh-CN"/>
+        </w:rPr>
+        <w:t>支持本地</w:t>
+      </w:r>
+      <w:r>
+        <w:rPr>
+          <w:rFonts w:ascii="宋体" w:eastAsia="宋体" w:hAnsi="宋体" w:cs="微软雅黑" w:hint="eastAsia"/>
+          <w:lang w:eastAsia="zh-CN"/>
+        </w:rPr>
+        <w:t>图</w:t>
+      </w:r>
+      <w:r>
+        <w:rPr>
+          <w:rFonts w:ascii="宋体" w:eastAsia="宋体" w:hAnsi="宋体" w:cs="MS Mincho" w:hint="eastAsia"/>
+          <w:lang w:eastAsia="zh-CN"/>
+        </w:rPr>
+        <w:t>片</w:t>
+      </w:r>
+      <w:r>
+        <w:rPr>
+          <w:rFonts w:ascii="宋体" w:eastAsia="宋体" w:hAnsi="宋体" w:cs="微软雅黑" w:hint="eastAsia"/>
+          <w:lang w:eastAsia="zh-CN"/>
+        </w:rPr>
+        <w:t>选择</w:t>
+      </w:r>
+      <w:r>
+        <w:rPr>
+          <w:rFonts w:ascii="宋体" w:eastAsia="宋体" w:hAnsi="宋体" w:cs="MS Mincho" w:hint="eastAsia"/>
+          <w:lang w:eastAsia="zh-CN"/>
+        </w:rPr>
+        <w:t>与</w:t>
+      </w:r>
+      <w:r>
+        <w:rPr>
+          <w:rFonts w:ascii="宋体" w:eastAsia="宋体" w:hAnsi="宋体" w:cs="微软雅黑" w:hint="eastAsia"/>
+          <w:lang w:eastAsia="zh-CN"/>
+        </w:rPr>
+        <w:t>发</w:t>
+      </w:r>
+      <w:r>
+        <w:rPr>
+          <w:rFonts w:ascii="宋体" w:eastAsia="宋体" w:hAnsi="宋体" w:cs="MS Mincho" w:hint="eastAsia"/>
+          <w:lang w:eastAsia="zh-CN"/>
+        </w:rPr>
+        <w:t>送，接收方可</w:t>
+      </w:r>
+      <w:r>
+        <w:rPr>
+          <w:rFonts w:ascii="宋体" w:eastAsia="宋体" w:hAnsi="宋体" w:cs="微软雅黑" w:hint="eastAsia"/>
+          <w:lang w:eastAsia="zh-CN"/>
+        </w:rPr>
+        <w:t>预览</w:t>
+      </w:r>
+      <w:r>
+        <w:rPr>
+          <w:rFonts w:ascii="宋体" w:eastAsia="宋体" w:hAnsi="宋体" w:cs="MS Mincho" w:hint="eastAsia"/>
+          <w:lang w:eastAsia="zh-CN"/>
+        </w:rPr>
+        <w:t>、保存</w:t>
+      </w:r>
+      <w:r>
+        <w:rPr>
+          <w:rFonts w:ascii="宋体" w:eastAsia="宋体" w:hAnsi="宋体" w:cs="微软雅黑" w:hint="eastAsia"/>
+          <w:lang w:eastAsia="zh-CN"/>
+        </w:rPr>
+        <w:t>图</w:t>
+      </w:r>
+      <w:r>
+        <w:rPr>
+          <w:rFonts w:ascii="宋体" w:eastAsia="宋体" w:hAnsi="宋体" w:cs="MS Mincho" w:hint="eastAsia"/>
+          <w:lang w:eastAsia="zh-CN"/>
+        </w:rPr>
+        <w:t>片。</w:t>
+      </w:r>
+    </w:p>
+    <w:p>
+      <w:pPr>
+        <w:rPr>
+          <w:rFonts w:ascii="宋体" w:eastAsia="宋体" w:hAnsi="宋体" w:hint="eastAsia"/>
+          <w:b/>
+          <w:bCs/>
+          <w:lang w:eastAsia="zh-CN"/>
+        </w:rPr>
+      </w:pPr>
+      <w:r>
+        <w:rPr>
+          <w:rFonts w:ascii="宋体" w:eastAsia="宋体" w:hAnsi="宋体" w:hint="eastAsia"/>
+          <w:b/>
+          <w:bCs/>
+          <w:lang w:eastAsia="zh-CN"/>
+        </w:rPr>
+        <w:t>3.</w:t>
+      </w:r>
+      <w:r>
+        <w:rPr>
+          <w:rFonts w:ascii="宋体" w:eastAsia="宋体" w:hAnsi="宋体" w:hint="eastAsia"/>
+          <w:b/>
+          <w:bCs/>
+          <w:lang w:eastAsia="zh-CN"/>
+        </w:rPr>
+        <w:t>5.2 好友功能</w:t>
+      </w:r>
+    </w:p>
+    <w:p>
+      <w:pPr>
+        <w:rPr>
+          <w:rFonts w:ascii="宋体" w:eastAsia="宋体" w:hAnsi="宋体"/>
+          <w:lang w:eastAsia="zh-CN"/>
+        </w:rPr>
+      </w:pPr>
+      <w:r>
+        <w:rPr>
+          <w:rFonts w:ascii="宋体" w:eastAsia="宋体" w:hAnsi="宋体" w:hint="eastAsia"/>
+          <w:lang w:eastAsia="zh-CN"/>
+        </w:rPr>
+        <w:t>支持通</w:t>
+      </w:r>
+      <w:r>
+        <w:rPr>
+          <w:rFonts w:ascii="宋体" w:eastAsia="宋体" w:hAnsi="宋体" w:cs="微软雅黑" w:hint="eastAsia"/>
+          <w:lang w:eastAsia="zh-CN"/>
+        </w:rPr>
+        <w:t>过</w:t>
+      </w:r>
+      <w:r>
+        <w:rPr>
+          <w:rFonts w:ascii="宋体" w:eastAsia="宋体" w:hAnsi="宋体" w:cs="MS Mincho" w:hint="eastAsia"/>
+          <w:lang w:eastAsia="zh-CN"/>
+        </w:rPr>
+        <w:t>用</w:t>
+      </w:r>
+      <w:r>
+        <w:rPr>
+          <w:rFonts w:ascii="宋体" w:eastAsia="宋体" w:hAnsi="宋体" w:cs="微软雅黑" w:hint="eastAsia"/>
+          <w:lang w:eastAsia="zh-CN"/>
+        </w:rPr>
+        <w:t>户</w:t>
+      </w:r>
+      <w:r>
+        <w:rPr>
+          <w:rFonts w:ascii="宋体" w:eastAsia="宋体" w:hAnsi="宋体" w:cs="MS Mincho" w:hint="eastAsia"/>
+          <w:lang w:eastAsia="zh-CN"/>
+        </w:rPr>
+        <w:t>名</w:t>
+      </w:r>
+      <w:r>
+        <w:rPr>
+          <w:rFonts w:ascii="宋体" w:eastAsia="宋体" w:hAnsi="宋体"/>
+          <w:lang w:eastAsia="zh-CN"/>
+        </w:rPr>
+        <w:t xml:space="preserve">/ID </w:t>
+      </w:r>
+      <w:r>
+        <w:rPr>
+          <w:rFonts w:ascii="宋体" w:eastAsia="宋体" w:hAnsi="宋体" w:hint="eastAsia"/>
+          <w:lang w:eastAsia="zh-CN"/>
+        </w:rPr>
+        <w:t>搜索添加好友，添加需</w:t>
+      </w:r>
+      <w:r>
+        <w:rPr>
+          <w:rFonts w:ascii="宋体" w:eastAsia="宋体" w:hAnsi="宋体" w:cs="微软雅黑" w:hint="eastAsia"/>
+          <w:lang w:eastAsia="zh-CN"/>
+        </w:rPr>
+        <w:t>对</w:t>
+      </w:r>
+      <w:r>
+        <w:rPr>
+          <w:rFonts w:ascii="宋体" w:eastAsia="宋体" w:hAnsi="宋体" w:cs="MS Mincho" w:hint="eastAsia"/>
+          <w:lang w:eastAsia="zh-CN"/>
+        </w:rPr>
+        <w:t>方同意。</w:t>
+      </w:r>
+    </w:p>
+    <w:p>
+      <w:pPr>
+        <w:rPr>
+          <w:rFonts w:ascii="宋体" w:eastAsia="宋体" w:hAnsi="宋体"/>
+          <w:lang w:eastAsia="zh-CN"/>
+        </w:rPr>
+      </w:pPr>
+      <w:r>
+        <w:rPr>
+          <w:rFonts w:ascii="宋体" w:eastAsia="宋体" w:hAnsi="宋体" w:hint="eastAsia"/>
+          <w:lang w:eastAsia="zh-CN"/>
+        </w:rPr>
+        <w:t>好友可分</w:t>
+      </w:r>
+      <w:r>
+        <w:rPr>
+          <w:rFonts w:ascii="宋体" w:eastAsia="宋体" w:hAnsi="宋体" w:cs="微软雅黑" w:hint="eastAsia"/>
+          <w:lang w:eastAsia="zh-CN"/>
+        </w:rPr>
+        <w:t>组</w:t>
+      </w:r>
+      <w:r>
+        <w:rPr>
+          <w:rFonts w:ascii="宋体" w:eastAsia="宋体" w:hAnsi="宋体" w:cs="MS Mincho" w:hint="eastAsia"/>
+          <w:lang w:eastAsia="zh-CN"/>
+        </w:rPr>
+        <w:t>管理（如</w:t>
+      </w:r>
+      <w:r>
+        <w:rPr>
+          <w:rFonts w:ascii="宋体" w:eastAsia="宋体" w:hAnsi="宋体"/>
+          <w:lang w:eastAsia="zh-CN"/>
+        </w:rPr>
+        <w:t xml:space="preserve"> “</w:t>
+      </w:r>
+      <w:r>
+        <w:rPr>
+          <w:rFonts w:ascii="宋体" w:eastAsia="宋体" w:hAnsi="宋体" w:hint="eastAsia"/>
+          <w:lang w:eastAsia="zh-CN"/>
+        </w:rPr>
+        <w:t>家人”“同事”），分</w:t>
+      </w:r>
+      <w:r>
+        <w:rPr>
+          <w:rFonts w:ascii="宋体" w:eastAsia="宋体" w:hAnsi="宋体" w:cs="微软雅黑" w:hint="eastAsia"/>
+          <w:lang w:eastAsia="zh-CN"/>
+        </w:rPr>
+        <w:t>组</w:t>
+      </w:r>
+      <w:r>
+        <w:rPr>
+          <w:rFonts w:ascii="宋体" w:eastAsia="宋体" w:hAnsi="宋体" w:cs="MS Mincho" w:hint="eastAsia"/>
+          <w:lang w:eastAsia="zh-CN"/>
+        </w:rPr>
+        <w:t>支持自定</w:t>
+      </w:r>
+      <w:r>
+        <w:rPr>
+          <w:rFonts w:ascii="宋体" w:eastAsia="宋体" w:hAnsi="宋体" w:cs="微软雅黑" w:hint="eastAsia"/>
+          <w:lang w:eastAsia="zh-CN"/>
+        </w:rPr>
+        <w:t>义</w:t>
+      </w:r>
+      <w:r>
+        <w:rPr>
+          <w:rFonts w:ascii="宋体" w:eastAsia="宋体" w:hAnsi="宋体" w:cs="MS Mincho" w:hint="eastAsia"/>
+          <w:lang w:eastAsia="zh-CN"/>
+        </w:rPr>
+        <w:t>。</w:t>
+      </w:r>
+    </w:p>
+    <w:p>
+      <w:pPr>
+        <w:rPr>
+          <w:rFonts w:ascii="宋体" w:eastAsia="宋体" w:hAnsi="宋体"/>
+          <w:lang w:eastAsia="zh-CN"/>
+        </w:rPr>
+      </w:pPr>
+      <w:r>
+        <w:rPr>
+          <w:rFonts w:ascii="宋体" w:eastAsia="宋体" w:hAnsi="宋体" w:hint="eastAsia"/>
+          <w:lang w:eastAsia="zh-CN"/>
+        </w:rPr>
+        <w:t>好友列表</w:t>
+      </w:r>
+      <w:r>
+        <w:rPr>
+          <w:rFonts w:ascii="宋体" w:eastAsia="宋体" w:hAnsi="宋体" w:cs="微软雅黑" w:hint="eastAsia"/>
+          <w:lang w:eastAsia="zh-CN"/>
+        </w:rPr>
+        <w:t>显</w:t>
+      </w:r>
+      <w:r>
+        <w:rPr>
+          <w:rFonts w:ascii="宋体" w:eastAsia="宋体" w:hAnsi="宋体" w:cs="MS Mincho" w:hint="eastAsia"/>
+          <w:lang w:eastAsia="zh-CN"/>
+        </w:rPr>
+        <w:t>示在</w:t>
+      </w:r>
+      <w:r>
+        <w:rPr>
+          <w:rFonts w:ascii="宋体" w:eastAsia="宋体" w:hAnsi="宋体" w:cs="微软雅黑" w:hint="eastAsia"/>
+          <w:lang w:eastAsia="zh-CN"/>
+        </w:rPr>
+        <w:t>线</w:t>
+      </w:r>
+      <w:r>
+        <w:rPr>
+          <w:rFonts w:ascii="宋体" w:eastAsia="宋体" w:hAnsi="宋体"/>
+          <w:lang w:eastAsia="zh-CN"/>
+        </w:rPr>
+        <w:t xml:space="preserve"> / </w:t>
+      </w:r>
+      <w:r>
+        <w:rPr>
+          <w:rFonts w:ascii="宋体" w:eastAsia="宋体" w:hAnsi="宋体" w:hint="eastAsia"/>
+          <w:lang w:eastAsia="zh-CN"/>
+        </w:rPr>
+        <w:t>离</w:t>
+      </w:r>
+      <w:r>
+        <w:rPr>
+          <w:rFonts w:ascii="宋体" w:eastAsia="宋体" w:hAnsi="宋体" w:cs="微软雅黑" w:hint="eastAsia"/>
+          <w:lang w:eastAsia="zh-CN"/>
+        </w:rPr>
+        <w:t>线</w:t>
+      </w:r>
+      <w:r>
+        <w:rPr>
+          <w:rFonts w:ascii="宋体" w:eastAsia="宋体" w:hAnsi="宋体" w:cs="MS Mincho" w:hint="eastAsia"/>
+          <w:lang w:eastAsia="zh-CN"/>
+        </w:rPr>
+        <w:t>状</w:t>
+      </w:r>
+      <w:r>
+        <w:rPr>
+          <w:rFonts w:ascii="宋体" w:eastAsia="宋体" w:hAnsi="宋体" w:cs="微软雅黑" w:hint="eastAsia"/>
+          <w:lang w:eastAsia="zh-CN"/>
+        </w:rPr>
+        <w:t>态</w:t>
+      </w:r>
+      <w:r>
+        <w:rPr>
+          <w:rFonts w:ascii="宋体" w:eastAsia="宋体" w:hAnsi="宋体" w:cs="MS Mincho" w:hint="eastAsia"/>
+          <w:lang w:eastAsia="zh-CN"/>
+        </w:rPr>
+        <w:t>。</w:t>
+      </w:r>
+    </w:p>
+    <w:p>
+      <w:pPr>
+        <w:pStyle w:val="21"/>
+        <w:rPr>
+          <w:rFonts w:ascii="微软雅黑" w:eastAsia="微软雅黑" w:hAnsi="微软雅黑" w:hint="eastAsia"/>
+          <w:lang w:eastAsia="zh-CN"/>
+        </w:rPr>
+      </w:pPr>
+      <w:r>
+        <w:rPr>
+          <w:rFonts w:ascii="微软雅黑" w:eastAsia="微软雅黑" w:hAnsi="微软雅黑" w:hint="eastAsia"/>
+          <w:lang w:eastAsia="zh-CN"/>
+        </w:rPr>
+        <w:t>3.</w:t>
+      </w:r>
+      <w:r>
+        <w:rPr>
+          <w:rFonts w:ascii="微软雅黑" w:eastAsia="微软雅黑" w:hAnsi="微软雅黑" w:hint="eastAsia"/>
+          <w:lang w:eastAsia="zh-CN"/>
+        </w:rPr>
+        <w:t xml:space="preserve">6. </w:t>
+      </w:r>
+      <w:r>
+        <w:rPr>
+          <w:rFonts w:ascii="微软雅黑" w:eastAsia="微软雅黑" w:hAnsi="微软雅黑" w:hint="eastAsia"/>
+          <w:lang w:eastAsia="zh-CN"/>
+        </w:rPr>
+        <w:t>典型</w:t>
+      </w:r>
+      <w:r>
+        <w:rPr>
+          <w:rFonts w:ascii="微软雅黑" w:eastAsia="微软雅黑" w:hAnsi="微软雅黑" w:hint="eastAsia"/>
+          <w:lang w:eastAsia="zh-CN"/>
+        </w:rPr>
+        <w:t>用例</w:t>
+      </w:r>
+    </w:p>
+    <w:p>
+      <w:pPr>
+        <w:rPr>
+          <w:rFonts w:ascii="宋体" w:eastAsia="宋体" w:hAnsi="宋体"/>
+          <w:b/>
+          <w:bCs/>
+          <w:lang w:eastAsia="zh-CN"/>
+        </w:rPr>
+      </w:pPr>
+      <w:r>
+        <w:rPr>
+          <w:rFonts w:ascii="宋体" w:eastAsia="宋体" w:hAnsi="宋体" w:hint="eastAsia"/>
+          <w:b/>
+          <w:bCs/>
+          <w:lang w:eastAsia="zh-CN"/>
+        </w:rPr>
+        <w:t>3.6.1</w:t>
+      </w:r>
+      <w:r>
+        <w:rPr>
+          <w:rFonts w:ascii="宋体" w:eastAsia="宋体" w:hAnsi="宋体" w:hint="eastAsia"/>
+          <w:b/>
+          <w:bCs/>
+          <w:lang w:eastAsia="zh-CN"/>
+        </w:rPr>
+        <w:t>用</w:t>
+      </w:r>
+      <w:r>
+        <w:rPr>
+          <w:rFonts w:ascii="宋体" w:eastAsia="宋体" w:hAnsi="宋体" w:cs="微软雅黑" w:hint="eastAsia"/>
+          <w:b/>
+          <w:bCs/>
+          <w:lang w:eastAsia="zh-CN"/>
+        </w:rPr>
+        <w:t>户发</w:t>
+      </w:r>
+      <w:r>
+        <w:rPr>
+          <w:rFonts w:ascii="宋体" w:eastAsia="宋体" w:hAnsi="宋体" w:cs="MS Mincho" w:hint="eastAsia"/>
+          <w:b/>
+          <w:bCs/>
+          <w:lang w:eastAsia="zh-CN"/>
+        </w:rPr>
+        <w:t>送文字消息</w:t>
+      </w:r>
+    </w:p>
+    <w:p>
+      <w:pPr>
+        <w:rPr>
+          <w:rFonts w:ascii="宋体" w:eastAsia="宋体" w:hAnsi="宋体"/>
+          <w:lang w:eastAsia="zh-CN"/>
+        </w:rPr>
+      </w:pPr>
+      <w:r>
+        <w:rPr>
+          <w:rFonts w:ascii="宋体" w:eastAsia="宋体" w:hAnsi="宋体" w:hint="eastAsia"/>
+          <w:lang w:eastAsia="zh-CN"/>
+        </w:rPr>
+        <w:t>参与者：</w:t>
+      </w:r>
+      <w:r>
+        <w:rPr>
+          <w:rFonts w:ascii="宋体" w:eastAsia="宋体" w:hAnsi="宋体" w:cs="微软雅黑" w:hint="eastAsia"/>
+          <w:lang w:eastAsia="zh-CN"/>
+        </w:rPr>
+        <w:t>发</w:t>
+      </w:r>
+      <w:r>
+        <w:rPr>
+          <w:rFonts w:ascii="宋体" w:eastAsia="宋体" w:hAnsi="宋体" w:cs="MS Mincho" w:hint="eastAsia"/>
+          <w:lang w:eastAsia="zh-CN"/>
+        </w:rPr>
+        <w:t>送方用</w:t>
+      </w:r>
+      <w:r>
+        <w:rPr>
+          <w:rFonts w:ascii="宋体" w:eastAsia="宋体" w:hAnsi="宋体" w:cs="微软雅黑" w:hint="eastAsia"/>
+          <w:lang w:eastAsia="zh-CN"/>
+        </w:rPr>
+        <w:t>户</w:t>
+      </w:r>
+      <w:r>
+        <w:rPr>
+          <w:rFonts w:ascii="宋体" w:eastAsia="宋体" w:hAnsi="宋体" w:cs="MS Mincho" w:hint="eastAsia"/>
+          <w:lang w:eastAsia="zh-CN"/>
+        </w:rPr>
+        <w:t>、接收方用</w:t>
+      </w:r>
+      <w:r>
+        <w:rPr>
+          <w:rFonts w:ascii="宋体" w:eastAsia="宋体" w:hAnsi="宋体" w:cs="微软雅黑" w:hint="eastAsia"/>
+          <w:lang w:eastAsia="zh-CN"/>
+        </w:rPr>
+        <w:t>户</w:t>
+      </w:r>
+      <w:r>
+        <w:rPr>
+          <w:rFonts w:ascii="宋体" w:eastAsia="宋体" w:hAnsi="宋体" w:cs="MS Mincho" w:hint="eastAsia"/>
+          <w:lang w:eastAsia="zh-CN"/>
+        </w:rPr>
+        <w:t>、</w:t>
+      </w:r>
+      <w:proofErr w:type="spellStart"/>
+      <w:r>
+        <w:rPr>
+          <w:rFonts w:ascii="宋体" w:eastAsia="宋体" w:hAnsi="宋体"/>
+          <w:lang w:eastAsia="zh-CN"/>
+        </w:rPr>
+        <w:t>ChatServer</w:t>
+      </w:r>
+      <w:proofErr w:type="spellEnd"/>
+    </w:p>
+    <w:p>
+      <w:pPr>
+        <w:rPr>
+          <w:rFonts w:ascii="宋体" w:eastAsia="宋体" w:hAnsi="宋体"/>
+          <w:lang w:eastAsia="zh-CN"/>
+        </w:rPr>
+      </w:pPr>
+      <w:r>
+        <w:rPr>
+          <w:rFonts w:ascii="宋体" w:eastAsia="宋体" w:hAnsi="宋体" w:hint="eastAsia"/>
+          <w:lang w:eastAsia="zh-CN"/>
+        </w:rPr>
+        <w:t>流程：</w:t>
+      </w:r>
+      <w:r>
+        <w:rPr>
+          <w:rFonts w:ascii="宋体" w:eastAsia="宋体" w:hAnsi="宋体" w:cs="微软雅黑" w:hint="eastAsia"/>
+          <w:lang w:eastAsia="zh-CN"/>
+        </w:rPr>
+        <w:t>发</w:t>
+      </w:r>
+      <w:r>
+        <w:rPr>
+          <w:rFonts w:ascii="宋体" w:eastAsia="宋体" w:hAnsi="宋体" w:cs="MS Mincho" w:hint="eastAsia"/>
+          <w:lang w:eastAsia="zh-CN"/>
+        </w:rPr>
+        <w:t>送方在聊天窗口</w:t>
+      </w:r>
+      <w:r>
+        <w:rPr>
+          <w:rFonts w:ascii="宋体" w:eastAsia="宋体" w:hAnsi="宋体" w:cs="微软雅黑" w:hint="eastAsia"/>
+          <w:lang w:eastAsia="zh-CN"/>
+        </w:rPr>
+        <w:t>输</w:t>
+      </w:r>
+      <w:r>
+        <w:rPr>
+          <w:rFonts w:ascii="宋体" w:eastAsia="宋体" w:hAnsi="宋体" w:cs="MS Mincho" w:hint="eastAsia"/>
+          <w:lang w:eastAsia="zh-CN"/>
+        </w:rPr>
+        <w:t>入文字→点</w:t>
+      </w:r>
+      <w:r>
+        <w:rPr>
+          <w:rFonts w:ascii="宋体" w:eastAsia="宋体" w:hAnsi="宋体" w:cs="微软雅黑" w:hint="eastAsia"/>
+          <w:lang w:eastAsia="zh-CN"/>
+        </w:rPr>
+        <w:t>击发</w:t>
+      </w:r>
+      <w:r>
+        <w:rPr>
+          <w:rFonts w:ascii="宋体" w:eastAsia="宋体" w:hAnsi="宋体" w:cs="MS Mincho" w:hint="eastAsia"/>
+          <w:lang w:eastAsia="zh-CN"/>
+        </w:rPr>
+        <w:t>送→消息</w:t>
+      </w:r>
+      <w:r>
+        <w:rPr>
+          <w:rFonts w:ascii="宋体" w:eastAsia="宋体" w:hAnsi="宋体" w:cs="微软雅黑" w:hint="eastAsia"/>
+          <w:lang w:eastAsia="zh-CN"/>
+        </w:rPr>
+        <w:t>经</w:t>
+      </w:r>
+      <w:proofErr w:type="spellStart"/>
+      <w:r>
+        <w:rPr>
+          <w:rFonts w:ascii="宋体" w:eastAsia="宋体" w:hAnsi="宋体"/>
+          <w:lang w:eastAsia="zh-CN"/>
+        </w:rPr>
+        <w:t>ChatServer</w:t>
+      </w:r>
+      <w:proofErr w:type="spellEnd"/>
+      <w:r>
+        <w:rPr>
+          <w:rFonts w:ascii="宋体" w:eastAsia="宋体" w:hAnsi="宋体" w:cs="微软雅黑" w:hint="eastAsia"/>
+          <w:lang w:eastAsia="zh-CN"/>
+        </w:rPr>
+        <w:t>转发</w:t>
+      </w:r>
+      <w:r>
+        <w:rPr>
+          <w:rFonts w:ascii="宋体" w:eastAsia="宋体" w:hAnsi="宋体" w:cs="MS Mincho" w:hint="eastAsia"/>
+          <w:lang w:eastAsia="zh-CN"/>
+        </w:rPr>
+        <w:t>→接收方收到并</w:t>
+      </w:r>
+      <w:r>
+        <w:rPr>
+          <w:rFonts w:ascii="宋体" w:eastAsia="宋体" w:hAnsi="宋体" w:cs="微软雅黑" w:hint="eastAsia"/>
+          <w:lang w:eastAsia="zh-CN"/>
+        </w:rPr>
+        <w:t>显</w:t>
+      </w:r>
+      <w:r>
+        <w:rPr>
+          <w:rFonts w:ascii="宋体" w:eastAsia="宋体" w:hAnsi="宋体" w:cs="MS Mincho" w:hint="eastAsia"/>
+          <w:lang w:eastAsia="zh-CN"/>
+        </w:rPr>
+        <w:t>示消息，</w:t>
+      </w:r>
+      <w:r>
+        <w:rPr>
+          <w:rFonts w:ascii="宋体" w:eastAsia="宋体" w:hAnsi="宋体" w:cs="微软雅黑" w:hint="eastAsia"/>
+          <w:lang w:eastAsia="zh-CN"/>
+        </w:rPr>
+        <w:t>发</w:t>
+      </w:r>
+      <w:r>
+        <w:rPr>
+          <w:rFonts w:ascii="宋体" w:eastAsia="宋体" w:hAnsi="宋体" w:cs="MS Mincho" w:hint="eastAsia"/>
+          <w:lang w:eastAsia="zh-CN"/>
+        </w:rPr>
+        <w:t>送方看到</w:t>
+      </w:r>
+      <w:r>
+        <w:rPr>
+          <w:rFonts w:ascii="宋体" w:eastAsia="宋体" w:hAnsi="宋体"/>
+          <w:lang w:eastAsia="zh-CN"/>
+        </w:rPr>
+        <w:t xml:space="preserve"> “</w:t>
+      </w:r>
+      <w:r>
+        <w:rPr>
+          <w:rFonts w:ascii="宋体" w:eastAsia="宋体" w:hAnsi="宋体" w:hint="eastAsia"/>
+          <w:lang w:eastAsia="zh-CN"/>
+        </w:rPr>
+        <w:t>已送达”</w:t>
+      </w:r>
+      <w:r>
+        <w:rPr>
+          <w:rFonts w:ascii="宋体" w:eastAsia="宋体" w:hAnsi="宋体"/>
+          <w:lang w:eastAsia="zh-CN"/>
+        </w:rPr>
+        <w:t xml:space="preserve"> </w:t>
+      </w:r>
+      <w:r>
+        <w:rPr>
+          <w:rFonts w:ascii="宋体" w:eastAsia="宋体" w:hAnsi="宋体" w:hint="eastAsia"/>
+          <w:lang w:eastAsia="zh-CN"/>
+        </w:rPr>
+        <w:t>状</w:t>
+      </w:r>
+      <w:r>
+        <w:rPr>
+          <w:rFonts w:ascii="宋体" w:eastAsia="宋体" w:hAnsi="宋体" w:cs="微软雅黑" w:hint="eastAsia"/>
+          <w:lang w:eastAsia="zh-CN"/>
+        </w:rPr>
+        <w:t>态</w:t>
+      </w:r>
+      <w:r>
+        <w:rPr>
+          <w:rFonts w:ascii="宋体" w:eastAsia="宋体" w:hAnsi="宋体" w:cs="MS Mincho" w:hint="eastAsia"/>
+          <w:lang w:eastAsia="zh-CN"/>
+        </w:rPr>
+        <w:t>。</w:t>
+      </w:r>
+    </w:p>
+    <w:p>
+      <w:pPr>
+        <w:rPr>
+          <w:rFonts w:ascii="宋体" w:eastAsia="宋体" w:hAnsi="宋体"/>
+          <w:b/>
+          <w:bCs/>
+          <w:lang w:eastAsia="zh-CN"/>
+        </w:rPr>
+      </w:pPr>
+      <w:r>
+        <w:rPr>
+          <w:rFonts w:ascii="宋体" w:eastAsia="宋体" w:hAnsi="宋体" w:hint="eastAsia"/>
+          <w:b/>
+          <w:bCs/>
+          <w:lang w:eastAsia="zh-CN"/>
+        </w:rPr>
+        <w:t>3.6.2</w:t>
+      </w:r>
+      <w:r>
+        <w:rPr>
+          <w:rFonts w:ascii="宋体" w:eastAsia="宋体" w:hAnsi="宋体" w:hint="eastAsia"/>
+          <w:b/>
+          <w:bCs/>
+          <w:lang w:eastAsia="zh-CN"/>
+        </w:rPr>
+        <w:t>用</w:t>
+      </w:r>
+      <w:r>
+        <w:rPr>
+          <w:rFonts w:ascii="宋体" w:eastAsia="宋体" w:hAnsi="宋体" w:cs="微软雅黑" w:hint="eastAsia"/>
+          <w:b/>
+          <w:bCs/>
+          <w:lang w:eastAsia="zh-CN"/>
+        </w:rPr>
+        <w:t>户</w:t>
+      </w:r>
+      <w:r>
+        <w:rPr>
+          <w:rFonts w:ascii="宋体" w:eastAsia="宋体" w:hAnsi="宋体" w:cs="MS Mincho" w:hint="eastAsia"/>
+          <w:b/>
+          <w:bCs/>
+          <w:lang w:eastAsia="zh-CN"/>
+        </w:rPr>
+        <w:t>添加好友</w:t>
+      </w:r>
+    </w:p>
+    <w:p>
+      <w:pPr>
+        <w:rPr>
+          <w:rFonts w:ascii="宋体" w:eastAsia="宋体" w:hAnsi="宋体"/>
+          <w:lang w:eastAsia="zh-CN"/>
+        </w:rPr>
+      </w:pPr>
+      <w:r>
+        <w:rPr>
+          <w:rFonts w:ascii="宋体" w:eastAsia="宋体" w:hAnsi="宋体" w:hint="eastAsia"/>
+          <w:lang w:eastAsia="zh-CN"/>
+        </w:rPr>
+        <w:t>参与者：</w:t>
+      </w:r>
+      <w:r>
+        <w:rPr>
+          <w:rFonts w:ascii="宋体" w:eastAsia="宋体" w:hAnsi="宋体" w:cs="微软雅黑" w:hint="eastAsia"/>
+          <w:lang w:eastAsia="zh-CN"/>
+        </w:rPr>
+        <w:t>发</w:t>
+      </w:r>
+      <w:r>
+        <w:rPr>
+          <w:rFonts w:ascii="宋体" w:eastAsia="宋体" w:hAnsi="宋体" w:cs="MS Mincho" w:hint="eastAsia"/>
+          <w:lang w:eastAsia="zh-CN"/>
+        </w:rPr>
+        <w:t>起方用</w:t>
+      </w:r>
+      <w:r>
+        <w:rPr>
+          <w:rFonts w:ascii="宋体" w:eastAsia="宋体" w:hAnsi="宋体" w:cs="微软雅黑" w:hint="eastAsia"/>
+          <w:lang w:eastAsia="zh-CN"/>
+        </w:rPr>
+        <w:t>户</w:t>
+      </w:r>
+      <w:r>
+        <w:rPr>
+          <w:rFonts w:ascii="宋体" w:eastAsia="宋体" w:hAnsi="宋体" w:cs="MS Mincho" w:hint="eastAsia"/>
+          <w:lang w:eastAsia="zh-CN"/>
+        </w:rPr>
+        <w:t>、接收方用</w:t>
+      </w:r>
+      <w:r>
+        <w:rPr>
+          <w:rFonts w:ascii="宋体" w:eastAsia="宋体" w:hAnsi="宋体" w:cs="微软雅黑" w:hint="eastAsia"/>
+          <w:lang w:eastAsia="zh-CN"/>
+        </w:rPr>
+        <w:t>户</w:t>
+      </w:r>
+      <w:r>
+        <w:rPr>
+          <w:rFonts w:ascii="宋体" w:eastAsia="宋体" w:hAnsi="宋体" w:cs="MS Mincho" w:hint="eastAsia"/>
+          <w:lang w:eastAsia="zh-CN"/>
+        </w:rPr>
+        <w:t>、</w:t>
+      </w:r>
+      <w:proofErr w:type="spellStart"/>
+      <w:r>
+        <w:rPr>
+          <w:rFonts w:ascii="宋体" w:eastAsia="宋体" w:hAnsi="宋体"/>
+          <w:lang w:eastAsia="zh-CN"/>
+        </w:rPr>
+        <w:t>VerifyServer</w:t>
+      </w:r>
+      <w:proofErr w:type="spellEnd"/>
+    </w:p>
+    <w:p>
+      <w:pPr>
+        <w:rPr>
+          <w:rFonts w:ascii="宋体" w:eastAsia="宋体" w:hAnsi="宋体" w:cs="MS Mincho"/>
+          <w:lang w:eastAsia="zh-CN"/>
+        </w:rPr>
+      </w:pPr>
+      <w:r>
+        <w:rPr>
+          <w:rFonts w:ascii="宋体" w:eastAsia="宋体" w:hAnsi="宋体" w:hint="eastAsia"/>
+          <w:lang w:eastAsia="zh-CN"/>
+        </w:rPr>
+        <w:t>流程：</w:t>
+      </w:r>
+      <w:r>
+        <w:rPr>
+          <w:rFonts w:ascii="宋体" w:eastAsia="宋体" w:hAnsi="宋体" w:cs="微软雅黑" w:hint="eastAsia"/>
+          <w:lang w:eastAsia="zh-CN"/>
+        </w:rPr>
+        <w:t>发</w:t>
+      </w:r>
+      <w:r>
+        <w:rPr>
+          <w:rFonts w:ascii="宋体" w:eastAsia="宋体" w:hAnsi="宋体" w:cs="MS Mincho" w:hint="eastAsia"/>
+          <w:lang w:eastAsia="zh-CN"/>
+        </w:rPr>
+        <w:t>起方</w:t>
+      </w:r>
+      <w:r>
+        <w:rPr>
+          <w:rFonts w:ascii="宋体" w:eastAsia="宋体" w:hAnsi="宋体" w:cs="微软雅黑" w:hint="eastAsia"/>
+          <w:lang w:eastAsia="zh-CN"/>
+        </w:rPr>
+        <w:t>输</w:t>
+      </w:r>
+      <w:r>
+        <w:rPr>
+          <w:rFonts w:ascii="宋体" w:eastAsia="宋体" w:hAnsi="宋体" w:cs="MS Mincho" w:hint="eastAsia"/>
+          <w:lang w:eastAsia="zh-CN"/>
+        </w:rPr>
+        <w:t>入</w:t>
+      </w:r>
+      <w:r>
+        <w:rPr>
+          <w:rFonts w:ascii="宋体" w:eastAsia="宋体" w:hAnsi="宋体" w:cs="微软雅黑" w:hint="eastAsia"/>
+          <w:lang w:eastAsia="zh-CN"/>
+        </w:rPr>
+        <w:t>对</w:t>
+      </w:r>
+      <w:r>
+        <w:rPr>
+          <w:rFonts w:ascii="宋体" w:eastAsia="宋体" w:hAnsi="宋体" w:cs="MS Mincho" w:hint="eastAsia"/>
+          <w:lang w:eastAsia="zh-CN"/>
+        </w:rPr>
+        <w:t>方</w:t>
+      </w:r>
+      <w:r>
+        <w:rPr>
+          <w:rFonts w:ascii="宋体" w:eastAsia="宋体" w:hAnsi="宋体"/>
+          <w:lang w:eastAsia="zh-CN"/>
+        </w:rPr>
+        <w:t xml:space="preserve"> ID </w:t>
+      </w:r>
+      <w:r>
+        <w:rPr>
+          <w:rFonts w:ascii="宋体" w:eastAsia="宋体" w:hAnsi="宋体" w:cs="微软雅黑" w:hint="eastAsia"/>
+          <w:lang w:eastAsia="zh-CN"/>
+        </w:rPr>
+        <w:t>发</w:t>
+      </w:r>
+      <w:r>
+        <w:rPr>
+          <w:rFonts w:ascii="宋体" w:eastAsia="宋体" w:hAnsi="宋体" w:cs="MS Mincho" w:hint="eastAsia"/>
+          <w:lang w:eastAsia="zh-CN"/>
+        </w:rPr>
+        <w:t>送添加</w:t>
+      </w:r>
+      <w:r>
+        <w:rPr>
+          <w:rFonts w:ascii="宋体" w:eastAsia="宋体" w:hAnsi="宋体" w:cs="微软雅黑" w:hint="eastAsia"/>
+          <w:lang w:eastAsia="zh-CN"/>
+        </w:rPr>
+        <w:t>请</w:t>
+      </w:r>
+      <w:r>
+        <w:rPr>
+          <w:rFonts w:ascii="宋体" w:eastAsia="宋体" w:hAnsi="宋体" w:cs="MS Mincho" w:hint="eastAsia"/>
+          <w:lang w:eastAsia="zh-CN"/>
+        </w:rPr>
+        <w:t>求→接收方同意后，双方好友列表新增</w:t>
+      </w:r>
+      <w:r>
+        <w:rPr>
+          <w:rFonts w:ascii="宋体" w:eastAsia="宋体" w:hAnsi="宋体" w:cs="微软雅黑" w:hint="eastAsia"/>
+          <w:lang w:eastAsia="zh-CN"/>
+        </w:rPr>
+        <w:t>对</w:t>
+      </w:r>
+      <w:r>
+        <w:rPr>
+          <w:rFonts w:ascii="宋体" w:eastAsia="宋体" w:hAnsi="宋体" w:cs="MS Mincho" w:hint="eastAsia"/>
+          <w:lang w:eastAsia="zh-CN"/>
+        </w:rPr>
+        <w:t>方。</w:t>
+      </w:r>
+    </w:p>
+    <w:p>
+      <w:pPr>
+        <w:pStyle w:val="21"/>
+        <w:rPr>
+          <w:rFonts w:ascii="微软雅黑" w:eastAsia="微软雅黑" w:hAnsi="微软雅黑"/>
+          <w:lang w:eastAsia="zh-CN"/>
+        </w:rPr>
+      </w:pPr>
+      <w:r>
+        <w:rPr>
+          <w:rFonts w:ascii="微软雅黑" w:eastAsia="微软雅黑" w:hAnsi="微软雅黑" w:hint="eastAsia"/>
+          <w:lang w:eastAsia="zh-CN"/>
+        </w:rPr>
+        <w:lastRenderedPageBreak/>
+        <w:t>3.</w:t>
+      </w:r>
+      <w:r>
+        <w:rPr>
+          <w:rFonts w:ascii="微软雅黑" w:eastAsia="微软雅黑" w:hAnsi="微软雅黑"/>
+          <w:lang w:eastAsia="zh-CN"/>
+        </w:rPr>
+        <w:t xml:space="preserve">7. </w:t>
+      </w:r>
+      <w:r>
+        <w:rPr>
+          <w:rFonts w:ascii="微软雅黑" w:eastAsia="微软雅黑" w:hAnsi="微软雅黑" w:hint="eastAsia"/>
+          <w:lang w:eastAsia="zh-CN"/>
+        </w:rPr>
+        <w:t>其他产品需求</w:t>
+      </w:r>
+    </w:p>
+    <w:p>
+      <w:pPr>
+        <w:rPr>
+          <w:rFonts w:ascii="宋体" w:eastAsia="宋体" w:hAnsi="宋体"/>
+          <w:b/>
+          <w:bCs/>
+          <w:lang w:eastAsia="zh-CN"/>
+        </w:rPr>
+      </w:pPr>
+      <w:r>
+        <w:rPr>
+          <w:rFonts w:ascii="宋体" w:eastAsia="宋体" w:hAnsi="宋体" w:hint="eastAsia"/>
+          <w:b/>
+          <w:bCs/>
+          <w:lang w:eastAsia="zh-CN"/>
+        </w:rPr>
+        <w:t>3.</w:t>
+      </w:r>
+      <w:r>
+        <w:rPr>
+          <w:rFonts w:ascii="宋体" w:eastAsia="宋体" w:hAnsi="宋体"/>
+          <w:b/>
+          <w:bCs/>
+          <w:lang w:eastAsia="zh-CN"/>
+        </w:rPr>
+        <w:t xml:space="preserve">7.1 </w:t>
+      </w:r>
+      <w:r>
+        <w:rPr>
+          <w:rFonts w:ascii="宋体" w:eastAsia="宋体" w:hAnsi="宋体" w:hint="eastAsia"/>
+          <w:b/>
+          <w:bCs/>
+          <w:lang w:eastAsia="zh-CN"/>
+        </w:rPr>
+        <w:t>适用</w:t>
+      </w:r>
+      <w:r>
+        <w:rPr>
+          <w:rFonts w:ascii="宋体" w:eastAsia="宋体" w:hAnsi="宋体" w:cs="微软雅黑" w:hint="eastAsia"/>
+          <w:b/>
+          <w:bCs/>
+          <w:lang w:eastAsia="zh-CN"/>
+        </w:rPr>
+        <w:t>标</w:t>
+      </w:r>
+      <w:r>
+        <w:rPr>
+          <w:rFonts w:ascii="宋体" w:eastAsia="宋体" w:hAnsi="宋体" w:cs="MS Mincho" w:hint="eastAsia"/>
+          <w:b/>
+          <w:bCs/>
+          <w:lang w:eastAsia="zh-CN"/>
+        </w:rPr>
+        <w:t>准</w:t>
+      </w:r>
+    </w:p>
+    <w:p>
+      <w:pPr>
+        <w:rPr>
+          <w:rFonts w:ascii="宋体" w:eastAsia="宋体" w:hAnsi="宋体"/>
+          <w:lang w:eastAsia="zh-CN"/>
+        </w:rPr>
+      </w:pPr>
+      <w:r>
+        <w:rPr>
+          <w:rFonts w:ascii="宋体" w:eastAsia="宋体" w:hAnsi="宋体" w:hint="eastAsia"/>
+          <w:lang w:eastAsia="zh-CN"/>
+        </w:rPr>
+        <w:t>遵循</w:t>
+      </w:r>
+      <w:r>
+        <w:rPr>
+          <w:rFonts w:ascii="宋体" w:eastAsia="宋体" w:hAnsi="宋体"/>
+          <w:lang w:eastAsia="zh-CN"/>
+        </w:rPr>
+        <w:t xml:space="preserve"> TCP/IP</w:t>
+      </w:r>
+      <w:r>
+        <w:rPr>
+          <w:rFonts w:ascii="宋体" w:eastAsia="宋体" w:hAnsi="宋体" w:hint="eastAsia"/>
+          <w:lang w:eastAsia="zh-CN"/>
+        </w:rPr>
+        <w:t>、</w:t>
+      </w:r>
+      <w:r>
+        <w:rPr>
+          <w:rFonts w:ascii="宋体" w:eastAsia="宋体" w:hAnsi="宋体"/>
+          <w:lang w:eastAsia="zh-CN"/>
+        </w:rPr>
+        <w:t xml:space="preserve">HTTP </w:t>
+      </w:r>
+      <w:r>
+        <w:rPr>
+          <w:rFonts w:ascii="宋体" w:eastAsia="宋体" w:hAnsi="宋体" w:hint="eastAsia"/>
+          <w:lang w:eastAsia="zh-CN"/>
+        </w:rPr>
+        <w:t>等网</w:t>
+      </w:r>
+      <w:r>
+        <w:rPr>
+          <w:rFonts w:ascii="宋体" w:eastAsia="宋体" w:hAnsi="宋体" w:cs="微软雅黑" w:hint="eastAsia"/>
+          <w:lang w:eastAsia="zh-CN"/>
+        </w:rPr>
+        <w:t>络</w:t>
+      </w:r>
+      <w:r>
+        <w:rPr>
+          <w:rFonts w:ascii="宋体" w:eastAsia="宋体" w:hAnsi="宋体" w:cs="MS Mincho" w:hint="eastAsia"/>
+          <w:lang w:eastAsia="zh-CN"/>
+        </w:rPr>
+        <w:t>通信</w:t>
+      </w:r>
+      <w:r>
+        <w:rPr>
+          <w:rFonts w:ascii="宋体" w:eastAsia="宋体" w:hAnsi="宋体" w:cs="微软雅黑" w:hint="eastAsia"/>
+          <w:lang w:eastAsia="zh-CN"/>
+        </w:rPr>
+        <w:t>协议</w:t>
+      </w:r>
+      <w:r>
+        <w:rPr>
+          <w:rFonts w:ascii="宋体" w:eastAsia="宋体" w:hAnsi="宋体" w:cs="MS Mincho" w:hint="eastAsia"/>
+          <w:lang w:eastAsia="zh-CN"/>
+        </w:rPr>
+        <w:t>，确保消息</w:t>
+      </w:r>
+      <w:r>
+        <w:rPr>
+          <w:rFonts w:ascii="宋体" w:eastAsia="宋体" w:hAnsi="宋体" w:cs="微软雅黑" w:hint="eastAsia"/>
+          <w:lang w:eastAsia="zh-CN"/>
+        </w:rPr>
+        <w:t>传输</w:t>
+      </w:r>
+      <w:r>
+        <w:rPr>
+          <w:rFonts w:ascii="宋体" w:eastAsia="宋体" w:hAnsi="宋体" w:cs="MS Mincho" w:hint="eastAsia"/>
+          <w:lang w:eastAsia="zh-CN"/>
+        </w:rPr>
+        <w:t>合</w:t>
+      </w:r>
+      <w:r>
+        <w:rPr>
+          <w:rFonts w:ascii="宋体" w:eastAsia="宋体" w:hAnsi="宋体" w:cs="微软雅黑" w:hint="eastAsia"/>
+          <w:lang w:eastAsia="zh-CN"/>
+        </w:rPr>
+        <w:t>规</w:t>
+      </w:r>
+      <w:r>
+        <w:rPr>
+          <w:rFonts w:ascii="宋体" w:eastAsia="宋体" w:hAnsi="宋体" w:cs="MS Mincho" w:hint="eastAsia"/>
+          <w:lang w:eastAsia="zh-CN"/>
+        </w:rPr>
+        <w:t>。</w:t>
+      </w:r>
+    </w:p>
+    <w:p>
+      <w:pPr>
+        <w:rPr>
+          <w:rFonts w:ascii="宋体" w:eastAsia="宋体" w:hAnsi="宋体"/>
+          <w:lang w:eastAsia="zh-CN"/>
+        </w:rPr>
+      </w:pPr>
+      <w:r>
+        <w:rPr>
+          <w:rFonts w:ascii="宋体" w:eastAsia="宋体" w:hAnsi="宋体" w:hint="eastAsia"/>
+          <w:lang w:eastAsia="zh-CN"/>
+        </w:rPr>
+        <w:t>界面遵循</w:t>
+      </w:r>
+      <w:r>
+        <w:rPr>
+          <w:rFonts w:ascii="宋体" w:eastAsia="宋体" w:hAnsi="宋体"/>
+          <w:lang w:eastAsia="zh-CN"/>
+        </w:rPr>
+        <w:t xml:space="preserve"> Qt UI </w:t>
+      </w:r>
+      <w:r>
+        <w:rPr>
+          <w:rFonts w:ascii="宋体" w:eastAsia="宋体" w:hAnsi="宋体" w:cs="微软雅黑" w:hint="eastAsia"/>
+          <w:lang w:eastAsia="zh-CN"/>
+        </w:rPr>
+        <w:t>设计规</w:t>
+      </w:r>
+      <w:r>
+        <w:rPr>
+          <w:rFonts w:ascii="宋体" w:eastAsia="宋体" w:hAnsi="宋体" w:cs="MS Mincho" w:hint="eastAsia"/>
+          <w:lang w:eastAsia="zh-CN"/>
+        </w:rPr>
+        <w:t>范，保</w:t>
+      </w:r>
+      <w:r>
+        <w:rPr>
+          <w:rFonts w:ascii="宋体" w:eastAsia="宋体" w:hAnsi="宋体" w:cs="微软雅黑" w:hint="eastAsia"/>
+          <w:lang w:eastAsia="zh-CN"/>
+        </w:rPr>
+        <w:t>证</w:t>
+      </w:r>
+      <w:r>
+        <w:rPr>
+          <w:rFonts w:ascii="宋体" w:eastAsia="宋体" w:hAnsi="宋体" w:cs="MS Mincho" w:hint="eastAsia"/>
+          <w:lang w:eastAsia="zh-CN"/>
+        </w:rPr>
+        <w:t>跨平台</w:t>
+      </w:r>
+      <w:r>
+        <w:rPr>
+          <w:rFonts w:ascii="宋体" w:eastAsia="宋体" w:hAnsi="宋体" w:cs="微软雅黑" w:hint="eastAsia"/>
+          <w:lang w:eastAsia="zh-CN"/>
+        </w:rPr>
+        <w:t>显</w:t>
+      </w:r>
+      <w:r>
+        <w:rPr>
+          <w:rFonts w:ascii="宋体" w:eastAsia="宋体" w:hAnsi="宋体" w:cs="MS Mincho" w:hint="eastAsia"/>
+          <w:lang w:eastAsia="zh-CN"/>
+        </w:rPr>
+        <w:t>示一致性。</w:t>
+      </w:r>
+    </w:p>
+    <w:p>
+      <w:pPr>
+        <w:rPr>
+          <w:rFonts w:ascii="宋体" w:eastAsia="宋体" w:hAnsi="宋体"/>
+          <w:b/>
+          <w:bCs/>
+          <w:lang w:eastAsia="zh-CN"/>
+        </w:rPr>
+      </w:pPr>
+      <w:r>
+        <w:rPr>
+          <w:rFonts w:ascii="宋体" w:eastAsia="宋体" w:hAnsi="宋体" w:hint="eastAsia"/>
+          <w:b/>
+          <w:bCs/>
+          <w:lang w:eastAsia="zh-CN"/>
+        </w:rPr>
+        <w:t>3.</w:t>
+      </w:r>
+      <w:r>
+        <w:rPr>
+          <w:rFonts w:ascii="宋体" w:eastAsia="宋体" w:hAnsi="宋体"/>
+          <w:b/>
+          <w:bCs/>
+          <w:lang w:eastAsia="zh-CN"/>
+        </w:rPr>
+        <w:t xml:space="preserve">7.2 </w:t>
+      </w:r>
+      <w:r>
+        <w:rPr>
+          <w:rFonts w:ascii="宋体" w:eastAsia="宋体" w:hAnsi="宋体" w:hint="eastAsia"/>
+          <w:b/>
+          <w:bCs/>
+          <w:lang w:eastAsia="zh-CN"/>
+        </w:rPr>
+        <w:t>系</w:t>
+      </w:r>
+      <w:r>
+        <w:rPr>
+          <w:rFonts w:ascii="宋体" w:eastAsia="宋体" w:hAnsi="宋体" w:cs="微软雅黑" w:hint="eastAsia"/>
+          <w:b/>
+          <w:bCs/>
+          <w:lang w:eastAsia="zh-CN"/>
+        </w:rPr>
+        <w:t>统</w:t>
+      </w:r>
+      <w:r>
+        <w:rPr>
+          <w:rFonts w:ascii="宋体" w:eastAsia="宋体" w:hAnsi="宋体" w:cs="MS Mincho" w:hint="eastAsia"/>
+          <w:b/>
+          <w:bCs/>
+          <w:lang w:eastAsia="zh-CN"/>
+        </w:rPr>
+        <w:t>需求</w:t>
+      </w:r>
+    </w:p>
+    <w:p>
+      <w:pPr>
+        <w:rPr>
+          <w:rFonts w:ascii="宋体" w:eastAsia="宋体" w:hAnsi="宋体"/>
+          <w:lang w:eastAsia="zh-CN"/>
+        </w:rPr>
+      </w:pPr>
+      <w:r>
+        <w:rPr>
+          <w:rFonts w:ascii="宋体" w:eastAsia="宋体" w:hAnsi="宋体" w:hint="eastAsia"/>
+          <w:lang w:eastAsia="zh-CN"/>
+        </w:rPr>
+        <w:t>支持</w:t>
+      </w:r>
+      <w:r>
+        <w:rPr>
+          <w:rFonts w:ascii="宋体" w:eastAsia="宋体" w:hAnsi="宋体"/>
+          <w:lang w:eastAsia="zh-CN"/>
+        </w:rPr>
+        <w:t xml:space="preserve"> Windows 10+</w:t>
+      </w:r>
+      <w:r>
+        <w:rPr>
+          <w:rFonts w:ascii="宋体" w:eastAsia="宋体" w:hAnsi="宋体" w:hint="eastAsia"/>
+          <w:lang w:eastAsia="zh-CN"/>
+        </w:rPr>
+        <w:t>、</w:t>
+      </w:r>
+      <w:r>
+        <w:rPr>
+          <w:rFonts w:ascii="宋体" w:eastAsia="宋体" w:hAnsi="宋体"/>
+          <w:lang w:eastAsia="zh-CN"/>
+        </w:rPr>
+        <w:t>macOS 10.15+</w:t>
+      </w:r>
+      <w:r>
+        <w:rPr>
+          <w:rFonts w:ascii="宋体" w:eastAsia="宋体" w:hAnsi="宋体" w:hint="eastAsia"/>
+          <w:lang w:eastAsia="zh-CN"/>
+        </w:rPr>
+        <w:t>、主流</w:t>
+      </w:r>
+      <w:r>
+        <w:rPr>
+          <w:rFonts w:ascii="宋体" w:eastAsia="宋体" w:hAnsi="宋体"/>
+          <w:lang w:eastAsia="zh-CN"/>
+        </w:rPr>
+        <w:t xml:space="preserve"> Linux </w:t>
+      </w:r>
+      <w:r>
+        <w:rPr>
+          <w:rFonts w:ascii="宋体" w:eastAsia="宋体" w:hAnsi="宋体" w:cs="微软雅黑" w:hint="eastAsia"/>
+          <w:lang w:eastAsia="zh-CN"/>
+        </w:rPr>
+        <w:t>发</w:t>
+      </w:r>
+      <w:r>
+        <w:rPr>
+          <w:rFonts w:ascii="宋体" w:eastAsia="宋体" w:hAnsi="宋体" w:cs="MS Mincho" w:hint="eastAsia"/>
+          <w:lang w:eastAsia="zh-CN"/>
+        </w:rPr>
+        <w:t>行版；硬件要求</w:t>
+      </w:r>
+      <w:r>
+        <w:rPr>
+          <w:rFonts w:ascii="宋体" w:eastAsia="宋体" w:hAnsi="宋体" w:cs="微软雅黑" w:hint="eastAsia"/>
+          <w:lang w:eastAsia="zh-CN"/>
+        </w:rPr>
+        <w:t>为</w:t>
+      </w:r>
+      <w:r>
+        <w:rPr>
+          <w:rFonts w:ascii="宋体" w:eastAsia="宋体" w:hAnsi="宋体" w:cs="MS Mincho" w:hint="eastAsia"/>
+          <w:lang w:eastAsia="zh-CN"/>
+        </w:rPr>
+        <w:t>双核</w:t>
+      </w:r>
+      <w:r>
+        <w:rPr>
+          <w:rFonts w:ascii="宋体" w:eastAsia="宋体" w:hAnsi="宋体"/>
+          <w:lang w:eastAsia="zh-CN"/>
+        </w:rPr>
+        <w:t xml:space="preserve"> CPU</w:t>
+      </w:r>
+      <w:r>
+        <w:rPr>
+          <w:rFonts w:ascii="宋体" w:eastAsia="宋体" w:hAnsi="宋体" w:hint="eastAsia"/>
+          <w:lang w:eastAsia="zh-CN"/>
+        </w:rPr>
+        <w:t>、</w:t>
+      </w:r>
+      <w:r>
+        <w:rPr>
+          <w:rFonts w:ascii="宋体" w:eastAsia="宋体" w:hAnsi="宋体"/>
+          <w:lang w:eastAsia="zh-CN"/>
+        </w:rPr>
+        <w:t xml:space="preserve">4GB </w:t>
+      </w:r>
+      <w:r>
+        <w:rPr>
+          <w:rFonts w:ascii="宋体" w:eastAsia="宋体" w:hAnsi="宋体" w:hint="eastAsia"/>
+          <w:lang w:eastAsia="zh-CN"/>
+        </w:rPr>
+        <w:t>内存、</w:t>
+      </w:r>
+      <w:r>
+        <w:rPr>
+          <w:rFonts w:ascii="宋体" w:eastAsia="宋体" w:hAnsi="宋体"/>
+          <w:lang w:eastAsia="zh-CN"/>
+        </w:rPr>
+        <w:t xml:space="preserve">500MB </w:t>
+      </w:r>
+      <w:r>
+        <w:rPr>
+          <w:rFonts w:ascii="宋体" w:eastAsia="宋体" w:hAnsi="宋体" w:hint="eastAsia"/>
+          <w:lang w:eastAsia="zh-CN"/>
+        </w:rPr>
+        <w:t>磁</w:t>
+      </w:r>
+      <w:r>
+        <w:rPr>
+          <w:rFonts w:ascii="宋体" w:eastAsia="宋体" w:hAnsi="宋体" w:cs="微软雅黑" w:hint="eastAsia"/>
+          <w:lang w:eastAsia="zh-CN"/>
+        </w:rPr>
+        <w:t>盘</w:t>
+      </w:r>
+      <w:r>
+        <w:rPr>
+          <w:rFonts w:ascii="宋体" w:eastAsia="宋体" w:hAnsi="宋体" w:cs="MS Mincho" w:hint="eastAsia"/>
+          <w:lang w:eastAsia="zh-CN"/>
+        </w:rPr>
+        <w:t>空</w:t>
+      </w:r>
+      <w:r>
+        <w:rPr>
+          <w:rFonts w:ascii="宋体" w:eastAsia="宋体" w:hAnsi="宋体" w:cs="微软雅黑" w:hint="eastAsia"/>
+          <w:lang w:eastAsia="zh-CN"/>
+        </w:rPr>
+        <w:t>间</w:t>
+      </w:r>
+      <w:r>
+        <w:rPr>
+          <w:rFonts w:ascii="宋体" w:eastAsia="宋体" w:hAnsi="宋体" w:cs="MS Mincho" w:hint="eastAsia"/>
+          <w:lang w:eastAsia="zh-CN"/>
+        </w:rPr>
+        <w:t>。</w:t>
+      </w:r>
+    </w:p>
+    <w:p>
+      <w:pPr>
+        <w:rPr>
+          <w:rFonts w:ascii="宋体" w:eastAsia="宋体" w:hAnsi="宋体" w:hint="eastAsia"/>
+          <w:b/>
+          <w:bCs/>
+          <w:lang w:eastAsia="zh-CN"/>
+        </w:rPr>
+      </w:pPr>
+      <w:r>
+        <w:rPr>
+          <w:rFonts w:ascii="宋体" w:eastAsia="宋体" w:hAnsi="宋体" w:hint="eastAsia"/>
+          <w:b/>
+          <w:bCs/>
+          <w:lang w:eastAsia="zh-CN"/>
+        </w:rPr>
+        <w:t>3.</w:t>
+      </w:r>
+      <w:r>
+        <w:rPr>
+          <w:rFonts w:ascii="宋体" w:eastAsia="宋体" w:hAnsi="宋体" w:hint="eastAsia"/>
+          <w:b/>
+          <w:bCs/>
+          <w:lang w:eastAsia="zh-CN"/>
+        </w:rPr>
+        <w:t>7.3 安装/本地化需求</w:t>
+      </w:r>
+    </w:p>
+    <w:p>
+      <w:pPr>
+        <w:rPr>
+          <w:rFonts w:ascii="宋体" w:eastAsia="宋体" w:hAnsi="宋体"/>
+          <w:lang w:eastAsia="zh-CN"/>
+        </w:rPr>
+      </w:pPr>
+      <w:r>
+        <w:rPr>
+          <w:rFonts w:ascii="宋体" w:eastAsia="宋体" w:hAnsi="宋体" w:hint="eastAsia"/>
+          <w:lang w:eastAsia="zh-CN"/>
+        </w:rPr>
+        <w:t>提供</w:t>
+      </w:r>
+      <w:r>
+        <w:rPr>
+          <w:rFonts w:ascii="宋体" w:eastAsia="宋体" w:hAnsi="宋体"/>
+          <w:lang w:eastAsia="zh-CN"/>
+        </w:rPr>
+        <w:t xml:space="preserve"> Windows</w:t>
+      </w:r>
+      <w:r>
+        <w:rPr>
+          <w:rFonts w:ascii="宋体" w:eastAsia="宋体" w:hAnsi="宋体" w:hint="eastAsia"/>
+          <w:lang w:eastAsia="zh-CN"/>
+        </w:rPr>
+        <w:t>（</w:t>
+      </w:r>
+      <w:r>
+        <w:rPr>
+          <w:rFonts w:ascii="宋体" w:eastAsia="宋体" w:hAnsi="宋体"/>
+          <w:lang w:eastAsia="zh-CN"/>
+        </w:rPr>
+        <w:t>.exe</w:t>
+      </w:r>
+      <w:r>
+        <w:rPr>
+          <w:rFonts w:ascii="宋体" w:eastAsia="宋体" w:hAnsi="宋体" w:hint="eastAsia"/>
+          <w:lang w:eastAsia="zh-CN"/>
+        </w:rPr>
+        <w:t>）、</w:t>
+      </w:r>
+      <w:r>
+        <w:rPr>
+          <w:rFonts w:ascii="宋体" w:eastAsia="宋体" w:hAnsi="宋体"/>
+          <w:lang w:eastAsia="zh-CN"/>
+        </w:rPr>
+        <w:t>macOS</w:t>
+      </w:r>
+      <w:r>
+        <w:rPr>
+          <w:rFonts w:ascii="宋体" w:eastAsia="宋体" w:hAnsi="宋体" w:hint="eastAsia"/>
+          <w:lang w:eastAsia="zh-CN"/>
+        </w:rPr>
+        <w:t>（</w:t>
+      </w:r>
+      <w:r>
+        <w:rPr>
+          <w:rFonts w:ascii="宋体" w:eastAsia="宋体" w:hAnsi="宋体"/>
+          <w:lang w:eastAsia="zh-CN"/>
+        </w:rPr>
+        <w:t>.dmg</w:t>
+      </w:r>
+      <w:r>
+        <w:rPr>
+          <w:rFonts w:ascii="宋体" w:eastAsia="宋体" w:hAnsi="宋体" w:hint="eastAsia"/>
+          <w:lang w:eastAsia="zh-CN"/>
+        </w:rPr>
+        <w:t>）、</w:t>
+      </w:r>
+      <w:r>
+        <w:rPr>
+          <w:rFonts w:ascii="宋体" w:eastAsia="宋体" w:hAnsi="宋体"/>
+          <w:lang w:eastAsia="zh-CN"/>
+        </w:rPr>
+        <w:t>Linux</w:t>
+      </w:r>
+      <w:r>
+        <w:rPr>
+          <w:rFonts w:ascii="宋体" w:eastAsia="宋体" w:hAnsi="宋体" w:hint="eastAsia"/>
+          <w:lang w:eastAsia="zh-CN"/>
+        </w:rPr>
+        <w:t>（</w:t>
+      </w:r>
+      <w:r>
+        <w:rPr>
+          <w:rFonts w:ascii="宋体" w:eastAsia="宋体" w:hAnsi="宋体"/>
+          <w:lang w:eastAsia="zh-CN"/>
+        </w:rPr>
+        <w:t>deb/rpm</w:t>
+      </w:r>
+      <w:r>
+        <w:rPr>
+          <w:rFonts w:ascii="宋体" w:eastAsia="宋体" w:hAnsi="宋体" w:hint="eastAsia"/>
+          <w:lang w:eastAsia="zh-CN"/>
+        </w:rPr>
+        <w:t>）安装包，安装流程</w:t>
+      </w:r>
+      <w:r>
+        <w:rPr>
+          <w:rFonts w:ascii="宋体" w:eastAsia="宋体" w:hAnsi="宋体" w:cs="微软雅黑" w:hint="eastAsia"/>
+          <w:lang w:eastAsia="zh-CN"/>
+        </w:rPr>
+        <w:t>简单</w:t>
+      </w:r>
+      <w:r>
+        <w:rPr>
+          <w:rFonts w:ascii="宋体" w:eastAsia="宋体" w:hAnsi="宋体" w:cs="MS Mincho" w:hint="eastAsia"/>
+          <w:lang w:eastAsia="zh-CN"/>
+        </w:rPr>
+        <w:t>直</w:t>
+      </w:r>
+      <w:r>
+        <w:rPr>
+          <w:rFonts w:ascii="宋体" w:eastAsia="宋体" w:hAnsi="宋体" w:cs="微软雅黑" w:hint="eastAsia"/>
+          <w:lang w:eastAsia="zh-CN"/>
+        </w:rPr>
+        <w:t>观</w:t>
+      </w:r>
+      <w:r>
+        <w:rPr>
+          <w:rFonts w:ascii="宋体" w:eastAsia="宋体" w:hAnsi="宋体" w:cs="MS Mincho" w:hint="eastAsia"/>
+          <w:lang w:eastAsia="zh-CN"/>
+        </w:rPr>
+        <w:t>。</w:t>
+      </w:r>
+    </w:p>
+    <w:p>
+      <w:pPr>
+        <w:rPr>
+          <w:rFonts w:ascii="宋体" w:eastAsia="宋体" w:hAnsi="宋体"/>
+          <w:lang w:eastAsia="zh-CN"/>
+        </w:rPr>
+      </w:pPr>
+      <w:r>
+        <w:rPr>
+          <w:rFonts w:ascii="宋体" w:eastAsia="宋体" w:hAnsi="宋体" w:hint="eastAsia"/>
+          <w:lang w:eastAsia="zh-CN"/>
+        </w:rPr>
+        <w:t>初始版本</w:t>
+      </w:r>
+      <w:r>
+        <w:rPr>
+          <w:rFonts w:ascii="宋体" w:eastAsia="宋体" w:hAnsi="宋体" w:cs="微软雅黑" w:hint="eastAsia"/>
+          <w:lang w:eastAsia="zh-CN"/>
+        </w:rPr>
+        <w:t>仅</w:t>
+      </w:r>
+      <w:r>
+        <w:rPr>
+          <w:rFonts w:ascii="宋体" w:eastAsia="宋体" w:hAnsi="宋体" w:cs="MS Mincho" w:hint="eastAsia"/>
+          <w:lang w:eastAsia="zh-CN"/>
+        </w:rPr>
+        <w:t>支持中文界面。</w:t>
+      </w:r>
+    </w:p>
+    <w:p>
+      <w:pPr>
+        <w:rPr>
+          <w:rFonts w:ascii="宋体" w:eastAsia="宋体" w:hAnsi="宋体" w:hint="eastAsia"/>
+          <w:b/>
+          <w:bCs/>
+          <w:lang w:eastAsia="zh-CN"/>
+        </w:rPr>
+      </w:pPr>
+      <w:r>
+        <w:rPr>
+          <w:rFonts w:ascii="宋体" w:eastAsia="宋体" w:hAnsi="宋体" w:hint="eastAsia"/>
+          <w:b/>
+          <w:bCs/>
+          <w:lang w:eastAsia="zh-CN"/>
+        </w:rPr>
+        <w:t>3.</w:t>
+      </w:r>
+      <w:r>
+        <w:rPr>
+          <w:rFonts w:ascii="宋体" w:eastAsia="宋体" w:hAnsi="宋体" w:hint="eastAsia"/>
+          <w:b/>
+          <w:bCs/>
+          <w:lang w:eastAsia="zh-CN"/>
+        </w:rPr>
+        <w:t>7.4 性能需求</w:t>
+      </w:r>
+    </w:p>
+    <w:p>
+      <w:pPr>
+        <w:rPr>
+          <w:rFonts w:ascii="宋体" w:eastAsia="宋体" w:hAnsi="宋体"/>
+          <w:lang w:eastAsia="zh-CN"/>
+        </w:rPr>
+      </w:pPr>
+      <w:r>
+        <w:rPr>
+          <w:rFonts w:ascii="宋体" w:eastAsia="宋体" w:hAnsi="宋体" w:cs="微软雅黑" w:hint="eastAsia"/>
+          <w:lang w:eastAsia="zh-CN"/>
+        </w:rPr>
+        <w:t>单</w:t>
+      </w:r>
+      <w:r>
+        <w:rPr>
+          <w:rFonts w:ascii="宋体" w:eastAsia="宋体" w:hAnsi="宋体" w:cs="MS Mincho" w:hint="eastAsia"/>
+          <w:lang w:eastAsia="zh-CN"/>
+        </w:rPr>
+        <w:t>条文字消息</w:t>
+      </w:r>
+      <w:r>
+        <w:rPr>
+          <w:rFonts w:ascii="宋体" w:eastAsia="宋体" w:hAnsi="宋体" w:cs="微软雅黑" w:hint="eastAsia"/>
+          <w:lang w:eastAsia="zh-CN"/>
+        </w:rPr>
+        <w:t>发</w:t>
+      </w:r>
+      <w:r>
+        <w:rPr>
+          <w:rFonts w:ascii="宋体" w:eastAsia="宋体" w:hAnsi="宋体" w:cs="MS Mincho" w:hint="eastAsia"/>
+          <w:lang w:eastAsia="zh-CN"/>
+        </w:rPr>
+        <w:t>送延</w:t>
+      </w:r>
+      <w:r>
+        <w:rPr>
+          <w:rFonts w:ascii="宋体" w:eastAsia="宋体" w:hAnsi="宋体" w:cs="微软雅黑" w:hint="eastAsia"/>
+          <w:lang w:eastAsia="zh-CN"/>
+        </w:rPr>
+        <w:t>迟</w:t>
+      </w:r>
+      <w:r>
+        <w:rPr>
+          <w:rFonts w:ascii="宋体" w:eastAsia="宋体" w:hAnsi="宋体" w:cs="MS Mincho" w:hint="eastAsia"/>
+          <w:lang w:eastAsia="zh-CN"/>
+        </w:rPr>
+        <w:t>≤</w:t>
+      </w:r>
+      <w:r>
+        <w:rPr>
+          <w:rFonts w:ascii="宋体" w:eastAsia="宋体" w:hAnsi="宋体"/>
+          <w:lang w:eastAsia="zh-CN"/>
+        </w:rPr>
+        <w:t>500ms</w:t>
+      </w:r>
+      <w:r>
+        <w:rPr>
+          <w:rFonts w:ascii="宋体" w:eastAsia="宋体" w:hAnsi="宋体" w:hint="eastAsia"/>
+          <w:lang w:eastAsia="zh-CN"/>
+        </w:rPr>
+        <w:t>，</w:t>
+      </w:r>
+      <w:r>
+        <w:rPr>
+          <w:rFonts w:ascii="宋体" w:eastAsia="宋体" w:hAnsi="宋体" w:cs="微软雅黑" w:hint="eastAsia"/>
+          <w:lang w:eastAsia="zh-CN"/>
+        </w:rPr>
+        <w:t>图</w:t>
+      </w:r>
+      <w:r>
+        <w:rPr>
+          <w:rFonts w:ascii="宋体" w:eastAsia="宋体" w:hAnsi="宋体" w:cs="MS Mincho" w:hint="eastAsia"/>
+          <w:lang w:eastAsia="zh-CN"/>
+        </w:rPr>
+        <w:t>片消息（≤</w:t>
+      </w:r>
+      <w:r>
+        <w:rPr>
+          <w:rFonts w:ascii="宋体" w:eastAsia="宋体" w:hAnsi="宋体"/>
+          <w:lang w:eastAsia="zh-CN"/>
+        </w:rPr>
+        <w:t>5MB</w:t>
+      </w:r>
+      <w:r>
+        <w:rPr>
+          <w:rFonts w:ascii="宋体" w:eastAsia="宋体" w:hAnsi="宋体" w:hint="eastAsia"/>
+          <w:lang w:eastAsia="zh-CN"/>
+        </w:rPr>
+        <w:t>）</w:t>
+      </w:r>
+      <w:r>
+        <w:rPr>
+          <w:rFonts w:ascii="宋体" w:eastAsia="宋体" w:hAnsi="宋体" w:cs="微软雅黑" w:hint="eastAsia"/>
+          <w:lang w:eastAsia="zh-CN"/>
+        </w:rPr>
+        <w:t>发</w:t>
+      </w:r>
+      <w:r>
+        <w:rPr>
+          <w:rFonts w:ascii="宋体" w:eastAsia="宋体" w:hAnsi="宋体" w:cs="MS Mincho" w:hint="eastAsia"/>
+          <w:lang w:eastAsia="zh-CN"/>
+        </w:rPr>
+        <w:t>送延</w:t>
+      </w:r>
+      <w:r>
+        <w:rPr>
+          <w:rFonts w:ascii="宋体" w:eastAsia="宋体" w:hAnsi="宋体" w:cs="微软雅黑" w:hint="eastAsia"/>
+          <w:lang w:eastAsia="zh-CN"/>
+        </w:rPr>
+        <w:t>迟</w:t>
+      </w:r>
+      <w:r>
+        <w:rPr>
+          <w:rFonts w:ascii="宋体" w:eastAsia="宋体" w:hAnsi="宋体" w:cs="MS Mincho" w:hint="eastAsia"/>
+          <w:lang w:eastAsia="zh-CN"/>
+        </w:rPr>
+        <w:t>≤</w:t>
+      </w:r>
+      <w:r>
+        <w:rPr>
+          <w:rFonts w:ascii="宋体" w:eastAsia="宋体" w:hAnsi="宋体"/>
+          <w:lang w:eastAsia="zh-CN"/>
+        </w:rPr>
+        <w:t>2s</w:t>
+      </w:r>
+      <w:r>
+        <w:rPr>
+          <w:rFonts w:ascii="宋体" w:eastAsia="宋体" w:hAnsi="宋体" w:hint="eastAsia"/>
+          <w:lang w:eastAsia="zh-CN"/>
+        </w:rPr>
+        <w:t>。</w:t>
+      </w:r>
+    </w:p>
+    <w:p>
+      <w:pPr>
+        <w:rPr>
+          <w:rFonts w:ascii="宋体" w:eastAsia="宋体" w:hAnsi="宋体"/>
+          <w:lang w:eastAsia="zh-CN"/>
+        </w:rPr>
+      </w:pPr>
+      <w:r>
+        <w:rPr>
+          <w:rFonts w:ascii="宋体" w:eastAsia="宋体" w:hAnsi="宋体" w:cs="微软雅黑" w:hint="eastAsia"/>
+          <w:lang w:eastAsia="zh-CN"/>
+        </w:rPr>
+        <w:t>软</w:t>
+      </w:r>
+      <w:r>
+        <w:rPr>
+          <w:rFonts w:ascii="宋体" w:eastAsia="宋体" w:hAnsi="宋体" w:cs="MS Mincho" w:hint="eastAsia"/>
+          <w:lang w:eastAsia="zh-CN"/>
+        </w:rPr>
+        <w:t>件后台运行</w:t>
+      </w:r>
+      <w:r>
+        <w:rPr>
+          <w:rFonts w:ascii="宋体" w:eastAsia="宋体" w:hAnsi="宋体" w:cs="微软雅黑" w:hint="eastAsia"/>
+          <w:lang w:eastAsia="zh-CN"/>
+        </w:rPr>
+        <w:t>时</w:t>
+      </w:r>
+      <w:r>
+        <w:rPr>
+          <w:rFonts w:ascii="宋体" w:eastAsia="宋体" w:hAnsi="宋体" w:cs="MS Mincho" w:hint="eastAsia"/>
+          <w:lang w:eastAsia="zh-CN"/>
+        </w:rPr>
+        <w:t>，</w:t>
+      </w:r>
+      <w:r>
+        <w:rPr>
+          <w:rFonts w:ascii="宋体" w:eastAsia="宋体" w:hAnsi="宋体"/>
+          <w:lang w:eastAsia="zh-CN"/>
+        </w:rPr>
+        <w:t xml:space="preserve">CPU </w:t>
+      </w:r>
+      <w:r>
+        <w:rPr>
+          <w:rFonts w:ascii="宋体" w:eastAsia="宋体" w:hAnsi="宋体" w:hint="eastAsia"/>
+          <w:lang w:eastAsia="zh-CN"/>
+        </w:rPr>
+        <w:t>占用≤</w:t>
+      </w:r>
+      <w:r>
+        <w:rPr>
+          <w:rFonts w:ascii="宋体" w:eastAsia="宋体" w:hAnsi="宋体"/>
+          <w:lang w:eastAsia="zh-CN"/>
+        </w:rPr>
+        <w:t>10%</w:t>
+      </w:r>
+      <w:r>
+        <w:rPr>
+          <w:rFonts w:ascii="宋体" w:eastAsia="宋体" w:hAnsi="宋体" w:hint="eastAsia"/>
+          <w:lang w:eastAsia="zh-CN"/>
+        </w:rPr>
+        <w:t>（</w:t>
+      </w:r>
+      <w:r>
+        <w:rPr>
+          <w:rFonts w:ascii="宋体" w:eastAsia="宋体" w:hAnsi="宋体" w:cs="微软雅黑" w:hint="eastAsia"/>
+          <w:lang w:eastAsia="zh-CN"/>
+        </w:rPr>
+        <w:t>单</w:t>
+      </w:r>
+      <w:r>
+        <w:rPr>
+          <w:rFonts w:ascii="宋体" w:eastAsia="宋体" w:hAnsi="宋体" w:cs="MS Mincho" w:hint="eastAsia"/>
+          <w:lang w:eastAsia="zh-CN"/>
+        </w:rPr>
+        <w:t>核），内存占用≤</w:t>
+      </w:r>
+      <w:r>
+        <w:rPr>
+          <w:rFonts w:ascii="宋体" w:eastAsia="宋体" w:hAnsi="宋体"/>
+          <w:lang w:eastAsia="zh-CN"/>
+        </w:rPr>
+        <w:t>200MB</w:t>
+      </w:r>
+      <w:r>
+        <w:rPr>
+          <w:rFonts w:ascii="宋体" w:eastAsia="宋体" w:hAnsi="宋体" w:hint="eastAsia"/>
+          <w:lang w:eastAsia="zh-CN"/>
+        </w:rPr>
+        <w:t>。</w:t>
+      </w:r>
+    </w:p>
+    <w:p>
+      <w:pPr>
+        <w:pStyle w:val="21"/>
+        <w:rPr>
+          <w:rFonts w:ascii="微软雅黑" w:eastAsia="微软雅黑" w:hAnsi="微软雅黑" w:hint="eastAsia"/>
+          <w:lang w:eastAsia="zh-CN"/>
+        </w:rPr>
+      </w:pPr>
+      <w:r>
+        <w:rPr>
+          <w:rFonts w:ascii="微软雅黑" w:eastAsia="微软雅黑" w:hAnsi="微软雅黑" w:hint="eastAsia"/>
+          <w:lang w:eastAsia="zh-CN"/>
+        </w:rPr>
+        <w:t>3.</w:t>
+      </w:r>
+      <w:r>
+        <w:rPr>
+          <w:rFonts w:ascii="微软雅黑" w:eastAsia="微软雅黑" w:hAnsi="微软雅黑" w:hint="eastAsia"/>
+          <w:lang w:eastAsia="zh-CN"/>
+        </w:rPr>
+        <w:t>8. 文档需求</w:t>
+      </w:r>
+    </w:p>
+    <w:p>
+      <w:pPr>
+        <w:rPr>
+          <w:rFonts w:ascii="宋体" w:eastAsia="宋体" w:hAnsi="宋体"/>
+          <w:lang w:eastAsia="zh-CN"/>
+        </w:rPr>
+      </w:pPr>
+      <w:r>
+        <w:rPr>
+          <w:rFonts w:ascii="宋体" w:eastAsia="宋体" w:hAnsi="宋体" w:hint="eastAsia"/>
+          <w:b/>
+          <w:bCs/>
+          <w:lang w:eastAsia="zh-CN"/>
+        </w:rPr>
+        <w:t>用</w:t>
+      </w:r>
+      <w:r>
+        <w:rPr>
+          <w:rFonts w:ascii="宋体" w:eastAsia="宋体" w:hAnsi="宋体" w:cs="微软雅黑" w:hint="eastAsia"/>
+          <w:b/>
+          <w:bCs/>
+          <w:lang w:eastAsia="zh-CN"/>
+        </w:rPr>
+        <w:t>户</w:t>
+      </w:r>
+      <w:r>
+        <w:rPr>
+          <w:rFonts w:ascii="宋体" w:eastAsia="宋体" w:hAnsi="宋体" w:cs="MS Mincho" w:hint="eastAsia"/>
+          <w:b/>
+          <w:bCs/>
+          <w:lang w:eastAsia="zh-CN"/>
+        </w:rPr>
+        <w:t>手册</w:t>
+      </w:r>
+      <w:r>
+        <w:rPr>
+          <w:rFonts w:ascii="宋体" w:eastAsia="宋体" w:hAnsi="宋体" w:cs="MS Mincho" w:hint="eastAsia"/>
+          <w:lang w:eastAsia="zh-CN"/>
+        </w:rPr>
+        <w:t>：</w:t>
+      </w:r>
+      <w:r>
+        <w:rPr>
+          <w:rFonts w:ascii="宋体" w:eastAsia="宋体" w:hAnsi="宋体" w:cs="微软雅黑" w:hint="eastAsia"/>
+          <w:lang w:eastAsia="zh-CN"/>
+        </w:rPr>
+        <w:t>说</w:t>
+      </w:r>
+      <w:r>
+        <w:rPr>
+          <w:rFonts w:ascii="宋体" w:eastAsia="宋体" w:hAnsi="宋体" w:cs="MS Mincho" w:hint="eastAsia"/>
+          <w:lang w:eastAsia="zh-CN"/>
+        </w:rPr>
+        <w:t>明安装、消息</w:t>
+      </w:r>
+      <w:r>
+        <w:rPr>
+          <w:rFonts w:ascii="宋体" w:eastAsia="宋体" w:hAnsi="宋体" w:cs="微软雅黑" w:hint="eastAsia"/>
+          <w:lang w:eastAsia="zh-CN"/>
+        </w:rPr>
+        <w:t>发</w:t>
+      </w:r>
+      <w:r>
+        <w:rPr>
+          <w:rFonts w:ascii="宋体" w:eastAsia="宋体" w:hAnsi="宋体" w:cs="MS Mincho" w:hint="eastAsia"/>
+          <w:lang w:eastAsia="zh-CN"/>
+        </w:rPr>
+        <w:t>送、好友添加等基</w:t>
+      </w:r>
+      <w:r>
+        <w:rPr>
+          <w:rFonts w:ascii="宋体" w:eastAsia="宋体" w:hAnsi="宋体" w:cs="微软雅黑" w:hint="eastAsia"/>
+          <w:lang w:eastAsia="zh-CN"/>
+        </w:rPr>
+        <w:t>础</w:t>
+      </w:r>
+      <w:r>
+        <w:rPr>
+          <w:rFonts w:ascii="宋体" w:eastAsia="宋体" w:hAnsi="宋体" w:cs="MS Mincho" w:hint="eastAsia"/>
+          <w:lang w:eastAsia="zh-CN"/>
+        </w:rPr>
+        <w:t>操作，以在</w:t>
+      </w:r>
+      <w:r>
+        <w:rPr>
+          <w:rFonts w:ascii="宋体" w:eastAsia="宋体" w:hAnsi="宋体" w:cs="微软雅黑" w:hint="eastAsia"/>
+          <w:lang w:eastAsia="zh-CN"/>
+        </w:rPr>
+        <w:t>线</w:t>
+      </w:r>
+      <w:r>
+        <w:rPr>
+          <w:rFonts w:ascii="宋体" w:eastAsia="宋体" w:hAnsi="宋体" w:cs="MS Mincho" w:hint="eastAsia"/>
+          <w:lang w:eastAsia="zh-CN"/>
+        </w:rPr>
+        <w:t>文档形式提供。</w:t>
+      </w:r>
+    </w:p>
+    <w:p>
+      <w:pPr>
+        <w:rPr>
+          <w:lang w:eastAsia="zh-CN"/>
+        </w:rPr>
+      </w:pPr>
+      <w:r>
+        <w:rPr>
+          <w:rFonts w:ascii="宋体" w:eastAsia="宋体" w:hAnsi="宋体"/>
+          <w:b/>
+          <w:bCs/>
+          <w:lang w:eastAsia="zh-CN"/>
+        </w:rPr>
+        <w:t xml:space="preserve">README </w:t>
+      </w:r>
+      <w:r>
+        <w:rPr>
+          <w:rFonts w:ascii="宋体" w:eastAsia="宋体" w:hAnsi="宋体" w:hint="eastAsia"/>
+          <w:b/>
+          <w:bCs/>
+          <w:lang w:eastAsia="zh-CN"/>
+        </w:rPr>
+        <w:t>文件</w:t>
+      </w:r>
+      <w:r>
+        <w:rPr>
+          <w:rFonts w:ascii="宋体" w:eastAsia="宋体" w:hAnsi="宋体" w:hint="eastAsia"/>
+          <w:lang w:eastAsia="zh-CN"/>
+        </w:rPr>
+        <w:t>：在开源</w:t>
+      </w:r>
+      <w:r>
+        <w:rPr>
+          <w:rFonts w:ascii="宋体" w:eastAsia="宋体" w:hAnsi="宋体" w:cs="微软雅黑" w:hint="eastAsia"/>
+          <w:lang w:eastAsia="zh-CN"/>
+        </w:rPr>
+        <w:t>仓库</w:t>
+      </w:r>
+      <w:r>
+        <w:rPr>
+          <w:rFonts w:ascii="宋体" w:eastAsia="宋体" w:hAnsi="宋体" w:cs="MS Mincho" w:hint="eastAsia"/>
+          <w:lang w:eastAsia="zh-CN"/>
+        </w:rPr>
+        <w:t>中提供技</w:t>
+      </w:r>
+      <w:r>
+        <w:rPr>
+          <w:rFonts w:ascii="宋体" w:eastAsia="宋体" w:hAnsi="宋体" w:cs="微软雅黑" w:hint="eastAsia"/>
+          <w:lang w:eastAsia="zh-CN"/>
+        </w:rPr>
+        <w:t>术</w:t>
+      </w:r>
+      <w:r>
+        <w:rPr>
+          <w:rFonts w:ascii="宋体" w:eastAsia="宋体" w:hAnsi="宋体" w:cs="MS Mincho" w:hint="eastAsia"/>
+          <w:lang w:eastAsia="zh-CN"/>
+        </w:rPr>
+        <w:t>架构、</w:t>
+      </w:r>
+      <w:r>
+        <w:rPr>
+          <w:rFonts w:ascii="宋体" w:eastAsia="宋体" w:hAnsi="宋体" w:cs="微软雅黑" w:hint="eastAsia"/>
+          <w:lang w:eastAsia="zh-CN"/>
+        </w:rPr>
+        <w:t>编译</w:t>
+      </w:r>
+      <w:r>
+        <w:rPr>
+          <w:rFonts w:ascii="宋体" w:eastAsia="宋体" w:hAnsi="宋体" w:cs="MS Mincho" w:hint="eastAsia"/>
+          <w:lang w:eastAsia="zh-CN"/>
+        </w:rPr>
+        <w:t>运行指南，供技</w:t>
+      </w:r>
+      <w:r>
+        <w:rPr>
+          <w:rFonts w:ascii="宋体" w:eastAsia="宋体" w:hAnsi="宋体" w:cs="微软雅黑" w:hint="eastAsia"/>
+          <w:lang w:eastAsia="zh-CN"/>
+        </w:rPr>
+        <w:t>术爱</w:t>
+      </w:r>
+      <w:r>
+        <w:rPr>
+          <w:rFonts w:ascii="宋体" w:eastAsia="宋体" w:hAnsi="宋体" w:cs="MS Mincho" w:hint="eastAsia"/>
+          <w:lang w:eastAsia="zh-CN"/>
+        </w:rPr>
+        <w:t>好者参考</w:t>
+      </w:r>
+      <w:r>
+        <w:rPr>
+          <w:rFonts w:ascii="MS Mincho" w:eastAsia="MS Mincho" w:hAnsi="MS Mincho" w:cs="MS Mincho" w:hint="eastAsia"/>
+          <w:lang w:eastAsia="zh-CN"/>
+        </w:rPr>
+        <w:t>。</w:t>
+      </w:r>
+    </w:p>
+    <w:p>
+      <w:pPr>
+        <w:pStyle w:val="21"/>
+        <w:rPr>
+          <w:rFonts w:ascii="微软雅黑" w:eastAsia="微软雅黑" w:hAnsi="微软雅黑"/>
+          <w:lang w:eastAsia="zh-CN"/>
+        </w:rPr>
+      </w:pPr>
+      <w:r>
+        <w:rPr>
+          <w:rFonts w:ascii="微软雅黑" w:eastAsia="微软雅黑" w:hAnsi="微软雅黑" w:hint="eastAsia"/>
+          <w:lang w:eastAsia="zh-CN"/>
+        </w:rPr>
+        <w:t>3.</w:t>
+      </w:r>
+      <w:r>
+        <w:rPr>
+          <w:rFonts w:ascii="微软雅黑" w:eastAsia="微软雅黑" w:hAnsi="微软雅黑"/>
+          <w:lang w:eastAsia="zh-CN"/>
+        </w:rPr>
+        <w:t xml:space="preserve">9. </w:t>
+      </w:r>
+      <w:r>
+        <w:rPr>
+          <w:rFonts w:ascii="微软雅黑" w:eastAsia="微软雅黑" w:hAnsi="微软雅黑" w:hint="eastAsia"/>
+          <w:lang w:eastAsia="zh-CN"/>
+        </w:rPr>
+        <w:t>词汇</w:t>
+      </w:r>
+      <w:r>
+        <w:rPr>
+          <w:rFonts w:ascii="微软雅黑" w:eastAsia="微软雅黑" w:hAnsi="微软雅黑" w:hint="eastAsia"/>
+          <w:lang w:eastAsia="zh-CN"/>
+        </w:rPr>
+        <w:t>表</w:t>
+      </w:r>
+    </w:p>
+    <w:p>
+      <w:pPr>
+        <w:rPr>
+          <w:rFonts w:ascii="宋体" w:eastAsia="宋体" w:hAnsi="宋体"/>
+          <w:lang w:eastAsia="zh-CN"/>
+        </w:rPr>
+      </w:pPr>
+      <w:r>
+        <w:rPr>
+          <w:rFonts w:ascii="宋体" w:eastAsia="宋体" w:hAnsi="宋体" w:hint="eastAsia"/>
+          <w:lang w:eastAsia="zh-CN"/>
+        </w:rPr>
+        <w:t>分布式微服</w:t>
+      </w:r>
+      <w:r>
+        <w:rPr>
+          <w:rFonts w:ascii="宋体" w:eastAsia="宋体" w:hAnsi="宋体" w:cs="微软雅黑" w:hint="eastAsia"/>
+          <w:lang w:eastAsia="zh-CN"/>
+        </w:rPr>
+        <w:t>务</w:t>
+      </w:r>
+      <w:r>
+        <w:rPr>
+          <w:rFonts w:ascii="宋体" w:eastAsia="宋体" w:hAnsi="宋体" w:cs="MS Mincho" w:hint="eastAsia"/>
+          <w:lang w:eastAsia="zh-CN"/>
+        </w:rPr>
+        <w:t>：将后端功能拆分</w:t>
+      </w:r>
+      <w:r>
+        <w:rPr>
+          <w:rFonts w:ascii="宋体" w:eastAsia="宋体" w:hAnsi="宋体" w:cs="微软雅黑" w:hint="eastAsia"/>
+          <w:lang w:eastAsia="zh-CN"/>
+        </w:rPr>
+        <w:t>为</w:t>
+      </w:r>
+      <w:proofErr w:type="spellStart"/>
+      <w:r>
+        <w:rPr>
+          <w:rFonts w:ascii="宋体" w:eastAsia="宋体" w:hAnsi="宋体"/>
+          <w:lang w:eastAsia="zh-CN"/>
+        </w:rPr>
+        <w:t>GateServer</w:t>
+      </w:r>
+      <w:proofErr w:type="spellEnd"/>
+      <w:r>
+        <w:rPr>
+          <w:rFonts w:ascii="宋体" w:eastAsia="宋体" w:hAnsi="宋体"/>
+          <w:lang w:eastAsia="zh-CN"/>
+        </w:rPr>
+        <w:t xml:space="preserve"> </w:t>
+      </w:r>
+      <w:proofErr w:type="spellStart"/>
+      <w:r>
+        <w:rPr>
+          <w:rFonts w:ascii="宋体" w:eastAsia="宋体" w:hAnsi="宋体"/>
+          <w:lang w:eastAsia="zh-CN"/>
+        </w:rPr>
+        <w:t>ChatServer</w:t>
+      </w:r>
+      <w:proofErr w:type="spellEnd"/>
+      <w:r>
+        <w:rPr>
+          <w:rFonts w:ascii="宋体" w:eastAsia="宋体" w:hAnsi="宋体" w:hint="eastAsia"/>
+          <w:lang w:eastAsia="zh-CN"/>
+        </w:rPr>
+        <w:t>等独立服</w:t>
+      </w:r>
+      <w:r>
+        <w:rPr>
+          <w:rFonts w:ascii="宋体" w:eastAsia="宋体" w:hAnsi="宋体" w:cs="微软雅黑" w:hint="eastAsia"/>
+          <w:lang w:eastAsia="zh-CN"/>
+        </w:rPr>
+        <w:t>务</w:t>
+      </w:r>
+      <w:r>
+        <w:rPr>
+          <w:rFonts w:ascii="宋体" w:eastAsia="宋体" w:hAnsi="宋体" w:cs="MS Mincho" w:hint="eastAsia"/>
+          <w:lang w:eastAsia="zh-CN"/>
+        </w:rPr>
+        <w:t>，各服</w:t>
+      </w:r>
+      <w:r>
+        <w:rPr>
+          <w:rFonts w:ascii="宋体" w:eastAsia="宋体" w:hAnsi="宋体" w:cs="微软雅黑" w:hint="eastAsia"/>
+          <w:lang w:eastAsia="zh-CN"/>
+        </w:rPr>
+        <w:t>务协</w:t>
+      </w:r>
+      <w:r>
+        <w:rPr>
+          <w:rFonts w:ascii="宋体" w:eastAsia="宋体" w:hAnsi="宋体" w:cs="MS Mincho" w:hint="eastAsia"/>
+          <w:lang w:eastAsia="zh-CN"/>
+        </w:rPr>
+        <w:t>作支撑系</w:t>
+      </w:r>
+      <w:r>
+        <w:rPr>
+          <w:rFonts w:ascii="宋体" w:eastAsia="宋体" w:hAnsi="宋体" w:cs="微软雅黑" w:hint="eastAsia"/>
+          <w:lang w:eastAsia="zh-CN"/>
+        </w:rPr>
+        <w:t>统</w:t>
+      </w:r>
+      <w:r>
+        <w:rPr>
+          <w:rFonts w:ascii="宋体" w:eastAsia="宋体" w:hAnsi="宋体" w:cs="MS Mincho" w:hint="eastAsia"/>
+          <w:lang w:eastAsia="zh-CN"/>
+        </w:rPr>
+        <w:t>功能。</w:t>
+      </w:r>
+    </w:p>
+    <w:p>
+      <w:pPr>
+        <w:rPr>
+          <w:rFonts w:ascii="宋体" w:eastAsia="宋体" w:hAnsi="宋体"/>
+          <w:lang w:eastAsia="zh-CN"/>
+        </w:rPr>
+      </w:pPr>
+      <w:r>
+        <w:rPr>
+          <w:rFonts w:ascii="宋体" w:eastAsia="宋体" w:hAnsi="宋体" w:cs="微软雅黑" w:hint="eastAsia"/>
+          <w:lang w:eastAsia="zh-CN"/>
+        </w:rPr>
+        <w:t>长连</w:t>
+      </w:r>
+      <w:r>
+        <w:rPr>
+          <w:rFonts w:ascii="宋体" w:eastAsia="宋体" w:hAnsi="宋体" w:cs="MS Mincho" w:hint="eastAsia"/>
+          <w:lang w:eastAsia="zh-CN"/>
+        </w:rPr>
+        <w:t>接：客</w:t>
+      </w:r>
+      <w:r>
+        <w:rPr>
+          <w:rFonts w:ascii="宋体" w:eastAsia="宋体" w:hAnsi="宋体" w:cs="微软雅黑" w:hint="eastAsia"/>
+          <w:lang w:eastAsia="zh-CN"/>
+        </w:rPr>
+        <w:t>户</w:t>
+      </w:r>
+      <w:r>
+        <w:rPr>
+          <w:rFonts w:ascii="宋体" w:eastAsia="宋体" w:hAnsi="宋体" w:cs="MS Mincho" w:hint="eastAsia"/>
+          <w:lang w:eastAsia="zh-CN"/>
+        </w:rPr>
+        <w:t>端与服</w:t>
+      </w:r>
+      <w:r>
+        <w:rPr>
+          <w:rFonts w:ascii="宋体" w:eastAsia="宋体" w:hAnsi="宋体" w:cs="微软雅黑" w:hint="eastAsia"/>
+          <w:lang w:eastAsia="zh-CN"/>
+        </w:rPr>
+        <w:t>务</w:t>
+      </w:r>
+      <w:r>
+        <w:rPr>
+          <w:rFonts w:ascii="宋体" w:eastAsia="宋体" w:hAnsi="宋体" w:cs="MS Mincho" w:hint="eastAsia"/>
+          <w:lang w:eastAsia="zh-CN"/>
+        </w:rPr>
+        <w:t>端保持持</w:t>
+      </w:r>
+      <w:r>
+        <w:rPr>
+          <w:rFonts w:ascii="宋体" w:eastAsia="宋体" w:hAnsi="宋体" w:cs="微软雅黑" w:hint="eastAsia"/>
+          <w:lang w:eastAsia="zh-CN"/>
+        </w:rPr>
+        <w:t>续</w:t>
+      </w:r>
+      <w:r>
+        <w:rPr>
+          <w:rFonts w:ascii="宋体" w:eastAsia="宋体" w:hAnsi="宋体" w:cs="MS Mincho" w:hint="eastAsia"/>
+          <w:lang w:eastAsia="zh-CN"/>
+        </w:rPr>
+        <w:t>网</w:t>
+      </w:r>
+      <w:r>
+        <w:rPr>
+          <w:rFonts w:ascii="宋体" w:eastAsia="宋体" w:hAnsi="宋体" w:cs="微软雅黑" w:hint="eastAsia"/>
+          <w:lang w:eastAsia="zh-CN"/>
+        </w:rPr>
+        <w:t>络连</w:t>
+      </w:r>
+      <w:r>
+        <w:rPr>
+          <w:rFonts w:ascii="宋体" w:eastAsia="宋体" w:hAnsi="宋体" w:cs="MS Mincho" w:hint="eastAsia"/>
+          <w:lang w:eastAsia="zh-CN"/>
+        </w:rPr>
+        <w:t>接，用于</w:t>
+      </w:r>
+      <w:r>
+        <w:rPr>
+          <w:rFonts w:ascii="宋体" w:eastAsia="宋体" w:hAnsi="宋体" w:cs="微软雅黑" w:hint="eastAsia"/>
+          <w:lang w:eastAsia="zh-CN"/>
+        </w:rPr>
+        <w:t>实时</w:t>
+      </w:r>
+      <w:r>
+        <w:rPr>
+          <w:rFonts w:ascii="宋体" w:eastAsia="宋体" w:hAnsi="宋体" w:cs="MS Mincho" w:hint="eastAsia"/>
+          <w:lang w:eastAsia="zh-CN"/>
+        </w:rPr>
+        <w:t>消息推送。</w:t>
+      </w:r>
+    </w:p>
+    <w:p>
+      <w:pPr>
+        <w:rPr>
+          <w:rFonts w:ascii="宋体" w:eastAsia="宋体" w:hAnsi="宋体" w:hint="eastAsia"/>
+        </w:rPr>
+      </w:pPr>
+      <w:proofErr w:type="spellStart"/>
+      <w:r>
+        <w:rPr>
+          <w:rFonts w:ascii="宋体" w:eastAsia="宋体" w:hAnsi="宋体"/>
+          <w:lang w:eastAsia="zh-CN"/>
+        </w:rPr>
+        <w:t>Protobuf</w:t>
+      </w:r>
+      <w:proofErr w:type="spellEnd"/>
+      <w:r>
+        <w:rPr>
+          <w:rFonts w:ascii="宋体" w:eastAsia="宋体" w:hAnsi="宋体" w:hint="eastAsia"/>
+          <w:lang w:eastAsia="zh-CN"/>
+        </w:rPr>
+        <w:t>：自定</w:t>
+      </w:r>
+      <w:r>
+        <w:rPr>
+          <w:rFonts w:ascii="宋体" w:eastAsia="宋体" w:hAnsi="宋体" w:cs="微软雅黑" w:hint="eastAsia"/>
+          <w:lang w:eastAsia="zh-CN"/>
+        </w:rPr>
+        <w:t>义</w:t>
+      </w:r>
+      <w:r>
+        <w:rPr>
+          <w:rFonts w:ascii="宋体" w:eastAsia="宋体" w:hAnsi="宋体" w:cs="MS Mincho" w:hint="eastAsia"/>
+          <w:lang w:eastAsia="zh-CN"/>
+        </w:rPr>
+        <w:t>二</w:t>
+      </w:r>
+      <w:r>
+        <w:rPr>
+          <w:rFonts w:ascii="宋体" w:eastAsia="宋体" w:hAnsi="宋体" w:cs="微软雅黑" w:hint="eastAsia"/>
+          <w:lang w:eastAsia="zh-CN"/>
+        </w:rPr>
+        <w:t>进</w:t>
+      </w:r>
+      <w:r>
+        <w:rPr>
+          <w:rFonts w:ascii="宋体" w:eastAsia="宋体" w:hAnsi="宋体" w:cs="MS Mincho" w:hint="eastAsia"/>
+          <w:lang w:eastAsia="zh-CN"/>
+        </w:rPr>
+        <w:t>制消息</w:t>
+      </w:r>
+      <w:r>
+        <w:rPr>
+          <w:rFonts w:ascii="宋体" w:eastAsia="宋体" w:hAnsi="宋体" w:cs="微软雅黑" w:hint="eastAsia"/>
+          <w:lang w:eastAsia="zh-CN"/>
+        </w:rPr>
+        <w:t>协议</w:t>
+      </w:r>
+      <w:r>
+        <w:rPr>
+          <w:rFonts w:ascii="宋体" w:eastAsia="宋体" w:hAnsi="宋体" w:cs="MS Mincho" w:hint="eastAsia"/>
+          <w:lang w:eastAsia="zh-CN"/>
+        </w:rPr>
+        <w:t>，支持高并</w:t>
+      </w:r>
+      <w:r>
+        <w:rPr>
+          <w:rFonts w:ascii="宋体" w:eastAsia="宋体" w:hAnsi="宋体" w:cs="微软雅黑" w:hint="eastAsia"/>
+          <w:lang w:eastAsia="zh-CN"/>
+        </w:rPr>
+        <w:t>发长连</w:t>
+      </w:r>
+      <w:r>
+        <w:rPr>
+          <w:rFonts w:ascii="宋体" w:eastAsia="宋体" w:hAnsi="宋体" w:cs="MS Mincho" w:hint="eastAsia"/>
+          <w:lang w:eastAsia="zh-CN"/>
+        </w:rPr>
+        <w:t>接通信。</w:t>
+      </w:r>
+    </w:p>
+    <w:p>
+      <w:pPr>
+        <w:pStyle w:val="1"/>
+        <w:rPr>
+          <w:rFonts w:ascii="微软雅黑" w:eastAsia="微软雅黑" w:hAnsi="微软雅黑" w:hint="eastAsia"/>
+          <w:lang w:eastAsia="zh-CN"/>
+        </w:rPr>
+      </w:pPr>
+      <w:r>
+        <w:rPr>
+          <w:rFonts w:ascii="微软雅黑" w:eastAsia="微软雅黑" w:hAnsi="微软雅黑"/>
+          <w:lang w:eastAsia="zh-CN"/>
+        </w:rPr>
+        <w:t>第</w:t>
+      </w:r>
+      <w:r>
+        <w:rPr>
+          <w:rFonts w:ascii="微软雅黑" w:eastAsia="微软雅黑" w:hAnsi="微软雅黑" w:hint="eastAsia"/>
+          <w:lang w:eastAsia="zh-CN"/>
+        </w:rPr>
+        <w:t>4</w:t>
+      </w:r>
+      <w:r>
+        <w:rPr>
+          <w:rFonts w:ascii="微软雅黑" w:eastAsia="微软雅黑" w:hAnsi="微软雅黑"/>
+          <w:lang w:eastAsia="zh-CN"/>
+        </w:rPr>
+        <w:t>章 涉众分析（Stakeholder Analysis）</w:t>
+      </w:r>
+    </w:p>
+    <w:p>
+      <w:pPr>
+        <w:pStyle w:val="1"/>
+        <w:rPr>
+          <w:rFonts w:ascii="微软雅黑" w:eastAsia="微软雅黑" w:hAnsi="微软雅黑" w:hint="eastAsia"/>
+        </w:rPr>
+      </w:pPr>
+      <w:r>
+        <w:rPr>
+          <w:rFonts w:ascii="微软雅黑" w:eastAsia="微软雅黑" w:hAnsi="微软雅黑"/>
+        </w:rPr>
+        <w:t>第</w:t>
+      </w:r>
+      <w:r>
+        <w:rPr>
+          <w:rFonts w:ascii="微软雅黑" w:eastAsia="微软雅黑" w:hAnsi="微软雅黑" w:hint="eastAsia"/>
+          <w:lang w:eastAsia="zh-CN"/>
+        </w:rPr>
+        <w:t>5</w:t>
+      </w:r>
+      <w:r>
+        <w:rPr>
+          <w:rFonts w:ascii="微软雅黑" w:eastAsia="微软雅黑" w:hAnsi="微软雅黑"/>
+        </w:rPr>
+        <w:t xml:space="preserve">章 </w:t>
+      </w:r>
+      <w:proofErr w:type="spellStart"/>
+      <w:r>
+        <w:rPr>
+          <w:rFonts w:ascii="微软雅黑" w:eastAsia="微软雅黑" w:hAnsi="微软雅黑"/>
+        </w:rPr>
+        <w:t>用况建模（Use</w:t>
+      </w:r>
+      <w:proofErr w:type="spellEnd"/>
+      <w:r>
+        <w:rPr>
+          <w:rFonts w:ascii="微软雅黑" w:eastAsia="微软雅黑" w:hAnsi="微软雅黑"/>
+        </w:rPr>
+        <w:t xml:space="preserve"> Case Modeling）</w:t>
+      </w:r>
+    </w:p>
+    <w:p>
+      <w:pPr>
+        <w:pStyle w:val="1"/>
+        <w:rPr>
+          <w:rFonts w:ascii="微软雅黑" w:eastAsia="微软雅黑" w:hAnsi="微软雅黑" w:hint="eastAsia"/>
+        </w:rPr>
+      </w:pPr>
+      <w:r>
+        <w:rPr>
+          <w:rFonts w:ascii="微软雅黑" w:eastAsia="微软雅黑" w:hAnsi="微软雅黑"/>
+        </w:rPr>
+        <w:t>第</w:t>
+      </w:r>
+      <w:r>
+        <w:rPr>
+          <w:rFonts w:ascii="微软雅黑" w:eastAsia="微软雅黑" w:hAnsi="微软雅黑" w:hint="eastAsia"/>
+          <w:lang w:eastAsia="zh-CN"/>
+        </w:rPr>
+        <w:t>6</w:t>
+      </w:r>
+      <w:r>
+        <w:rPr>
+          <w:rFonts w:ascii="微软雅黑" w:eastAsia="微软雅黑" w:hAnsi="微软雅黑"/>
+        </w:rPr>
+        <w:t xml:space="preserve">章 </w:t>
+      </w:r>
+      <w:proofErr w:type="spellStart"/>
+      <w:r>
+        <w:rPr>
+          <w:rFonts w:ascii="微软雅黑" w:eastAsia="微软雅黑" w:hAnsi="微软雅黑"/>
+        </w:rPr>
+        <w:t>需求分析（Requirement</w:t>
+      </w:r>
+      <w:proofErr w:type="spellEnd"/>
+      <w:r>
+        <w:rPr>
+          <w:rFonts w:ascii="微软雅黑" w:eastAsia="微软雅黑" w:hAnsi="微软雅黑"/>
+        </w:rPr>
+        <w:t xml:space="preserve"> Analysis）</w:t>
+      </w:r>
+    </w:p>
+    <w:p>
+      <w:pPr>
+        <w:pStyle w:val="1"/>
+        <w:rPr>
+          <w:rFonts w:ascii="微软雅黑" w:eastAsia="微软雅黑" w:hAnsi="微软雅黑" w:hint="eastAsia"/>
+          <w:lang w:eastAsia="zh-CN"/>
+        </w:rPr>
+      </w:pPr>
+      <w:r>
+        <w:rPr>
+          <w:rFonts w:ascii="微软雅黑" w:eastAsia="微软雅黑" w:hAnsi="微软雅黑"/>
+          <w:lang w:eastAsia="zh-CN"/>
+        </w:rPr>
+        <w:t>第</w:t>
+      </w:r>
+      <w:r>
+        <w:rPr>
+          <w:rFonts w:ascii="微软雅黑" w:eastAsia="微软雅黑" w:hAnsi="微软雅黑" w:hint="eastAsia"/>
+          <w:lang w:eastAsia="zh-CN"/>
+        </w:rPr>
+        <w:t>7</w:t>
+      </w:r>
+      <w:r>
+        <w:rPr>
+          <w:rFonts w:ascii="微软雅黑" w:eastAsia="微软雅黑" w:hAnsi="微软雅黑"/>
+          <w:lang w:eastAsia="zh-CN"/>
+        </w:rPr>
+        <w:t>章 用例与UML模型（UML Modeling）</w:t>
+      </w:r>
+    </w:p>
+    <w:p>
+      <w:pPr>
+        <w:rPr>
+          <w:rFonts w:ascii="微软雅黑" w:eastAsia="微软雅黑" w:hAnsi="微软雅黑" w:hint="eastAsia"/>
+          <w:lang w:eastAsia="zh-CN"/>
+        </w:rPr>
+      </w:pPr>
+      <w:r>
+        <w:rPr>
+          <w:rFonts w:ascii="微软雅黑" w:eastAsia="微软雅黑" w:hAnsi="微软雅黑"/>
+          <w:lang w:eastAsia="zh-CN"/>
+        </w:rPr>
+        <w:t>系统模型包括：用例图、类图、顺序图、状态图、活动图。每种模型用于不同视角的系统表达。</w:t>
+      </w:r>
+    </w:p>
+    <w:p>
+      <w:pPr>
+        <w:rPr>
+          <w:rFonts w:ascii="微软雅黑" w:eastAsia="微软雅黑" w:hAnsi="微软雅黑" w:hint="eastAsia"/>
+          <w:lang w:eastAsia="zh-CN"/>
+        </w:rPr>
+      </w:pPr>
+      <w:r>
+        <w:rPr>
+          <w:rFonts w:ascii="微软雅黑" w:eastAsia="微软雅黑" w:hAnsi="微软雅黑"/>
+          <w:lang w:eastAsia="zh-CN"/>
+        </w:rPr>
+        <w:t>图8-1 用例图</w:t>
+      </w:r>
+    </w:p>
+    <w:p>
+      <w:pPr>
+        <w:rPr>
+          <w:rFonts w:ascii="微软雅黑" w:eastAsia="微软雅黑" w:hAnsi="微软雅黑" w:hint="eastAsia"/>
+          <w:lang w:eastAsia="zh-CN"/>
+        </w:rPr>
+      </w:pPr>
+      <w:r>
+        <w:rPr>
+          <w:rFonts w:ascii="微软雅黑" w:eastAsia="微软雅黑" w:hAnsi="微软雅黑"/>
+          <w:lang w:eastAsia="zh-CN"/>
+        </w:rPr>
+        <w:t>图8-2 类图</w:t>
+      </w:r>
+    </w:p>
+    <w:p>
+      <w:pPr>
+        <w:rPr>
+          <w:rFonts w:ascii="微软雅黑" w:eastAsia="微软雅黑" w:hAnsi="微软雅黑" w:hint="eastAsia"/>
+          <w:lang w:eastAsia="zh-CN"/>
+        </w:rPr>
+      </w:pPr>
+      <w:r>
+        <w:rPr>
+          <w:rFonts w:ascii="微软雅黑" w:eastAsia="微软雅黑" w:hAnsi="微软雅黑"/>
+          <w:lang w:eastAsia="zh-CN"/>
+        </w:rPr>
+        <w:t>图8-3 顺序图</w:t>
+      </w:r>
+    </w:p>
+    <w:p>
+      <w:pPr>
+        <w:rPr>
+          <w:rFonts w:ascii="微软雅黑" w:eastAsia="微软雅黑" w:hAnsi="微软雅黑" w:hint="eastAsia"/>
+          <w:lang w:eastAsia="zh-CN"/>
+        </w:rPr>
+      </w:pPr>
+      <w:r>
+        <w:rPr>
+          <w:rFonts w:ascii="微软雅黑" w:eastAsia="微软雅黑" w:hAnsi="微软雅黑"/>
+          <w:lang w:eastAsia="zh-CN"/>
+        </w:rPr>
+        <w:t>图8-4 状态图</w:t>
+      </w:r>
+    </w:p>
+    <w:p>
+      <w:pPr>
+        <w:rPr>
+          <w:rFonts w:ascii="微软雅黑" w:eastAsia="微软雅黑" w:hAnsi="微软雅黑" w:hint="eastAsia"/>
+          <w:lang w:eastAsia="zh-CN"/>
+        </w:rPr>
+      </w:pPr>
+      <w:r>
+        <w:rPr>
+          <w:rFonts w:ascii="微软雅黑" w:eastAsia="微软雅黑" w:hAnsi="微软雅黑"/>
+          <w:lang w:eastAsia="zh-CN"/>
+        </w:rPr>
+        <w:t>图8-5 活动图</w:t>
+      </w:r>
+    </w:p>
+    <w:p>
+      <w:pPr>
+        <w:pStyle w:val="1"/>
+        <w:rPr>
+          <w:rFonts w:ascii="微软雅黑" w:eastAsia="微软雅黑" w:hAnsi="微软雅黑" w:hint="eastAsia"/>
+          <w:lang w:eastAsia="zh-CN"/>
+        </w:rPr>
+      </w:pPr>
+      <w:r>
+        <w:rPr>
+          <w:rFonts w:ascii="微软雅黑" w:eastAsia="微软雅黑" w:hAnsi="微软雅黑"/>
+          <w:lang w:eastAsia="zh-CN"/>
+        </w:rPr>
+        <w:t>第</w:t>
+      </w:r>
+      <w:r>
+        <w:rPr>
+          <w:rFonts w:ascii="微软雅黑" w:eastAsia="微软雅黑" w:hAnsi="微软雅黑" w:hint="eastAsia"/>
+          <w:lang w:eastAsia="zh-CN"/>
+        </w:rPr>
+        <w:t>8</w:t>
+      </w:r>
+      <w:r>
+        <w:rPr>
+          <w:rFonts w:ascii="微软雅黑" w:eastAsia="微软雅黑" w:hAnsi="微软雅黑"/>
+          <w:lang w:eastAsia="zh-CN"/>
+        </w:rPr>
+        <w:t>章 结论与展望</w:t>
+      </w:r>
+    </w:p>
+    <w:p>
+      <w:pPr>
+        <w:rPr>
+          <w:rFonts w:ascii="微软雅黑" w:eastAsia="微软雅黑" w:hAnsi="微软雅黑" w:hint="eastAsia"/>
           <w:lang w:eastAsia="zh-CN"/>
         </w:rPr>
       </w:pPr>
@@ -12337,6 +16260,27 @@
       </w:tcPr>
     </w:tblStylePr>
   </w:style>
+  <w:style w:type="paragraph" w:styleId="aff9">
+    <w:name w:val="Date"/>
+    <w:basedOn w:val="a1"/>
+    <w:next w:val="a1"/>
+    <w:link w:val="affa"/>
+    <w:uiPriority w:val="99"/>
+    <w:semiHidden/>
+    <w:unhideWhenUsed/>
+    <w:rsid w:val="0077015A"/>
+    <w:pPr>
+      <w:ind w:leftChars="2500" w:left="100"/>
+    </w:pPr>
+  </w:style>
+  <w:style w:type="character" w:customStyle="1" w:styleId="affa">
+    <w:name w:val="日期 字符"/>
+    <w:basedOn w:val="a2"/>
+    <w:link w:val="aff9"/>
+    <w:uiPriority w:val="99"/>
+    <w:semiHidden/>
+    <w:rsid w:val="0077015A"/>
+  </w:style>
 </w:styles>
 </file>
 
